--- a/output/exam_comm2_final.docx
+++ b/output/exam_comm2_final.docx
@@ -1230,7 +1230,7 @@
           <w:u w:val="none"/>
           <w:highlight w:val="yellow"/>
         </w:rPr>
-        <w:t>１ウ　２エ　３イ　４ア</w:t>
+        <w:t>１ア　２ウ　３イ　４エ</w:t>
       </w:r>
     </w:p>
     <w:p>
@@ -1270,211 +1270,27 @@
         <w:t>（１０点）</w:t>
       </w:r>
     </w:p>
-    <w:tbl>
-      <w:tblPr>
-        <w:tblStyle w:val="TableGrid"/>
-        <w:tblW w:type="auto" w:w="0"/>
-        <w:tblLook w:firstColumn="1" w:firstRow="1" w:lastColumn="0" w:lastRow="0" w:noHBand="0" w:noVBand="1" w:val="04A0"/>
-      </w:tblPr>
-      <w:tblGrid>
-        <w:gridCol w:w="1512"/>
-        <w:gridCol w:w="1512"/>
-        <w:gridCol w:w="1512"/>
-        <w:gridCol w:w="1512"/>
-        <w:gridCol w:w="1512"/>
-        <w:gridCol w:w="1512"/>
-      </w:tblGrid>
-      <w:tr>
-        <w:tc>
-          <w:tcPr>
-            <w:tcW w:type="dxa" w:w="1512"/>
-          </w:tcPr>
-          <w:p>
-            <w:pPr>
-              <w:jc w:val="center"/>
-            </w:pPr>
-            <w:r>
-              <w:rPr>
-                <w:rFonts w:eastAsia="MS Mincho" w:ascii="Times New Roman" w:hAnsi="Times New Roman"/>
-                <w:b w:val="0"/>
-                <w:i w:val="0"/>
-                <w:sz w:val="20"/>
-                <w:u w:val="none"/>
-              </w:rPr>
-              <w:t>0. are</w:t>
-            </w:r>
-          </w:p>
-        </w:tc>
-        <w:tc>
-          <w:tcPr>
-            <w:tcW w:type="dxa" w:w="1512"/>
-          </w:tcPr>
-          <w:p>
-            <w:pPr>
-              <w:jc w:val="center"/>
-            </w:pPr>
-            <w:r>
-              <w:rPr>
-                <w:rFonts w:eastAsia="MS Mincho" w:ascii="Times New Roman" w:hAnsi="Times New Roman"/>
-                <w:b w:val="0"/>
-                <w:i w:val="0"/>
-                <w:sz w:val="20"/>
-                <w:u w:val="none"/>
-              </w:rPr>
-              <w:t>1. once</w:t>
-            </w:r>
-          </w:p>
-        </w:tc>
-        <w:tc>
-          <w:tcPr>
-            <w:tcW w:type="dxa" w:w="1512"/>
-          </w:tcPr>
-          <w:p>
-            <w:pPr>
-              <w:jc w:val="center"/>
-            </w:pPr>
-            <w:r>
-              <w:rPr>
-                <w:rFonts w:eastAsia="MS Mincho" w:ascii="Times New Roman" w:hAnsi="Times New Roman"/>
-                <w:b w:val="0"/>
-                <w:i w:val="0"/>
-                <w:sz w:val="20"/>
-                <w:u w:val="none"/>
-              </w:rPr>
-              <w:t>2. that</w:t>
-            </w:r>
-          </w:p>
-        </w:tc>
-        <w:tc>
-          <w:tcPr>
-            <w:tcW w:type="dxa" w:w="1512"/>
-          </w:tcPr>
-          <w:p>
-            <w:pPr>
-              <w:jc w:val="center"/>
-            </w:pPr>
-            <w:r>
-              <w:rPr>
-                <w:rFonts w:eastAsia="MS Mincho" w:ascii="Times New Roman" w:hAnsi="Times New Roman"/>
-                <w:b w:val="0"/>
-                <w:i w:val="0"/>
-                <w:sz w:val="20"/>
-                <w:u w:val="none"/>
-              </w:rPr>
-              <w:t>3. than</w:t>
-            </w:r>
-          </w:p>
-        </w:tc>
-        <w:tc>
-          <w:tcPr>
-            <w:tcW w:type="dxa" w:w="1512"/>
-          </w:tcPr>
-          <w:p>
-            <w:pPr>
-              <w:jc w:val="center"/>
-            </w:pPr>
-            <w:r>
-              <w:rPr>
-                <w:rFonts w:eastAsia="MS Mincho" w:ascii="Times New Roman" w:hAnsi="Times New Roman"/>
-                <w:b w:val="0"/>
-                <w:i w:val="0"/>
-                <w:sz w:val="20"/>
-                <w:u w:val="none"/>
-              </w:rPr>
-              <w:t>4. driving</w:t>
-            </w:r>
-          </w:p>
-        </w:tc>
-        <w:tc>
-          <w:tcPr>
-            <w:tcW w:type="dxa" w:w="1512"/>
-          </w:tcPr>
-          <w:p>
-            <w:pPr>
-              <w:jc w:val="center"/>
-            </w:pPr>
-            <w:r>
-              <w:rPr>
-                <w:rFonts w:eastAsia="MS Mincho" w:ascii="Times New Roman" w:hAnsi="Times New Roman"/>
-                <w:b w:val="0"/>
-                <w:i w:val="0"/>
-                <w:sz w:val="20"/>
-                <w:u w:val="none"/>
-              </w:rPr>
-              <w:t>5. quicker</w:t>
-            </w:r>
-          </w:p>
-        </w:tc>
-      </w:tr>
-    </w:tbl>
-    <w:p/>
     <w:p>
       <w:pPr>
-        <w:spacing w:before="0" w:after="40"/>
-        <w:ind w:left="170" w:firstLine="0"/>
-      </w:pPr>
-      <w:r>
-        <w:rPr>
-          <w:rFonts w:eastAsia="MS Mincho" w:ascii="Times New Roman" w:hAnsi="Times New Roman"/>
-          <w:b w:val="0"/>
-          <w:i w:val="0"/>
-          <w:sz w:val="21"/>
-          <w:u w:val="none"/>
-        </w:rPr>
-        <w:t>解答例　　（ cubes ） are （ widely ）</w:t>
-      </w:r>
-    </w:p>
-    <w:p>
-      <w:pPr>
-        <w:spacing w:before="40" w:after="0"/>
-        <w:ind w:left="0" w:firstLine="0"/>
-        <w:jc w:val="both"/>
-      </w:pPr>
-      <w:r>
-        <w:rPr>
-          <w:rFonts w:eastAsia="MS Mincho" w:ascii="Times New Roman" w:hAnsi="Times New Roman"/>
-          <w:b w:val="0"/>
-          <w:i w:val="0"/>
-          <w:sz w:val="21"/>
-          <w:u w:val="none"/>
-        </w:rPr>
-        <w:t>Surprisingly, Copenhagen's urban planners used to favor cars over other forms of transportation. The Bicycle Snake bridge, built more recently, serves as a shortcut for cyclists and offers a striking view of the waterfront. As a result, it is now quicker to go downtown by bicycle by car. That has led more people to cycle than .</w:t>
-      </w:r>
-    </w:p>
-    <w:p>
-      <w:pPr>
-        <w:spacing w:before="0" w:after="80"/>
-        <w:ind w:left="0" w:firstLine="0"/>
-        <w:jc w:val="both"/>
-      </w:pPr>
-      <w:r>
-        <w:rPr>
-          <w:rFonts w:eastAsia="MS Mincho" w:ascii="Times New Roman" w:hAnsi="Times New Roman"/>
-          <w:b w:val="0"/>
-          <w:i w:val="0"/>
-          <w:sz w:val="21"/>
-          <w:u w:val="none"/>
-        </w:rPr>
-        <w:t>Making cities healthier and more attractive by adopting bike-friendly policies has come to be known as "Copenhagenization." Even New York is following Copenhagen's example. It has started locating car parking spaces in the middle of the street so vehicles cannot enter the bike lane. Consequently, bicycle traffic has increased 1.6 times. Moreover, there are fewer accidents. The Copenhagen model is changing the world for the better.</w:t>
-      </w:r>
-    </w:p>
-    <w:p>
-      <w:pPr>
-        <w:spacing w:before="40" w:after="120"/>
-        <w:ind w:left="170" w:firstLine="0"/>
+        <w:spacing w:before="80" w:after="80"/>
+        <w:ind w:left="283" w:firstLine="0"/>
       </w:pPr>
       <w:r>
         <w:rPr>
           <w:rFonts w:eastAsia="MS Mincho" w:ascii="Times New Roman" w:hAnsi="Times New Roman"/>
           <w:b/>
           <w:i w:val="0"/>
-          <w:sz w:val="19"/>
+          <w:sz w:val="24"/>
           <w:u w:val="none"/>
-          <w:highlight w:val="yellow"/>
         </w:rPr>
-        <w:t>1.（recently）built（,）　　2.（quicker）to go（downtown）　　3.（by）bicycle（than）　　4.（cycle）than（driving）　　5.（in the middle of the street）so that（vehicles）</w:t>
+        <w:t>（教科書原文との照合が必要：未着手）</w:t>
       </w:r>
     </w:p>
+    <w:p/>
+    <w:p/>
+    <w:p/>
+    <w:p/>
+    <w:p/>
     <w:p>
       <w:pPr>
         <w:spacing w:before="160" w:after="40"/>
@@ -2360,7 +2176,7 @@
           <w:u w:val="none"/>
           <w:highlight w:val="yellow"/>
         </w:rPr>
-        <w:t>by / its</w:t>
+        <w:t>congestion / bicycle</w:t>
       </w:r>
     </w:p>
     <w:p>
@@ -2435,7 +2251,7 @@
           <w:u w:val="none"/>
           <w:highlight w:val="yellow"/>
         </w:rPr>
-        <w:t>people / by</w:t>
+        <w:t>commute / bicycle</w:t>
       </w:r>
     </w:p>
     <w:p>
@@ -2510,7 +2326,7 @@
           <w:u w:val="none"/>
           <w:highlight w:val="yellow"/>
         </w:rPr>
-        <w:t>for / it</w:t>
+        <w:t>for / considered</w:t>
       </w:r>
     </w:p>
     <w:p>
@@ -2585,7 +2401,7 @@
           <w:u w:val="none"/>
           <w:highlight w:val="yellow"/>
         </w:rPr>
-        <w:t>adopt / favor</w:t>
+        <w:t>adopt / cyclists</w:t>
       </w:r>
     </w:p>
     <w:p>
@@ -2660,7 +2476,7 @@
           <w:u w:val="none"/>
           <w:highlight w:val="yellow"/>
         </w:rPr>
-        <w:t>a / should</w:t>
+        <w:t>model / should</w:t>
       </w:r>
     </w:p>
     <w:p>

--- a/output/exam_comm2_final.docx
+++ b/output/exam_comm2_final.docx
@@ -1415,7 +1415,7 @@
           <w:sz w:val="21"/>
           <w:u w:val="none"/>
         </w:rPr>
-        <w:t>ア widespread　　イ common　　ウ express　　エ reflects　　オ attention</w:t>
+        <w:t>ア widespread　　イ commonly　　ウ express　　エ reflects　　オ attention</w:t>
       </w:r>
     </w:p>
     <w:p>

--- a/output/exam_comm2_final.docx
+++ b/output/exam_comm2_final.docx
@@ -1371,7 +1371,7 @@
           <w:sz w:val="21"/>
           <w:u w:val="none"/>
         </w:rPr>
-        <w:t xml:space="preserve">　Choose the best word for each blank from options ア to オ.</w:t>
+        <w:t xml:space="preserve">　（保留）</w:t>
       </w:r>
       <w:r>
         <w:rPr>
@@ -1381,61 +1381,28 @@
           <w:sz w:val="21"/>
           <w:u w:val="none"/>
         </w:rPr>
-        <w:t>（１０点）</w:t>
+        <w:t>（　点）</w:t>
       </w:r>
     </w:p>
     <w:p>
       <w:pPr>
-        <w:spacing w:before="40" w:after="40"/>
-        <w:ind w:left="0" w:firstLine="0"/>
-        <w:jc w:val="both"/>
-      </w:pPr>
-      <w:r>
-        <w:rPr>
-          <w:rFonts w:eastAsia="MS Mincho" w:ascii="Times New Roman" w:hAnsi="Times New Roman"/>
-          <w:b w:val="0"/>
-          <w:i w:val="0"/>
-          <w:sz w:val="21"/>
-          <w:u w:val="none"/>
-        </w:rPr>
-        <w:t>Emoticons are symbols that people around the world use to ( 1 ) their feelings in digital messages. In East Asian countries such as Japan and South Korea, horizontal emoticons like (^_^) are ( 2 ) used. These focus on the eyes. People in Western countries, on the other hand, tend to use vertical emoticons like :-). These focus on the mouth. Researchers say that this difference ( 3 ) how people in different cultures read emotions from faces. East Asians focus more on the eyes when interpreting emotions, while Westerners pay more ( 4 ) to the mouth. As digital communication becomes more ( 5 ), understanding these cultural differences can help people from different countries communicate more effectively.</w:t>
-      </w:r>
-    </w:p>
-    <w:p>
-      <w:pPr>
-        <w:spacing w:before="40" w:after="40"/>
-        <w:ind w:left="0" w:firstLine="0"/>
-        <w:jc w:val="center"/>
-      </w:pPr>
-      <w:r>
-        <w:rPr>
-          <w:rFonts w:eastAsia="MS Mincho" w:ascii="Times New Roman" w:hAnsi="Times New Roman"/>
-          <w:b w:val="0"/>
-          <w:i w:val="0"/>
-          <w:sz w:val="21"/>
-          <w:u w:val="none"/>
-        </w:rPr>
-        <w:t>ア widespread　　イ commonly　　ウ express　　エ reflects　　オ attention</w:t>
-      </w:r>
-    </w:p>
-    <w:p>
-      <w:pPr>
-        <w:spacing w:before="40" w:after="120"/>
-        <w:ind w:left="0" w:firstLine="0"/>
-        <w:jc w:val="center"/>
+        <w:spacing w:before="80" w:after="80"/>
+        <w:ind w:left="283" w:firstLine="0"/>
       </w:pPr>
       <w:r>
         <w:rPr>
           <w:rFonts w:eastAsia="MS Mincho" w:ascii="Times New Roman" w:hAnsi="Times New Roman"/>
           <w:b/>
           <w:i w:val="0"/>
-          <w:sz w:val="21"/>
+          <w:sz w:val="24"/>
           <w:u w:val="none"/>
-          <w:highlight w:val="yellow"/>
         </w:rPr>
-        <w:t>１ウ　２イ　３エ　４オ　５ア</w:t>
+        <w:t>（未着手・保留）</w:t>
       </w:r>
     </w:p>
+    <w:p/>
+    <w:p/>
+    <w:p/>
     <w:p>
       <w:pPr>
         <w:spacing w:before="160" w:after="40"/>
@@ -1487,7 +1454,7 @@
           <w:sz w:val="21"/>
           <w:u w:val="none"/>
         </w:rPr>
-        <w:t>Faces, Emotions, and Emojis</w:t>
+        <w:t>Shakespeare and the English Language</w:t>
       </w:r>
     </w:p>
     <w:p>
@@ -1504,7 +1471,7 @@
           <w:sz w:val="21"/>
           <w:u w:val="none"/>
         </w:rPr>
-        <w:t xml:space="preserve">　Have you ever sent an emoji to someone in another country and gotten an unexpected reaction? The way people express and interpret emotions can vary greatly depending on cultural background.</w:t>
+        <w:t xml:space="preserve">　William Shakespeare, who lived from 1564 to 1616, is widely considered the greatest writer in the English language. His plays and poems have been translated into every major language and are performed more often than those of any other playwright. However, many people do not realize how deeply Shakespeare has influenced the way we speak English today.</w:t>
       </w:r>
     </w:p>
     <w:p>
@@ -1521,7 +1488,7 @@
           <w:sz w:val="21"/>
           <w:u w:val="none"/>
         </w:rPr>
-        <w:t xml:space="preserve">　A research team recently compared how Japanese and American participants read emotions from photographs showing various facial expressions. Participants were asked to judge how happy, sad, or surprised the people in the photos appeared. The results were striking: Japanese participants tended to focus on the eyes when judging emotions, while Americans paid more attention to the mouth. This difference in focus led to different interpretations of the very same facial expressions.</w:t>
+        <w:t xml:space="preserve">　During Shakespeare's time, the English language was going through a period of rapid change known as Early Modern English. New words were being created at an extraordinary rate to describe new ideas, places, and inventions. Shakespeare himself is believed to have invented more than 1,700 words that are still used in modern English. Words such as "bedroom," "lonely," "generous," and "fashionable" all appear for the first time in Shakespeare's works.</w:t>
       </w:r>
     </w:p>
     <w:p>
@@ -1538,7 +1505,7 @@
           <w:sz w:val="21"/>
           <w:u w:val="none"/>
         </w:rPr>
-        <w:t xml:space="preserve">　These findings help explain why emoticons differ across cultures. East Asian emoticons like (^_^) and (T_T) focus on the eyes, while Western ones like :-) and :-( focus on the mouth. Each style reflects the way people in those cultures naturally read emotions from faces.</w:t>
+        <w:t xml:space="preserve">　Shakespeare also contributed many phrases that remain common expressions today. When someone says "break the ice" to describe starting a conversation with a stranger, or "all that glitters is not gold" as a warning not to judge by appearances, they are quoting Shakespeare — often without knowing it.</w:t>
       </w:r>
     </w:p>
     <w:p>
@@ -1555,7 +1522,7 @@
           <w:sz w:val="21"/>
           <w:u w:val="none"/>
         </w:rPr>
-        <w:t xml:space="preserve">　Researchers suggest that these patterns develop early in life. Children learn to read emotions based on the expressions they see most often in their environment. Over time, these habits become deeply ingrained and affect how people communicate, even in digital spaces.</w:t>
+        <w:t xml:space="preserve">　Readers today sometimes struggle with Shakespeare's language because it contains archaic forms. For example, Shakespeare often used "thou" and "thee" instead of "you," and verb endings like "-eth" and "-est" are no longer part of standard English. Despite these differences, studying Shakespeare's original language can give us a unique window into how English has changed over the past 400 years.</w:t>
       </w:r>
     </w:p>
     <w:p>
@@ -1572,7 +1539,7 @@
           <w:sz w:val="21"/>
           <w:u w:val="none"/>
         </w:rPr>
-        <w:t xml:space="preserve">　Understanding cultural differences in emotional expression is becoming increasingly important in our connected world. By learning how people in other cultures express and interpret emotions, we can improve cross-cultural communication and reduce misunderstandings.</w:t>
+        <w:t xml:space="preserve">　Today, Shakespeare's influence can be felt not only in literature but also in everyday conversation. Understanding his language helps us appreciate the rich history of English and the remarkable creativity of one of its greatest contributors.</w:t>
       </w:r>
     </w:p>
     <w:p/>
@@ -1592,7 +1559,217 @@
           <w:sz w:val="21"/>
           <w:u w:val="none"/>
         </w:rPr>
-        <w:t>(1) What did the research team discover?</w:t>
+        <w:t>(1) What is one thing that surprises many people about Shakespeare?</w:t>
+      </w:r>
+      <w:r>
+        <w:rPr>
+          <w:rFonts w:eastAsia="MS Mincho" w:ascii="Times New Roman" w:hAnsi="Times New Roman"/>
+          <w:b w:val="0"/>
+          <w:i w:val="0"/>
+          <w:sz w:val="21"/>
+          <w:u w:val="none"/>
+        </w:rPr>
+        <w:tab/>
+      </w:r>
+      <w:r>
+        <w:rPr>
+          <w:rFonts w:eastAsia="MS Mincho" w:ascii="Times New Roman" w:hAnsi="Times New Roman"/>
+          <w:b/>
+          <w:i w:val="0"/>
+          <w:sz w:val="21"/>
+          <w:u w:val="none"/>
+          <w:bdr w:val="single" w:sz="4" w:space="1" w:color="auto"/>
+        </w:rPr>
+        <w:t>3</w:t>
+      </w:r>
+    </w:p>
+    <w:p>
+      <w:pPr>
+        <w:spacing w:before="0" w:after="0"/>
+        <w:ind w:left="454" w:firstLine="0"/>
+      </w:pPr>
+      <w:r>
+        <w:rPr>
+          <w:rFonts w:eastAsia="MS Mincho" w:ascii="Times New Roman" w:hAnsi="Times New Roman"/>
+          <w:b w:val="0"/>
+          <w:i w:val="0"/>
+          <w:sz w:val="21"/>
+          <w:u w:val="none"/>
+        </w:rPr>
+        <w:t xml:space="preserve">　1.　He lived in a time when there were very few books available to read.</w:t>
+      </w:r>
+    </w:p>
+    <w:p>
+      <w:pPr>
+        <w:spacing w:before="0" w:after="0"/>
+        <w:ind w:left="454" w:firstLine="0"/>
+      </w:pPr>
+      <w:r>
+        <w:rPr>
+          <w:rFonts w:eastAsia="MS Mincho" w:ascii="Times New Roman" w:hAnsi="Times New Roman"/>
+          <w:b w:val="0"/>
+          <w:i w:val="0"/>
+          <w:sz w:val="21"/>
+          <w:u w:val="none"/>
+        </w:rPr>
+        <w:t xml:space="preserve">　2.　His plays are performed less often than those of other famous playwrights.</w:t>
+      </w:r>
+    </w:p>
+    <w:p>
+      <w:pPr>
+        <w:spacing w:before="0" w:after="0"/>
+        <w:ind w:left="454" w:firstLine="0"/>
+      </w:pPr>
+      <w:r>
+        <w:rPr>
+          <w:rFonts w:eastAsia="MS Mincho" w:ascii="Times New Roman" w:hAnsi="Times New Roman"/>
+          <w:b w:val="0"/>
+          <w:i w:val="0"/>
+          <w:sz w:val="21"/>
+          <w:u w:val="none"/>
+        </w:rPr>
+        <w:t xml:space="preserve">　3.　He had a deep influence on the words and expressions we use in English today.</w:t>
+      </w:r>
+    </w:p>
+    <w:p>
+      <w:pPr>
+        <w:spacing w:before="0" w:after="0"/>
+        <w:ind w:left="454" w:firstLine="0"/>
+      </w:pPr>
+      <w:r>
+        <w:rPr>
+          <w:rFonts w:eastAsia="MS Mincho" w:ascii="Times New Roman" w:hAnsi="Times New Roman"/>
+          <w:b w:val="0"/>
+          <w:i w:val="0"/>
+          <w:sz w:val="21"/>
+          <w:u w:val="none"/>
+        </w:rPr>
+        <w:t xml:space="preserve">　4.　He translated his own works into many different languages.</w:t>
+      </w:r>
+    </w:p>
+    <w:p/>
+    <w:p>
+      <w:pPr>
+        <w:tabs>
+          <w:tab w:pos="9071" w:val="right"/>
+        </w:tabs>
+        <w:spacing w:before="60" w:after="20"/>
+        <w:ind w:left="170" w:firstLine="0"/>
+      </w:pPr>
+      <w:r>
+        <w:rPr>
+          <w:rFonts w:eastAsia="MS Mincho" w:ascii="Times New Roman" w:hAnsi="Times New Roman"/>
+          <w:b w:val="0"/>
+          <w:i w:val="0"/>
+          <w:sz w:val="21"/>
+          <w:u w:val="none"/>
+        </w:rPr>
+        <w:t>(2) Which of the following is NOT mentioned as a word invented by Shakespeare?</w:t>
+      </w:r>
+      <w:r>
+        <w:rPr>
+          <w:rFonts w:eastAsia="MS Mincho" w:ascii="Times New Roman" w:hAnsi="Times New Roman"/>
+          <w:b w:val="0"/>
+          <w:i w:val="0"/>
+          <w:sz w:val="21"/>
+          <w:u w:val="none"/>
+        </w:rPr>
+        <w:tab/>
+      </w:r>
+      <w:r>
+        <w:rPr>
+          <w:rFonts w:eastAsia="MS Mincho" w:ascii="Times New Roman" w:hAnsi="Times New Roman"/>
+          <w:b/>
+          <w:i w:val="0"/>
+          <w:sz w:val="21"/>
+          <w:u w:val="none"/>
+          <w:bdr w:val="single" w:sz="4" w:space="1" w:color="auto"/>
+        </w:rPr>
+        <w:t>4</w:t>
+      </w:r>
+    </w:p>
+    <w:p>
+      <w:pPr>
+        <w:spacing w:before="0" w:after="0"/>
+        <w:ind w:left="454" w:firstLine="0"/>
+      </w:pPr>
+      <w:r>
+        <w:rPr>
+          <w:rFonts w:eastAsia="MS Mincho" w:ascii="Times New Roman" w:hAnsi="Times New Roman"/>
+          <w:b w:val="0"/>
+          <w:i w:val="0"/>
+          <w:sz w:val="21"/>
+          <w:u w:val="none"/>
+        </w:rPr>
+        <w:t xml:space="preserve">　1.　bedroom</w:t>
+      </w:r>
+    </w:p>
+    <w:p>
+      <w:pPr>
+        <w:spacing w:before="0" w:after="0"/>
+        <w:ind w:left="454" w:firstLine="0"/>
+      </w:pPr>
+      <w:r>
+        <w:rPr>
+          <w:rFonts w:eastAsia="MS Mincho" w:ascii="Times New Roman" w:hAnsi="Times New Roman"/>
+          <w:b w:val="0"/>
+          <w:i w:val="0"/>
+          <w:sz w:val="21"/>
+          <w:u w:val="none"/>
+        </w:rPr>
+        <w:t xml:space="preserve">　2.　fashionable</w:t>
+      </w:r>
+    </w:p>
+    <w:p>
+      <w:pPr>
+        <w:spacing w:before="0" w:after="0"/>
+        <w:ind w:left="454" w:firstLine="0"/>
+      </w:pPr>
+      <w:r>
+        <w:rPr>
+          <w:rFonts w:eastAsia="MS Mincho" w:ascii="Times New Roman" w:hAnsi="Times New Roman"/>
+          <w:b w:val="0"/>
+          <w:i w:val="0"/>
+          <w:sz w:val="21"/>
+          <w:u w:val="none"/>
+        </w:rPr>
+        <w:t xml:space="preserve">　3.　generous</w:t>
+      </w:r>
+    </w:p>
+    <w:p>
+      <w:pPr>
+        <w:spacing w:before="0" w:after="0"/>
+        <w:ind w:left="454" w:firstLine="0"/>
+      </w:pPr>
+      <w:r>
+        <w:rPr>
+          <w:rFonts w:eastAsia="MS Mincho" w:ascii="Times New Roman" w:hAnsi="Times New Roman"/>
+          <w:b w:val="0"/>
+          <w:i w:val="0"/>
+          <w:sz w:val="21"/>
+          <w:u w:val="none"/>
+        </w:rPr>
+        <w:t xml:space="preserve">　4.　extraordinary</w:t>
+      </w:r>
+    </w:p>
+    <w:p/>
+    <w:p>
+      <w:pPr>
+        <w:tabs>
+          <w:tab w:pos="9071" w:val="right"/>
+        </w:tabs>
+        <w:spacing w:before="60" w:after="20"/>
+        <w:ind w:left="170" w:firstLine="0"/>
+      </w:pPr>
+      <w:r>
+        <w:rPr>
+          <w:rFonts w:eastAsia="MS Mincho" w:ascii="Times New Roman" w:hAnsi="Times New Roman"/>
+          <w:b w:val="0"/>
+          <w:i w:val="0"/>
+          <w:sz w:val="21"/>
+          <w:u w:val="none"/>
+        </w:rPr>
+        <w:t>(3) What does "break the ice" mean, according to the passage?</w:t>
       </w:r>
       <w:r>
         <w:rPr>
@@ -1629,7 +1806,7 @@
           <w:sz w:val="21"/>
           <w:u w:val="none"/>
         </w:rPr>
-        <w:t xml:space="preserve">　1.　Japanese people are naturally better at reading emotions than Americans.</w:t>
+        <w:t xml:space="preserve">　1.　To physically break something frozen in cold weather.</w:t>
       </w:r>
     </w:p>
     <w:p>
@@ -1645,7 +1822,7 @@
           <w:sz w:val="21"/>
           <w:u w:val="none"/>
         </w:rPr>
-        <w:t xml:space="preserve">　2.　People from different cultures focused on different parts of the face when reading emotions.</w:t>
+        <w:t xml:space="preserve">　2.　To start a conversation with someone you do not know well.</w:t>
       </w:r>
     </w:p>
     <w:p>
@@ -1661,7 +1838,7 @@
           <w:sz w:val="21"/>
           <w:u w:val="none"/>
         </w:rPr>
-        <w:t xml:space="preserve">　3.　American participants found facial expressions in photographs more difficult to interpret.</w:t>
+        <w:t xml:space="preserve">　3.　To perform a scene from a Shakespeare play on stage.</w:t>
       </w:r>
     </w:p>
     <w:p>
@@ -1677,7 +1854,7 @@
           <w:sz w:val="21"/>
           <w:u w:val="none"/>
         </w:rPr>
-        <w:t xml:space="preserve">　4.　Photography is the most effective tool for studying human emotions.</w:t>
+        <w:t xml:space="preserve">　4.　To warn others not to make hasty judgments.</w:t>
       </w:r>
     </w:p>
     <w:p/>
@@ -1697,112 +1874,7 @@
           <w:sz w:val="21"/>
           <w:u w:val="none"/>
         </w:rPr>
-        <w:t>(2) How are East Asian emoticons different from Western ones?</w:t>
-      </w:r>
-      <w:r>
-        <w:rPr>
-          <w:rFonts w:eastAsia="MS Mincho" w:ascii="Times New Roman" w:hAnsi="Times New Roman"/>
-          <w:b w:val="0"/>
-          <w:i w:val="0"/>
-          <w:sz w:val="21"/>
-          <w:u w:val="none"/>
-        </w:rPr>
-        <w:tab/>
-      </w:r>
-      <w:r>
-        <w:rPr>
-          <w:rFonts w:eastAsia="MS Mincho" w:ascii="Times New Roman" w:hAnsi="Times New Roman"/>
-          <w:b/>
-          <w:i w:val="0"/>
-          <w:sz w:val="21"/>
-          <w:u w:val="none"/>
-          <w:bdr w:val="single" w:sz="4" w:space="1" w:color="auto"/>
-        </w:rPr>
-        <w:t>2</w:t>
-      </w:r>
-    </w:p>
-    <w:p>
-      <w:pPr>
-        <w:spacing w:before="0" w:after="0"/>
-        <w:ind w:left="454" w:firstLine="0"/>
-      </w:pPr>
-      <w:r>
-        <w:rPr>
-          <w:rFonts w:eastAsia="MS Mincho" w:ascii="Times New Roman" w:hAnsi="Times New Roman"/>
-          <w:b w:val="0"/>
-          <w:i w:val="0"/>
-          <w:sz w:val="21"/>
-          <w:u w:val="none"/>
-        </w:rPr>
-        <w:t xml:space="preserve">　1.　East Asian emoticons use more keyboard symbols and special characters.</w:t>
-      </w:r>
-    </w:p>
-    <w:p>
-      <w:pPr>
-        <w:spacing w:before="0" w:after="0"/>
-        <w:ind w:left="454" w:firstLine="0"/>
-      </w:pPr>
-      <w:r>
-        <w:rPr>
-          <w:rFonts w:eastAsia="MS Mincho" w:ascii="Times New Roman" w:hAnsi="Times New Roman"/>
-          <w:b w:val="0"/>
-          <w:i w:val="0"/>
-          <w:sz w:val="21"/>
-          <w:u w:val="none"/>
-        </w:rPr>
-        <w:t xml:space="preserve">　2.　East Asian emoticons focus on the eyes, while Western emoticons focus on the mouth.</w:t>
-      </w:r>
-    </w:p>
-    <w:p>
-      <w:pPr>
-        <w:spacing w:before="0" w:after="0"/>
-        <w:ind w:left="454" w:firstLine="0"/>
-      </w:pPr>
-      <w:r>
-        <w:rPr>
-          <w:rFonts w:eastAsia="MS Mincho" w:ascii="Times New Roman" w:hAnsi="Times New Roman"/>
-          <w:b w:val="0"/>
-          <w:i w:val="0"/>
-          <w:sz w:val="21"/>
-          <w:u w:val="none"/>
-        </w:rPr>
-        <w:t xml:space="preserve">　3.　East Asian emoticons are more commonly used in business communication.</w:t>
-      </w:r>
-    </w:p>
-    <w:p>
-      <w:pPr>
-        <w:spacing w:before="0" w:after="0"/>
-        <w:ind w:left="454" w:firstLine="0"/>
-      </w:pPr>
-      <w:r>
-        <w:rPr>
-          <w:rFonts w:eastAsia="MS Mincho" w:ascii="Times New Roman" w:hAnsi="Times New Roman"/>
-          <w:b w:val="0"/>
-          <w:i w:val="0"/>
-          <w:sz w:val="21"/>
-          <w:u w:val="none"/>
-        </w:rPr>
-        <w:t xml:space="preserve">　4.　East Asian emoticons were invented earlier than Western emoticons.</w:t>
-      </w:r>
-    </w:p>
-    <w:p/>
-    <w:p>
-      <w:pPr>
-        <w:tabs>
-          <w:tab w:pos="9071" w:val="right"/>
-        </w:tabs>
-        <w:spacing w:before="60" w:after="20"/>
-        <w:ind w:left="170" w:firstLine="0"/>
-      </w:pPr>
-      <w:r>
-        <w:rPr>
-          <w:rFonts w:eastAsia="MS Mincho" w:ascii="Times New Roman" w:hAnsi="Times New Roman"/>
-          <w:b w:val="0"/>
-          <w:i w:val="0"/>
-          <w:sz w:val="21"/>
-          <w:u w:val="none"/>
-        </w:rPr>
-        <w:t>(3) How do people develop different patterns for reading emotions?</w:t>
+        <w:t>(4) Why do modern readers sometimes find Shakespeare's language difficult?</w:t>
       </w:r>
       <w:r>
         <w:rPr>
@@ -1839,7 +1911,7 @@
           <w:sz w:val="21"/>
           <w:u w:val="none"/>
         </w:rPr>
-        <w:t xml:space="preserve">　1.　They take special courses on emotional intelligence at school.</w:t>
+        <w:t xml:space="preserve">　1.　His plays contain words that cannot be found in any dictionary.</w:t>
       </w:r>
     </w:p>
     <w:p>
@@ -1855,7 +1927,7 @@
           <w:sz w:val="21"/>
           <w:u w:val="none"/>
         </w:rPr>
-        <w:t xml:space="preserve">　2.　They are directly taught specific techniques by their parents.</w:t>
+        <w:t xml:space="preserve">　2.　The plots of his plays are too complicated to follow.</w:t>
       </w:r>
     </w:p>
     <w:p>
@@ -1871,7 +1943,7 @@
           <w:sz w:val="21"/>
           <w:u w:val="none"/>
         </w:rPr>
-        <w:t xml:space="preserve">　3.　They learn from the facial expressions they see most often in daily life.</w:t>
+        <w:t xml:space="preserve">　3.　He used old-fashioned pronouns and verb endings no longer used today.</w:t>
       </w:r>
     </w:p>
     <w:p>
@@ -1887,7 +1959,7 @@
           <w:sz w:val="21"/>
           <w:u w:val="none"/>
         </w:rPr>
-        <w:t xml:space="preserve">　4.　They study photographs and digital media from a young age.</w:t>
+        <w:t xml:space="preserve">　4.　His works were written in a completely different language.</w:t>
       </w:r>
     </w:p>
     <w:p/>
@@ -1907,112 +1979,7 @@
           <w:sz w:val="21"/>
           <w:u w:val="none"/>
         </w:rPr>
-        <w:t>(4) What does the writer suggest is important in today's world?</w:t>
-      </w:r>
-      <w:r>
-        <w:rPr>
-          <w:rFonts w:eastAsia="MS Mincho" w:ascii="Times New Roman" w:hAnsi="Times New Roman"/>
-          <w:b w:val="0"/>
-          <w:i w:val="0"/>
-          <w:sz w:val="21"/>
-          <w:u w:val="none"/>
-        </w:rPr>
-        <w:tab/>
-      </w:r>
-      <w:r>
-        <w:rPr>
-          <w:rFonts w:eastAsia="MS Mincho" w:ascii="Times New Roman" w:hAnsi="Times New Roman"/>
-          <w:b/>
-          <w:i w:val="0"/>
-          <w:sz w:val="21"/>
-          <w:u w:val="none"/>
-          <w:bdr w:val="single" w:sz="4" w:space="1" w:color="auto"/>
-        </w:rPr>
-        <w:t>2</w:t>
-      </w:r>
-    </w:p>
-    <w:p>
-      <w:pPr>
-        <w:spacing w:before="0" w:after="0"/>
-        <w:ind w:left="454" w:firstLine="0"/>
-      </w:pPr>
-      <w:r>
-        <w:rPr>
-          <w:rFonts w:eastAsia="MS Mincho" w:ascii="Times New Roman" w:hAnsi="Times New Roman"/>
-          <w:b w:val="0"/>
-          <w:i w:val="0"/>
-          <w:sz w:val="21"/>
-          <w:u w:val="none"/>
-        </w:rPr>
-        <w:t xml:space="preserve">　1.　Avoiding emoticons in any kind of professional or international communication.</w:t>
-      </w:r>
-    </w:p>
-    <w:p>
-      <w:pPr>
-        <w:spacing w:before="0" w:after="0"/>
-        <w:ind w:left="454" w:firstLine="0"/>
-      </w:pPr>
-      <w:r>
-        <w:rPr>
-          <w:rFonts w:eastAsia="MS Mincho" w:ascii="Times New Roman" w:hAnsi="Times New Roman"/>
-          <w:b w:val="0"/>
-          <w:i w:val="0"/>
-          <w:sz w:val="21"/>
-          <w:u w:val="none"/>
-        </w:rPr>
-        <w:t xml:space="preserve">　2.　Understanding how people in other cultures express and interpret emotions.</w:t>
-      </w:r>
-    </w:p>
-    <w:p>
-      <w:pPr>
-        <w:spacing w:before="0" w:after="0"/>
-        <w:ind w:left="454" w:firstLine="0"/>
-      </w:pPr>
-      <w:r>
-        <w:rPr>
-          <w:rFonts w:eastAsia="MS Mincho" w:ascii="Times New Roman" w:hAnsi="Times New Roman"/>
-          <w:b w:val="0"/>
-          <w:i w:val="0"/>
-          <w:sz w:val="21"/>
-          <w:u w:val="none"/>
-        </w:rPr>
-        <w:t xml:space="preserve">　3.　Using only the emoticons that are popular in your own country.</w:t>
-      </w:r>
-    </w:p>
-    <w:p>
-      <w:pPr>
-        <w:spacing w:before="0" w:after="0"/>
-        <w:ind w:left="454" w:firstLine="0"/>
-      </w:pPr>
-      <w:r>
-        <w:rPr>
-          <w:rFonts w:eastAsia="MS Mincho" w:ascii="Times New Roman" w:hAnsi="Times New Roman"/>
-          <w:b w:val="0"/>
-          <w:i w:val="0"/>
-          <w:sz w:val="21"/>
-          <w:u w:val="none"/>
-        </w:rPr>
-        <w:t xml:space="preserve">　4.　Ensuring that children learn multiple languages from an early age.</w:t>
-      </w:r>
-    </w:p>
-    <w:p/>
-    <w:p>
-      <w:pPr>
-        <w:tabs>
-          <w:tab w:pos="9071" w:val="right"/>
-        </w:tabs>
-        <w:spacing w:before="60" w:after="20"/>
-        <w:ind w:left="170" w:firstLine="0"/>
-      </w:pPr>
-      <w:r>
-        <w:rPr>
-          <w:rFonts w:eastAsia="MS Mincho" w:ascii="Times New Roman" w:hAnsi="Times New Roman"/>
-          <w:b w:val="0"/>
-          <w:i w:val="0"/>
-          <w:sz w:val="21"/>
-          <w:u w:val="none"/>
-        </w:rPr>
-        <w:t>(5) Which statement best matches the main idea of the passage?</w:t>
+        <w:t>(5) What is the main idea of this passage?</w:t>
       </w:r>
       <w:r>
         <w:rPr>
@@ -2049,7 +2016,7 @@
           <w:sz w:val="21"/>
           <w:u w:val="none"/>
         </w:rPr>
-        <w:t xml:space="preserve">　1.　East Asian countries produce far more emoticons than Western countries.</w:t>
+        <w:t xml:space="preserve">　1.　Shakespeare's plays are the most widely performed in the world.</w:t>
       </w:r>
     </w:p>
     <w:p>
@@ -2065,7 +2032,7 @@
           <w:sz w:val="21"/>
           <w:u w:val="none"/>
         </w:rPr>
-        <w:t xml:space="preserve">　2.　Research has shown that American communication styles are more effective globally.</w:t>
+        <w:t xml:space="preserve">　2.　Early Modern English was very different from the English spoken today.</w:t>
       </w:r>
     </w:p>
     <w:p>
@@ -2081,7 +2048,7 @@
           <w:sz w:val="21"/>
           <w:u w:val="none"/>
         </w:rPr>
-        <w:t xml:space="preserve">　3.　Cultural differences in how people read emotions are reflected in emoticons and affect cross-cultural communication.</w:t>
+        <w:t xml:space="preserve">　3.　Shakespeare made lasting contributions to the English language that continue to influence us.</w:t>
       </w:r>
     </w:p>
     <w:p>
@@ -2097,7 +2064,7 @@
           <w:sz w:val="21"/>
           <w:u w:val="none"/>
         </w:rPr>
-        <w:t xml:space="preserve">　4.　Children around the world learn to express emotions in fundamentally the same way.</w:t>
+        <w:t xml:space="preserve">　4.　Studying old literature is the best way to improve your English skills.</w:t>
       </w:r>
     </w:p>
     <w:p/>

--- a/output/exam_comm2_final.docx
+++ b/output/exam_comm2_final.docx
@@ -1195,7 +1195,7 @@
           <w:sz w:val="21"/>
           <w:u w:val="none"/>
         </w:rPr>
-        <w:t>ア span　　　イ prevent　　　ウ serve　　　エ connect</w:t>
+        <w:t>ア recognize　　　イ baffle　　　ウ conduct　　　エ rate</w:t>
       </w:r>
     </w:p>
     <w:p>
@@ -1212,7 +1212,7 @@
           <w:sz w:val="21"/>
           <w:u w:val="none"/>
         </w:rPr>
-        <w:t>There is also a bicycle bridge （　1　）ning the city center called the Bicycle Snake. This bridge （　2　）s as a shortcut for cyclists and offers a striking view of the waterfront. Its gentle curves （　3　） anyone from going too fast, so everyone can cruise safely. For longer journeys, many Cycle Superhighways （　4　） Copenhagen with surrounding communities, providing pleasant routes through forests and countryside.</w:t>
+        <w:t>Lastly, people need to have seen some emoticons before they can understand their meanings. An experiment was （　1　）ed in Japan, Cameroon, and Tanzania. The participants were asked to （　2　） three different styles of emoticons by using a 'sadness-happiness' scale. The Japanese participants easily （　3　）d the emotions in the emoticons. On the other hand, the participants in Cameroon and Tanzania hardly understood them. They were utterly （　4　）d by what the shape of each emoticon indicated. In other words, emoticons do not look like facial expressions to everyone.</w:t>
       </w:r>
     </w:p>
     <w:p>
@@ -1230,7 +1230,7 @@
           <w:u w:val="none"/>
           <w:highlight w:val="yellow"/>
         </w:rPr>
-        <w:t>１ア　２ウ　３イ　４エ</w:t>
+        <w:t>１ウ　２エ　３ア　４イ</w:t>
       </w:r>
     </w:p>
     <w:p>
@@ -1270,27 +1270,211 @@
         <w:t>（１０点）</w:t>
       </w:r>
     </w:p>
+    <w:tbl>
+      <w:tblPr>
+        <w:tblStyle w:val="TableGrid"/>
+        <w:tblW w:type="auto" w:w="0"/>
+        <w:tblLook w:firstColumn="1" w:firstRow="1" w:lastColumn="0" w:lastRow="0" w:noHBand="0" w:noVBand="1" w:val="04A0"/>
+      </w:tblPr>
+      <w:tblGrid>
+        <w:gridCol w:w="1512"/>
+        <w:gridCol w:w="1512"/>
+        <w:gridCol w:w="1512"/>
+        <w:gridCol w:w="1512"/>
+        <w:gridCol w:w="1512"/>
+        <w:gridCol w:w="1512"/>
+      </w:tblGrid>
+      <w:tr>
+        <w:tc>
+          <w:tcPr>
+            <w:tcW w:type="dxa" w:w="1512"/>
+          </w:tcPr>
+          <w:p>
+            <w:pPr>
+              <w:jc w:val="center"/>
+            </w:pPr>
+            <w:r>
+              <w:rPr>
+                <w:rFonts w:eastAsia="MS Mincho" w:ascii="Times New Roman" w:hAnsi="Times New Roman"/>
+                <w:b w:val="0"/>
+                <w:i w:val="0"/>
+                <w:sz w:val="20"/>
+                <w:u w:val="none"/>
+              </w:rPr>
+              <w:t>0. once</w:t>
+            </w:r>
+          </w:p>
+        </w:tc>
+        <w:tc>
+          <w:tcPr>
+            <w:tcW w:type="dxa" w:w="1512"/>
+          </w:tcPr>
+          <w:p>
+            <w:pPr>
+              <w:jc w:val="center"/>
+            </w:pPr>
+            <w:r>
+              <w:rPr>
+                <w:rFonts w:eastAsia="MS Mincho" w:ascii="Times New Roman" w:hAnsi="Times New Roman"/>
+                <w:b w:val="0"/>
+                <w:i w:val="0"/>
+                <w:sz w:val="20"/>
+                <w:u w:val="none"/>
+              </w:rPr>
+              <w:t>1. so that</w:t>
+            </w:r>
+          </w:p>
+        </w:tc>
+        <w:tc>
+          <w:tcPr>
+            <w:tcW w:type="dxa" w:w="1512"/>
+          </w:tcPr>
+          <w:p>
+            <w:pPr>
+              <w:jc w:val="center"/>
+            </w:pPr>
+            <w:r>
+              <w:rPr>
+                <w:rFonts w:eastAsia="MS Mincho" w:ascii="Times New Roman" w:hAnsi="Times New Roman"/>
+                <w:b w:val="0"/>
+                <w:i w:val="0"/>
+                <w:sz w:val="20"/>
+                <w:u w:val="none"/>
+              </w:rPr>
+              <w:t>2. such as</w:t>
+            </w:r>
+          </w:p>
+        </w:tc>
+        <w:tc>
+          <w:tcPr>
+            <w:tcW w:type="dxa" w:w="1512"/>
+          </w:tcPr>
+          <w:p>
+            <w:pPr>
+              <w:jc w:val="center"/>
+            </w:pPr>
+            <w:r>
+              <w:rPr>
+                <w:rFonts w:eastAsia="MS Mincho" w:ascii="Times New Roman" w:hAnsi="Times New Roman"/>
+                <w:b w:val="0"/>
+                <w:i w:val="0"/>
+                <w:sz w:val="20"/>
+                <w:u w:val="none"/>
+              </w:rPr>
+              <w:t>3. quicker</w:t>
+            </w:r>
+          </w:p>
+        </w:tc>
+        <w:tc>
+          <w:tcPr>
+            <w:tcW w:type="dxa" w:w="1512"/>
+          </w:tcPr>
+          <w:p>
+            <w:pPr>
+              <w:jc w:val="center"/>
+            </w:pPr>
+            <w:r>
+              <w:rPr>
+                <w:rFonts w:eastAsia="MS Mincho" w:ascii="Times New Roman" w:hAnsi="Times New Roman"/>
+                <w:b w:val="0"/>
+                <w:i w:val="0"/>
+                <w:sz w:val="20"/>
+                <w:u w:val="none"/>
+              </w:rPr>
+              <w:t>4. instead of</w:t>
+            </w:r>
+          </w:p>
+        </w:tc>
+        <w:tc>
+          <w:tcPr>
+            <w:tcW w:type="dxa" w:w="1512"/>
+          </w:tcPr>
+          <w:p>
+            <w:pPr>
+              <w:jc w:val="center"/>
+            </w:pPr>
+            <w:r>
+              <w:rPr>
+                <w:rFonts w:eastAsia="MS Mincho" w:ascii="Times New Roman" w:hAnsi="Times New Roman"/>
+                <w:b w:val="0"/>
+                <w:i w:val="0"/>
+                <w:sz w:val="20"/>
+                <w:u w:val="none"/>
+              </w:rPr>
+              <w:t>5. well</w:t>
+            </w:r>
+          </w:p>
+        </w:tc>
+      </w:tr>
+    </w:tbl>
+    <w:p/>
     <w:p>
       <w:pPr>
-        <w:spacing w:before="80" w:after="80"/>
-        <w:ind w:left="283" w:firstLine="0"/>
+        <w:spacing w:before="0" w:after="40"/>
+        <w:ind w:left="170" w:firstLine="0"/>
+      </w:pPr>
+      <w:r>
+        <w:rPr>
+          <w:rFonts w:eastAsia="MS Mincho" w:ascii="Times New Roman" w:hAnsi="Times New Roman"/>
+          <w:b w:val="0"/>
+          <w:i w:val="0"/>
+          <w:sz w:val="21"/>
+          <w:u w:val="none"/>
+        </w:rPr>
+        <w:t>解答例　　（ planners ） once （ used ）</w:t>
+      </w:r>
+    </w:p>
+    <w:p>
+      <w:pPr>
+        <w:spacing w:before="40" w:after="0"/>
+        <w:ind w:left="0" w:firstLine="0"/>
+        <w:jc w:val="both"/>
+      </w:pPr>
+      <w:r>
+        <w:rPr>
+          <w:rFonts w:eastAsia="MS Mincho" w:ascii="Times New Roman" w:hAnsi="Times New Roman"/>
+          <w:b w:val="0"/>
+          <w:i w:val="0"/>
+          <w:sz w:val="21"/>
+          <w:u w:val="none"/>
+        </w:rPr>
+        <w:t>Surprisingly, Copenhagen's urban planners used to favor cars over other forms of transportation. The oil crisis of the 1970s led them to revise their transportation systems they would not have to rely on oil. Since then, the city has been installing cycling infrastructure the Green Wave and the Bicycle Snake. As a result, it is now to go downtown by bicycle than by car. That has led more people to cycle driving.</w:t>
+      </w:r>
+    </w:p>
+    <w:p>
+      <w:pPr>
+        <w:spacing w:before="0" w:after="80"/>
+        <w:ind w:left="0" w:firstLine="0"/>
+        <w:jc w:val="both"/>
+      </w:pPr>
+      <w:r>
+        <w:rPr>
+          <w:rFonts w:eastAsia="MS Mincho" w:ascii="Times New Roman" w:hAnsi="Times New Roman"/>
+          <w:b w:val="0"/>
+          <w:i w:val="0"/>
+          <w:sz w:val="21"/>
+          <w:u w:val="none"/>
+        </w:rPr>
+        <w:t>Making cities healthier and more attractive by adopting bike-friendly policies has come to be known as "Copenhagenization." Even New York is following Copenhagen's example. It has started locating car parking spaces in the middle of the street. That approach is called the "Protected Bicycle Lane" policy and it prevents vehicles from entering or parking in the bike lane. Consequently, bicycle traffic has increased 1.6 times. Moreover, there are fewer accidents. Many other cities may "Copenhagenize" as they seek to build more sustainable, livable communities. The Copenhagen model is changing the world for the better.</w:t>
+      </w:r>
+    </w:p>
+    <w:p>
+      <w:pPr>
+        <w:spacing w:before="40" w:after="120"/>
+        <w:ind w:left="170" w:firstLine="0"/>
       </w:pPr>
       <w:r>
         <w:rPr>
           <w:rFonts w:eastAsia="MS Mincho" w:ascii="Times New Roman" w:hAnsi="Times New Roman"/>
           <w:b/>
           <w:i w:val="0"/>
-          <w:sz w:val="24"/>
+          <w:sz w:val="19"/>
           <w:u w:val="none"/>
+          <w:highlight w:val="yellow"/>
         </w:rPr>
-        <w:t>（教科書原文との照合が必要：未着手）</w:t>
+        <w:t>1.（systems）so that（they）　　2.（infrastructure）such as（the）　　3.（now）quicker（to）　　4.（cycle）instead of（driving）　　5.（may）well（"Copenhagenize"）</w:t>
       </w:r>
     </w:p>
-    <w:p/>
-    <w:p/>
-    <w:p/>
-    <w:p/>
-    <w:p/>
     <w:p>
       <w:pPr>
         <w:spacing w:before="160" w:after="40"/>

--- a/output/exam_comm2_final.docx
+++ b/output/exam_comm2_final.docx
@@ -1555,7 +1555,7 @@
           <w:sz w:val="21"/>
           <w:u w:val="none"/>
         </w:rPr>
-        <w:t xml:space="preserve">　（保留）</w:t>
+        <w:t xml:space="preserve">　日本語の意味を表す英文になるように語を並べ替え，（　）内の４番目と８番目（文頭からではなく，（　）内であることに注意）に来る語を解答欄に記入しなさい。（解答欄に記入するのは１語ずつである。また，文頭に来る語も１文字目は小文字になっている）</w:t>
       </w:r>
       <w:r>
         <w:rPr>
@@ -1565,28 +1565,384 @@
           <w:sz w:val="21"/>
           <w:u w:val="none"/>
         </w:rPr>
-        <w:t>（　点）</w:t>
+        <w:t>（１０点）</w:t>
       </w:r>
     </w:p>
     <w:p>
       <w:pPr>
-        <w:spacing w:before="80" w:after="80"/>
-        <w:ind w:left="283" w:firstLine="0"/>
+        <w:tabs>
+          <w:tab w:pos="9071" w:val="right"/>
+        </w:tabs>
+        <w:spacing w:before="80" w:after="0"/>
+        <w:ind w:left="170" w:firstLine="0"/>
+        <w:jc w:val="both"/>
       </w:pPr>
+      <w:r>
+        <w:rPr>
+          <w:rFonts w:eastAsia="MS Mincho" w:ascii="Times New Roman" w:hAnsi="Times New Roman"/>
+          <w:b w:val="0"/>
+          <w:i w:val="0"/>
+          <w:sz w:val="21"/>
+          <w:u w:val="none"/>
+        </w:rPr>
+        <w:t xml:space="preserve">　1．定期的に運動する人々は自分自身により満足している。</w:t>
+      </w:r>
+      <w:r>
+        <w:rPr>
+          <w:rFonts w:eastAsia="MS Mincho" w:ascii="Times New Roman" w:hAnsi="Times New Roman"/>
+          <w:b w:val="0"/>
+          <w:i w:val="0"/>
+          <w:sz w:val="21"/>
+          <w:u w:val="none"/>
+        </w:rPr>
+        <w:tab/>
+      </w:r>
       <w:r>
         <w:rPr>
           <w:rFonts w:eastAsia="MS Mincho" w:ascii="Times New Roman" w:hAnsi="Times New Roman"/>
           <w:b/>
           <w:i w:val="0"/>
-          <w:sz w:val="24"/>
+          <w:sz w:val="21"/>
+          <w:u w:val="none"/>
+          <w:highlight w:val="yellow"/>
+        </w:rPr>
+        <w:t>regularly / themselves</w:t>
+      </w:r>
+    </w:p>
+    <w:p>
+      <w:pPr>
+        <w:spacing w:before="0" w:after="0"/>
+        <w:ind w:left="454" w:firstLine="0"/>
+        <w:jc w:val="left"/>
+      </w:pPr>
+      <w:r>
+        <w:rPr>
+          <w:rFonts w:eastAsia="MS Mincho" w:ascii="Times New Roman" w:hAnsi="Times New Roman"/>
+          <w:b w:val="0"/>
+          <w:i w:val="0"/>
+          <w:sz w:val="21"/>
           <w:u w:val="none"/>
         </w:rPr>
-        <w:t>（未着手・保留）</w:t>
+        <w:t>( those / who / exercise / regularly / feel / better / about / themselves ).</w:t>
       </w:r>
     </w:p>
-    <w:p/>
-    <w:p/>
-    <w:p/>
+    <w:p>
+      <w:pPr>
+        <w:spacing w:before="0" w:after="80"/>
+        <w:ind w:left="454" w:firstLine="0"/>
+        <w:jc w:val="left"/>
+      </w:pPr>
+      <w:r>
+        <w:rPr>
+          <w:rFonts w:eastAsia="MS Mincho" w:ascii="Times New Roman" w:hAnsi="Times New Roman"/>
+          <w:b w:val="0"/>
+          <w:i w:val="0"/>
+          <w:sz w:val="19"/>
+          <w:u w:val="none"/>
+        </w:rPr>
+        <w:t>Those who exercise regularly feel better about themselves.</w:t>
+      </w:r>
+    </w:p>
+    <w:p>
+      <w:pPr>
+        <w:tabs>
+          <w:tab w:pos="9071" w:val="right"/>
+        </w:tabs>
+        <w:spacing w:before="80" w:after="0"/>
+        <w:ind w:left="170" w:firstLine="0"/>
+        <w:jc w:val="both"/>
+      </w:pPr>
+      <w:r>
+        <w:rPr>
+          <w:rFonts w:eastAsia="MS Mincho" w:ascii="Times New Roman" w:hAnsi="Times New Roman"/>
+          <w:b w:val="0"/>
+          <w:i w:val="0"/>
+          <w:sz w:val="21"/>
+          <w:u w:val="none"/>
+        </w:rPr>
+        <w:t xml:space="preserve">　2．今日できることを明日に延期するな。</w:t>
+      </w:r>
+      <w:r>
+        <w:rPr>
+          <w:rFonts w:eastAsia="MS Mincho" w:ascii="Times New Roman" w:hAnsi="Times New Roman"/>
+          <w:b w:val="0"/>
+          <w:i w:val="0"/>
+          <w:sz w:val="21"/>
+          <w:u w:val="none"/>
+        </w:rPr>
+        <w:tab/>
+      </w:r>
+      <w:r>
+        <w:rPr>
+          <w:rFonts w:eastAsia="MS Mincho" w:ascii="Times New Roman" w:hAnsi="Times New Roman"/>
+          <w:b/>
+          <w:i w:val="0"/>
+          <w:sz w:val="21"/>
+          <w:u w:val="none"/>
+          <w:highlight w:val="yellow"/>
+        </w:rPr>
+        <w:t>tomorrow / do</w:t>
+      </w:r>
+    </w:p>
+    <w:p>
+      <w:pPr>
+        <w:spacing w:before="0" w:after="0"/>
+        <w:ind w:left="454" w:firstLine="0"/>
+        <w:jc w:val="left"/>
+      </w:pPr>
+      <w:r>
+        <w:rPr>
+          <w:rFonts w:eastAsia="MS Mincho" w:ascii="Times New Roman" w:hAnsi="Times New Roman"/>
+          <w:b w:val="0"/>
+          <w:i w:val="0"/>
+          <w:sz w:val="21"/>
+          <w:u w:val="none"/>
+        </w:rPr>
+        <w:t>Don't ( put / off / until / tomorrow / what / you / can / do ) today.</w:t>
+      </w:r>
+    </w:p>
+    <w:p>
+      <w:pPr>
+        <w:spacing w:before="0" w:after="80"/>
+        <w:ind w:left="454" w:firstLine="0"/>
+        <w:jc w:val="left"/>
+      </w:pPr>
+      <w:r>
+        <w:rPr>
+          <w:rFonts w:eastAsia="MS Mincho" w:ascii="Times New Roman" w:hAnsi="Times New Roman"/>
+          <w:b w:val="0"/>
+          <w:i w:val="0"/>
+          <w:sz w:val="19"/>
+          <w:u w:val="none"/>
+        </w:rPr>
+        <w:t>Don't put off until tomorrow what you can do today.</w:t>
+      </w:r>
+    </w:p>
+    <w:p>
+      <w:pPr>
+        <w:tabs>
+          <w:tab w:pos="9071" w:val="right"/>
+        </w:tabs>
+        <w:spacing w:before="80" w:after="0"/>
+        <w:ind w:left="170" w:firstLine="0"/>
+        <w:jc w:val="both"/>
+      </w:pPr>
+      <w:r>
+        <w:rPr>
+          <w:rFonts w:eastAsia="MS Mincho" w:ascii="Times New Roman" w:hAnsi="Times New Roman"/>
+          <w:b w:val="0"/>
+          <w:i w:val="0"/>
+          <w:sz w:val="21"/>
+          <w:u w:val="none"/>
+        </w:rPr>
+        <w:t xml:space="preserve">　3．彼女は、その賞を取ると私が思っている女の子だ。</w:t>
+      </w:r>
+      <w:r>
+        <w:rPr>
+          <w:rFonts w:eastAsia="MS Mincho" w:ascii="Times New Roman" w:hAnsi="Times New Roman"/>
+          <w:b w:val="0"/>
+          <w:i w:val="0"/>
+          <w:sz w:val="21"/>
+          <w:u w:val="none"/>
+        </w:rPr>
+        <w:tab/>
+      </w:r>
+      <w:r>
+        <w:rPr>
+          <w:rFonts w:eastAsia="MS Mincho" w:ascii="Times New Roman" w:hAnsi="Times New Roman"/>
+          <w:b/>
+          <w:i w:val="0"/>
+          <w:sz w:val="21"/>
+          <w:u w:val="none"/>
+          <w:highlight w:val="yellow"/>
+        </w:rPr>
+        <w:t>who / win</w:t>
+      </w:r>
+    </w:p>
+    <w:p>
+      <w:pPr>
+        <w:spacing w:before="0" w:after="0"/>
+        <w:ind w:left="454" w:firstLine="0"/>
+        <w:jc w:val="left"/>
+      </w:pPr>
+      <w:r>
+        <w:rPr>
+          <w:rFonts w:eastAsia="MS Mincho" w:ascii="Times New Roman" w:hAnsi="Times New Roman"/>
+          <w:b w:val="0"/>
+          <w:i w:val="0"/>
+          <w:sz w:val="21"/>
+          <w:u w:val="none"/>
+        </w:rPr>
+        <w:t>She ( is / the / girl / who / I / think / will / win ) the prize.</w:t>
+      </w:r>
+    </w:p>
+    <w:p>
+      <w:pPr>
+        <w:spacing w:before="0" w:after="80"/>
+        <w:ind w:left="454" w:firstLine="0"/>
+        <w:jc w:val="left"/>
+      </w:pPr>
+      <w:r>
+        <w:rPr>
+          <w:rFonts w:eastAsia="MS Mincho" w:ascii="Times New Roman" w:hAnsi="Times New Roman"/>
+          <w:b w:val="0"/>
+          <w:i w:val="0"/>
+          <w:sz w:val="19"/>
+          <w:u w:val="none"/>
+        </w:rPr>
+        <w:t>She is the girl who I think will win the prize.</w:t>
+      </w:r>
+    </w:p>
+    <w:p>
+      <w:pPr>
+        <w:tabs>
+          <w:tab w:pos="9071" w:val="right"/>
+        </w:tabs>
+        <w:spacing w:before="80" w:after="0"/>
+        <w:ind w:left="170" w:firstLine="0"/>
+        <w:jc w:val="both"/>
+      </w:pPr>
+      <w:r>
+        <w:rPr>
+          <w:rFonts w:eastAsia="MS Mincho" w:ascii="Times New Roman" w:hAnsi="Times New Roman"/>
+          <w:b w:val="0"/>
+          <w:i w:val="0"/>
+          <w:sz w:val="21"/>
+          <w:u w:val="none"/>
+        </w:rPr>
+        <w:t xml:space="preserve">　4．あなたに必要なのは十分な睡眠だ。</w:t>
+      </w:r>
+      <w:r>
+        <w:rPr>
+          <w:rFonts w:eastAsia="MS Mincho" w:ascii="Times New Roman" w:hAnsi="Times New Roman"/>
+          <w:b w:val="0"/>
+          <w:i w:val="0"/>
+          <w:sz w:val="21"/>
+          <w:u w:val="none"/>
+        </w:rPr>
+        <w:tab/>
+      </w:r>
+      <w:r>
+        <w:rPr>
+          <w:rFonts w:eastAsia="MS Mincho" w:ascii="Times New Roman" w:hAnsi="Times New Roman"/>
+          <w:b/>
+          <w:i w:val="0"/>
+          <w:sz w:val="21"/>
+          <w:u w:val="none"/>
+          <w:highlight w:val="yellow"/>
+        </w:rPr>
+        <w:t>is / sleep</w:t>
+      </w:r>
+    </w:p>
+    <w:p>
+      <w:pPr>
+        <w:spacing w:before="0" w:after="0"/>
+        <w:ind w:left="454" w:firstLine="0"/>
+        <w:jc w:val="left"/>
+      </w:pPr>
+      <w:r>
+        <w:rPr>
+          <w:rFonts w:eastAsia="MS Mincho" w:ascii="Times New Roman" w:hAnsi="Times New Roman"/>
+          <w:b w:val="0"/>
+          <w:i w:val="0"/>
+          <w:sz w:val="21"/>
+          <w:u w:val="none"/>
+        </w:rPr>
+        <w:t>( what / you / need / is / to / get / enough / sleep ).</w:t>
+      </w:r>
+    </w:p>
+    <w:p>
+      <w:pPr>
+        <w:spacing w:before="0" w:after="80"/>
+        <w:ind w:left="454" w:firstLine="0"/>
+        <w:jc w:val="left"/>
+      </w:pPr>
+      <w:r>
+        <w:rPr>
+          <w:rFonts w:eastAsia="MS Mincho" w:ascii="Times New Roman" w:hAnsi="Times New Roman"/>
+          <w:b w:val="0"/>
+          <w:i w:val="0"/>
+          <w:sz w:val="19"/>
+          <w:u w:val="none"/>
+        </w:rPr>
+        <w:t>What you need is to get enough sleep.</w:t>
+      </w:r>
+    </w:p>
+    <w:p>
+      <w:pPr>
+        <w:tabs>
+          <w:tab w:pos="9071" w:val="right"/>
+        </w:tabs>
+        <w:spacing w:before="80" w:after="0"/>
+        <w:ind w:left="170" w:firstLine="0"/>
+        <w:jc w:val="both"/>
+      </w:pPr>
+      <w:r>
+        <w:rPr>
+          <w:rFonts w:eastAsia="MS Mincho" w:ascii="Times New Roman" w:hAnsi="Times New Roman"/>
+          <w:b w:val="0"/>
+          <w:i w:val="0"/>
+          <w:sz w:val="21"/>
+          <w:u w:val="none"/>
+        </w:rPr>
+        <w:t xml:space="preserve">　5．新しい経験を共有することができる人たちと友だちになることが重要だ。</w:t>
+      </w:r>
+      <w:r>
+        <w:rPr>
+          <w:rFonts w:eastAsia="MS Mincho" w:ascii="Times New Roman" w:hAnsi="Times New Roman"/>
+          <w:b w:val="0"/>
+          <w:i w:val="0"/>
+          <w:sz w:val="21"/>
+          <w:u w:val="none"/>
+        </w:rPr>
+        <w:tab/>
+      </w:r>
+      <w:r>
+        <w:rPr>
+          <w:rFonts w:eastAsia="MS Mincho" w:ascii="Times New Roman" w:hAnsi="Times New Roman"/>
+          <w:b/>
+          <w:i w:val="0"/>
+          <w:sz w:val="21"/>
+          <w:u w:val="none"/>
+          <w:highlight w:val="yellow"/>
+        </w:rPr>
+        <w:t>with / you</w:t>
+      </w:r>
+    </w:p>
+    <w:p>
+      <w:pPr>
+        <w:spacing w:before="0" w:after="0"/>
+        <w:ind w:left="454" w:firstLine="0"/>
+        <w:jc w:val="left"/>
+      </w:pPr>
+      <w:r>
+        <w:rPr>
+          <w:rFonts w:eastAsia="MS Mincho" w:ascii="Times New Roman" w:hAnsi="Times New Roman"/>
+          <w:b w:val="0"/>
+          <w:i w:val="0"/>
+          <w:sz w:val="21"/>
+          <w:u w:val="none"/>
+        </w:rPr>
+        <w:t>It is important ( to / make / friends / with / people / with / whom / you ) can share new experiences.</w:t>
+      </w:r>
+    </w:p>
+    <w:p>
+      <w:pPr>
+        <w:spacing w:before="0" w:after="80"/>
+        <w:ind w:left="454" w:firstLine="0"/>
+        <w:jc w:val="left"/>
+      </w:pPr>
+      <w:r>
+        <w:rPr>
+          <w:rFonts w:eastAsia="MS Mincho" w:ascii="Times New Roman" w:hAnsi="Times New Roman"/>
+          <w:b w:val="0"/>
+          <w:i w:val="0"/>
+          <w:sz w:val="19"/>
+          <w:u w:val="none"/>
+        </w:rPr>
+        <w:t>It is important to make friends with people with whom you can share new experiences.</w:t>
+      </w:r>
+    </w:p>
     <w:p>
       <w:pPr>
         <w:spacing w:before="160" w:after="40"/>
@@ -2276,7 +2632,7 @@
           <w:sz w:val="21"/>
           <w:u w:val="none"/>
         </w:rPr>
-        <w:t xml:space="preserve">　日本語の意味を表す英文になるように語を並べ替え，（　）内の４番目と８番目（文頭からではなく，（　）内であることに注意）に来る語を解答欄に記入しなさい。（解答欄に記入するのは１語ずつである。また，文頭に来る語も１文字目は小文字になっている）</w:t>
+        <w:t xml:space="preserve">　次の英文を読み，（　１　）〜（　１０　）に入る最も適切な語を下の語群から選び，記号で答えなさい。ただし，同じ語は一度しか使えない。</w:t>
       </w:r>
       <w:r>
         <w:rPr>
@@ -2291,11 +2647,38 @@
     </w:p>
     <w:p>
       <w:pPr>
-        <w:tabs>
-          <w:tab w:pos="9071" w:val="right"/>
-        </w:tabs>
-        <w:spacing w:before="80" w:after="0"/>
+        <w:spacing w:before="40" w:after="80"/>
         <w:ind w:left="170" w:firstLine="0"/>
+      </w:pPr>
+      <w:r>
+        <w:rPr>
+          <w:rFonts w:eastAsia="MS Mincho" w:ascii="Times New Roman" w:hAnsi="Times New Roman"/>
+          <w:b/>
+          <w:i w:val="0"/>
+          <w:sz w:val="21"/>
+          <w:u w:val="none"/>
+        </w:rPr>
+        <w:t xml:space="preserve">【語群】　</w:t>
+      </w:r>
+      <w:r>
+        <w:rPr>
+          <w:rFonts w:eastAsia="MS Mincho" w:ascii="Times New Roman" w:hAnsi="Times New Roman"/>
+          <w:b w:val="0"/>
+          <w:i w:val="0"/>
+          <w:sz w:val="21"/>
+          <w:u w:val="none"/>
+        </w:rPr>
+        <w:t>ア image　　イ curry　　ウ famous　　エ herbs　　オ Industrial</w:t>
+        <w:br/>
+        <w:t>カ factories　　キ colonies　　ク preserve　　ケ traditions　　コ culture</w:t>
+        <w:br/>
+        <w:t>※ サ ancient　　シ export　（使わないものが２つある）</w:t>
+      </w:r>
+    </w:p>
+    <w:p>
+      <w:pPr>
+        <w:spacing w:before="0" w:after="40" w:line="360" w:lineRule="exact"/>
+        <w:ind w:left="0" w:firstLine="0"/>
         <w:jc w:val="both"/>
       </w:pPr>
       <w:r>
@@ -2306,71 +2689,13 @@
           <w:sz w:val="21"/>
           <w:u w:val="none"/>
         </w:rPr>
-        <w:t xml:space="preserve">　1．コペンハーゲンは自転車専用道路を拡大することで交通渋滞を減らしてきた。</w:t>
-      </w:r>
-      <w:r>
-        <w:rPr>
-          <w:rFonts w:eastAsia="MS Mincho" w:ascii="Times New Roman" w:hAnsi="Times New Roman"/>
-          <w:b w:val="0"/>
-          <w:i w:val="0"/>
-          <w:sz w:val="21"/>
-          <w:u w:val="none"/>
-        </w:rPr>
-        <w:tab/>
-      </w:r>
-      <w:r>
-        <w:rPr>
-          <w:rFonts w:eastAsia="MS Mincho" w:ascii="Times New Roman" w:hAnsi="Times New Roman"/>
-          <w:b/>
-          <w:i w:val="0"/>
-          <w:sz w:val="21"/>
-          <w:u w:val="none"/>
-          <w:highlight w:val="yellow"/>
-        </w:rPr>
-        <w:t>congestion / bicycle</w:t>
+        <w:t xml:space="preserve">　Britain has an （　１　） problem when it comes to food. Every other country seems to have its own special dishes: Italy has pizza and pasta, India has （　２　）, and France has haute cuisine. Britain, it seems, has nothing to offer.</w:t>
       </w:r>
     </w:p>
     <w:p>
       <w:pPr>
-        <w:spacing w:before="0" w:after="0"/>
-        <w:ind w:left="454" w:firstLine="0"/>
-        <w:jc w:val="left"/>
-      </w:pPr>
-      <w:r>
-        <w:rPr>
-          <w:rFonts w:eastAsia="MS Mincho" w:ascii="Times New Roman" w:hAnsi="Times New Roman"/>
-          <w:b w:val="0"/>
-          <w:i w:val="0"/>
-          <w:sz w:val="21"/>
-          <w:u w:val="none"/>
-        </w:rPr>
-        <w:t>Copenhagen ( has / reduced / traffic / congestion / by / expanding / its / bicycle ) lanes.</w:t>
-      </w:r>
-    </w:p>
-    <w:p>
-      <w:pPr>
-        <w:spacing w:before="0" w:after="80"/>
-        <w:ind w:left="454" w:firstLine="0"/>
-        <w:jc w:val="left"/>
-      </w:pPr>
-      <w:r>
-        <w:rPr>
-          <w:rFonts w:eastAsia="MS Mincho" w:ascii="Times New Roman" w:hAnsi="Times New Roman"/>
-          <w:b w:val="0"/>
-          <w:i w:val="0"/>
-          <w:sz w:val="19"/>
-          <w:u w:val="none"/>
-        </w:rPr>
-        <w:t>has reduced traffic congestion by expanding its bicycle lanes.</w:t>
-      </w:r>
-    </w:p>
-    <w:p>
-      <w:pPr>
-        <w:tabs>
-          <w:tab w:pos="9071" w:val="right"/>
-        </w:tabs>
-        <w:spacing w:before="80" w:after="0"/>
-        <w:ind w:left="170" w:firstLine="0"/>
+        <w:spacing w:before="0" w:after="40" w:line="360" w:lineRule="exact"/>
+        <w:ind w:left="0" w:firstLine="0"/>
         <w:jc w:val="both"/>
       </w:pPr>
       <w:r>
@@ -2381,71 +2706,13 @@
           <w:sz w:val="21"/>
           <w:u w:val="none"/>
         </w:rPr>
-        <w:t xml:space="preserve">　2．毎朝何千人もの人々が安全に職場まで自転車で通勤している。</w:t>
-      </w:r>
-      <w:r>
-        <w:rPr>
-          <w:rFonts w:eastAsia="MS Mincho" w:ascii="Times New Roman" w:hAnsi="Times New Roman"/>
-          <w:b w:val="0"/>
-          <w:i w:val="0"/>
-          <w:sz w:val="21"/>
-          <w:u w:val="none"/>
-        </w:rPr>
-        <w:tab/>
-      </w:r>
-      <w:r>
-        <w:rPr>
-          <w:rFonts w:eastAsia="MS Mincho" w:ascii="Times New Roman" w:hAnsi="Times New Roman"/>
-          <w:b/>
-          <w:i w:val="0"/>
-          <w:sz w:val="21"/>
-          <w:u w:val="none"/>
-          <w:highlight w:val="yellow"/>
-        </w:rPr>
-        <w:t>commute / bicycle</w:t>
+        <w:t xml:space="preserve">　However, this is not entirely true. Britain was once （　３　） for its food. Back in the time of Queen Elizabeth I (1558–1603), people really knew how to eat well. Country houses had kitchens full of rosemary, parsley, thyme, and other （　４　）. Chefs used to travel around Europe to find new ideas and ingredients.</w:t>
       </w:r>
     </w:p>
     <w:p>
       <w:pPr>
-        <w:spacing w:before="0" w:after="0"/>
-        <w:ind w:left="454" w:firstLine="0"/>
-        <w:jc w:val="left"/>
-      </w:pPr>
-      <w:r>
-        <w:rPr>
-          <w:rFonts w:eastAsia="MS Mincho" w:ascii="Times New Roman" w:hAnsi="Times New Roman"/>
-          <w:b w:val="0"/>
-          <w:i w:val="0"/>
-          <w:sz w:val="21"/>
-          <w:u w:val="none"/>
-        </w:rPr>
-        <w:t>Every morning, ( thousands / of / people / commute / to / work / by / bicycle ) safely.</w:t>
-      </w:r>
-    </w:p>
-    <w:p>
-      <w:pPr>
-        <w:spacing w:before="0" w:after="80"/>
-        <w:ind w:left="454" w:firstLine="0"/>
-        <w:jc w:val="left"/>
-      </w:pPr>
-      <w:r>
-        <w:rPr>
-          <w:rFonts w:eastAsia="MS Mincho" w:ascii="Times New Roman" w:hAnsi="Times New Roman"/>
-          <w:b w:val="0"/>
-          <w:i w:val="0"/>
-          <w:sz w:val="19"/>
-          <w:u w:val="none"/>
-        </w:rPr>
-        <w:t>thousands of people commute to work by bicycle safely.</w:t>
-      </w:r>
-    </w:p>
-    <w:p>
-      <w:pPr>
-        <w:tabs>
-          <w:tab w:pos="9071" w:val="right"/>
-        </w:tabs>
-        <w:spacing w:before="80" w:after="0"/>
-        <w:ind w:left="170" w:firstLine="0"/>
+        <w:spacing w:before="0" w:after="40" w:line="360" w:lineRule="exact"/>
+        <w:ind w:left="0" w:firstLine="0"/>
         <w:jc w:val="both"/>
       </w:pPr>
       <w:r>
@@ -2456,71 +2723,13 @@
           <w:sz w:val="21"/>
           <w:u w:val="none"/>
         </w:rPr>
-        <w:t xml:space="preserve">　3．市が自転車専用の橋を建設したのは、利用者の便利さを考えたからだ。</w:t>
-      </w:r>
-      <w:r>
-        <w:rPr>
-          <w:rFonts w:eastAsia="MS Mincho" w:ascii="Times New Roman" w:hAnsi="Times New Roman"/>
-          <w:b w:val="0"/>
-          <w:i w:val="0"/>
-          <w:sz w:val="21"/>
-          <w:u w:val="none"/>
-        </w:rPr>
-        <w:tab/>
-      </w:r>
-      <w:r>
-        <w:rPr>
-          <w:rFonts w:eastAsia="MS Mincho" w:ascii="Times New Roman" w:hAnsi="Times New Roman"/>
-          <w:b/>
-          <w:i w:val="0"/>
-          <w:sz w:val="21"/>
-          <w:u w:val="none"/>
-          <w:highlight w:val="yellow"/>
-        </w:rPr>
-        <w:t>for / considered</w:t>
+        <w:t xml:space="preserve">　Things changed dramatically around the end of the 19th century. The （　５　） Revolution forced many families to move from the countryside into crowded new cities like Manchester and Birmingham. Men, women, and even children worked long hours in （　６　）. They no longer had the time or energy to cook properly at home.</w:t>
       </w:r>
     </w:p>
     <w:p>
       <w:pPr>
-        <w:spacing w:before="0" w:after="0"/>
-        <w:ind w:left="454" w:firstLine="0"/>
-        <w:jc w:val="left"/>
-      </w:pPr>
-      <w:r>
-        <w:rPr>
-          <w:rFonts w:eastAsia="MS Mincho" w:ascii="Times New Roman" w:hAnsi="Times New Roman"/>
-          <w:b w:val="0"/>
-          <w:i w:val="0"/>
-          <w:sz w:val="21"/>
-          <w:u w:val="none"/>
-        </w:rPr>
-        <w:t>The city built ( a / bridge / just / for / cyclists / because / it / considered ) their convenience.</w:t>
-      </w:r>
-    </w:p>
-    <w:p>
-      <w:pPr>
-        <w:spacing w:before="0" w:after="80"/>
-        <w:ind w:left="454" w:firstLine="0"/>
-        <w:jc w:val="left"/>
-      </w:pPr>
-      <w:r>
-        <w:rPr>
-          <w:rFonts w:eastAsia="MS Mincho" w:ascii="Times New Roman" w:hAnsi="Times New Roman"/>
-          <w:b w:val="0"/>
-          <w:i w:val="0"/>
-          <w:sz w:val="19"/>
-          <w:u w:val="none"/>
-        </w:rPr>
-        <w:t>a bridge just for cyclists because it considered their convenience.</w:t>
-      </w:r>
-    </w:p>
-    <w:p>
-      <w:pPr>
-        <w:tabs>
-          <w:tab w:pos="9071" w:val="right"/>
-        </w:tabs>
-        <w:spacing w:before="80" w:after="0"/>
-        <w:ind w:left="170" w:firstLine="0"/>
+        <w:spacing w:before="0" w:after="40" w:line="360" w:lineRule="exact"/>
+        <w:ind w:left="0" w:firstLine="0"/>
         <w:jc w:val="both"/>
       </w:pPr>
       <w:r>
@@ -2531,71 +2740,13 @@
           <w:sz w:val="21"/>
           <w:u w:val="none"/>
         </w:rPr>
-        <w:t xml:space="preserve">　4．より多くの都市が自転車に優しい政策を取り入れることを期待されている。</w:t>
-      </w:r>
-      <w:r>
-        <w:rPr>
-          <w:rFonts w:eastAsia="MS Mincho" w:ascii="Times New Roman" w:hAnsi="Times New Roman"/>
-          <w:b w:val="0"/>
-          <w:i w:val="0"/>
-          <w:sz w:val="21"/>
-          <w:u w:val="none"/>
-        </w:rPr>
-        <w:tab/>
-      </w:r>
-      <w:r>
-        <w:rPr>
-          <w:rFonts w:eastAsia="MS Mincho" w:ascii="Times New Roman" w:hAnsi="Times New Roman"/>
-          <w:b/>
-          <w:i w:val="0"/>
-          <w:sz w:val="21"/>
-          <w:u w:val="none"/>
-          <w:highlight w:val="yellow"/>
-        </w:rPr>
-        <w:t>adopt / cyclists</w:t>
+        <w:t xml:space="preserve">　In the 20th century, many people came to the UK from Britain's former （　７　） — including India, Pakistan, West Africa, the Caribbean, and Hong Kong. Other immigrants, such as the Irish, Jews, and Italians, were already living in Britain. These people did not simply give up their own ways of eating. They tried to （　８　） their food （　９　）.</w:t>
       </w:r>
     </w:p>
     <w:p>
       <w:pPr>
-        <w:spacing w:before="0" w:after="0"/>
-        <w:ind w:left="454" w:firstLine="0"/>
-        <w:jc w:val="left"/>
-      </w:pPr>
-      <w:r>
-        <w:rPr>
-          <w:rFonts w:eastAsia="MS Mincho" w:ascii="Times New Roman" w:hAnsi="Times New Roman"/>
-          <w:b w:val="0"/>
-          <w:i w:val="0"/>
-          <w:sz w:val="21"/>
-          <w:u w:val="none"/>
-        </w:rPr>
-        <w:t>More cities ( are / expected / to / adopt / policies / that / favor / cyclists ) in the future.</w:t>
-      </w:r>
-    </w:p>
-    <w:p>
-      <w:pPr>
-        <w:spacing w:before="0" w:after="80"/>
-        <w:ind w:left="454" w:firstLine="0"/>
-        <w:jc w:val="left"/>
-      </w:pPr>
-      <w:r>
-        <w:rPr>
-          <w:rFonts w:eastAsia="MS Mincho" w:ascii="Times New Roman" w:hAnsi="Times New Roman"/>
-          <w:b w:val="0"/>
-          <w:i w:val="0"/>
-          <w:sz w:val="19"/>
-          <w:u w:val="none"/>
-        </w:rPr>
-        <w:t>are expected to adopt policies that favor cyclists in the future.</w:t>
-      </w:r>
-    </w:p>
-    <w:p>
-      <w:pPr>
-        <w:tabs>
-          <w:tab w:pos="9071" w:val="right"/>
-        </w:tabs>
-        <w:spacing w:before="80" w:after="0"/>
-        <w:ind w:left="170" w:firstLine="0"/>
+        <w:spacing w:before="0" w:after="40" w:line="360" w:lineRule="exact"/>
+        <w:ind w:left="0" w:firstLine="0"/>
         <w:jc w:val="both"/>
       </w:pPr>
       <w:r>
@@ -2606,18 +2757,14 @@
           <w:sz w:val="21"/>
           <w:u w:val="none"/>
         </w:rPr>
-        <w:t xml:space="preserve">　5．この成功例は他の国々が見習うべきモデルとなっている。</w:t>
+        <w:t xml:space="preserve">　Food is one of the most powerful parts of a （　１０　）. You may forget your language or stop wearing traditional clothes. But when you see and smell a dish that your grandmother used to make, you immediately feel connected to your roots.</w:t>
       </w:r>
-      <w:r>
-        <w:rPr>
-          <w:rFonts w:eastAsia="MS Mincho" w:ascii="Times New Roman" w:hAnsi="Times New Roman"/>
-          <w:b w:val="0"/>
-          <w:i w:val="0"/>
-          <w:sz w:val="21"/>
-          <w:u w:val="none"/>
-        </w:rPr>
-        <w:tab/>
-      </w:r>
+    </w:p>
+    <w:p>
+      <w:pPr>
+        <w:spacing w:before="80" w:after="80"/>
+        <w:ind w:left="170" w:firstLine="0"/>
+      </w:pPr>
       <w:r>
         <w:rPr>
           <w:rFonts w:eastAsia="MS Mincho" w:ascii="Times New Roman" w:hAnsi="Times New Roman"/>
@@ -2627,41 +2774,7 @@
           <w:u w:val="none"/>
           <w:highlight w:val="yellow"/>
         </w:rPr>
-        <w:t>model / should</w:t>
-      </w:r>
-    </w:p>
-    <w:p>
-      <w:pPr>
-        <w:spacing w:before="0" w:after="0"/>
-        <w:ind w:left="454" w:firstLine="0"/>
-        <w:jc w:val="left"/>
-      </w:pPr>
-      <w:r>
-        <w:rPr>
-          <w:rFonts w:eastAsia="MS Mincho" w:ascii="Times New Roman" w:hAnsi="Times New Roman"/>
-          <w:b w:val="0"/>
-          <w:i w:val="0"/>
-          <w:sz w:val="21"/>
-          <w:u w:val="none"/>
-        </w:rPr>
-        <w:t>This successful example ( has / become / a / model / that / other / countries / should ) follow.</w:t>
-      </w:r>
-    </w:p>
-    <w:p>
-      <w:pPr>
-        <w:spacing w:before="0" w:after="80"/>
-        <w:ind w:left="454" w:firstLine="0"/>
-        <w:jc w:val="left"/>
-      </w:pPr>
-      <w:r>
-        <w:rPr>
-          <w:rFonts w:eastAsia="MS Mincho" w:ascii="Times New Roman" w:hAnsi="Times New Roman"/>
-          <w:b w:val="0"/>
-          <w:i w:val="0"/>
-          <w:sz w:val="19"/>
-          <w:u w:val="none"/>
-        </w:rPr>
-        <w:t>has become a model that other countries should follow.</w:t>
+        <w:t>１ア　２イ　３ウ　４エ　５オ　６カ　７キ　８ク　９ケ　１０コ</w:t>
       </w:r>
     </w:p>
     <w:sectPr>

--- a/output/exam_comm2_final.docx
+++ b/output/exam_comm2_final.docx
@@ -1499,7 +1499,7 @@
           <w:sz w:val="21"/>
           <w:u w:val="none"/>
         </w:rPr>
-        <w:t xml:space="preserve">　以下の英文解釈に関する問題に答えなさい</w:t>
+        <w:t xml:space="preserve">　以下の英文解釈に関する問題に答えなさい。</w:t>
       </w:r>
       <w:r>
         <w:rPr>
@@ -1509,28 +1509,802 @@
           <w:sz w:val="21"/>
           <w:u w:val="none"/>
         </w:rPr>
-        <w:t>（16点）</w:t>
+        <w:t>（１６点）</w:t>
       </w:r>
     </w:p>
     <w:p>
       <w:pPr>
-        <w:spacing w:before="80" w:after="80"/>
-        <w:ind w:left="283" w:firstLine="0"/>
+        <w:spacing w:before="80" w:after="40"/>
+        <w:ind w:left="170" w:firstLine="0"/>
+      </w:pPr>
+      <w:r>
+        <w:rPr>
+          <w:rFonts w:eastAsia="MS Mincho" w:ascii="Times New Roman" w:hAnsi="Times New Roman"/>
+          <w:b w:val="0"/>
+          <w:i w:val="0"/>
+          <w:sz w:val="21"/>
+          <w:u w:val="none"/>
+        </w:rPr>
+        <w:t>下の例にならい、次の文１〜４に SVOCM の記号を振り構造を表しなさい。また、それにもとづいた英文の日本語訳を書きなさい。ただし、1 つの単語につき 2 つ以上の記号・下線は付さなくて良い。文全体の大きな構造がわかるように図示すること。</w:t>
+      </w:r>
+    </w:p>
+    <w:p>
+      <w:pPr>
+        <w:spacing w:before="40" w:after="0"/>
+        <w:ind w:left="170" w:firstLine="0"/>
       </w:pPr>
       <w:r>
         <w:rPr>
           <w:rFonts w:eastAsia="MS Mincho" w:ascii="Times New Roman" w:hAnsi="Times New Roman"/>
           <w:b/>
           <w:i w:val="0"/>
-          <w:sz w:val="24"/>
+          <w:sz w:val="18"/>
           <w:u w:val="none"/>
         </w:rPr>
-        <w:t>（空白）</w:t>
+        <w:t>例</w:t>
+      </w:r>
+    </w:p>
+    <w:p>
+      <w:pPr>
+        <w:spacing w:before="0" w:after="40"/>
+        <w:ind w:left="283" w:firstLine="0"/>
+      </w:pPr>
+      <w:r>
+        <w:rPr>
+          <w:rFonts w:eastAsia="MS Mincho" w:ascii="Times New Roman" w:hAnsi="Times New Roman"/>
+          <w:b w:val="0"/>
+          <w:i w:val="0"/>
+          <w:sz w:val="18"/>
+          <w:u w:val="none"/>
+        </w:rPr>
+        <w:t>（記号）S → 四角　、V → 下線　、O → 二重下線　、C → 波線　、M → （まるカッコ）</w:t>
+      </w:r>
+    </w:p>
+    <w:p>
+      <w:pPr>
+        <w:spacing w:before="0" w:after="120"/>
+        <w:ind w:left="283" w:firstLine="0"/>
+      </w:pPr>
+      <w:r>
+        <w:rPr>
+          <w:rFonts w:eastAsia="MS Mincho" w:ascii="Times New Roman" w:hAnsi="Times New Roman"/>
+          <w:b w:val="0"/>
+          <w:i w:val="0"/>
+          <w:sz w:val="19"/>
+          <w:u w:val="none"/>
+        </w:rPr>
+        <w:t>Developing nations were under-represented, (with competitors facing obstacles ranging from prejudice against disability to the high cost of wheelchairs).</w:t>
+      </w:r>
+    </w:p>
+    <w:p>
+      <w:pPr>
+        <w:spacing w:before="120" w:after="0"/>
+        <w:ind w:left="170" w:firstLine="0"/>
+      </w:pPr>
+      <w:r>
+        <w:rPr>
+          <w:rFonts w:eastAsia="MS Mincho" w:ascii="Times New Roman" w:hAnsi="Times New Roman"/>
+          <w:b/>
+          <w:i w:val="0"/>
+          <w:sz w:val="21"/>
+          <w:u w:val="none"/>
+        </w:rPr>
+        <w:t xml:space="preserve">　1．</w:t>
+      </w:r>
+      <w:r>
+        <w:rPr>
+          <w:rFonts w:eastAsia="MS Mincho" w:ascii="Times New Roman" w:hAnsi="Times New Roman"/>
+          <w:b w:val="0"/>
+          <w:i w:val="0"/>
+          <w:sz w:val="21"/>
+          <w:u w:val="none"/>
+        </w:rPr>
+        <w:t>She also saw the poverty of her people and the hard lives of so many women who were fighting against such basic problems as lack of food, firewood and water, and against unemployment.</w:t>
+      </w:r>
+    </w:p>
+    <w:p>
+      <w:pPr>
+        <w:spacing w:before="20" w:after="0"/>
+        <w:ind w:left="283" w:firstLine="0"/>
+      </w:pPr>
+      <w:r>
+        <w:rPr>
+          <w:rFonts w:eastAsia="MS Mincho" w:ascii="Times New Roman" w:hAnsi="Times New Roman"/>
+          <w:b w:val="0"/>
+          <w:i w:val="0"/>
+          <w:sz w:val="19"/>
+          <w:u w:val="none"/>
+        </w:rPr>
+        <w:t>（記号）</w:t>
+      </w:r>
+    </w:p>
+    <w:p>
+      <w:pPr>
+        <w:spacing w:before="0" w:after="0"/>
+        <w:ind w:left="283" w:firstLine="0"/>
+      </w:pPr>
+      <w:r>
+        <w:rPr>
+          <w:rFonts w:eastAsia="MS Mincho" w:ascii="Times New Roman" w:hAnsi="Times New Roman"/>
+          <w:b w:val="0"/>
+          <w:i w:val="0"/>
+          <w:sz w:val="19"/>
+          <w:u w:val="none"/>
+          <w:highlight w:val="yellow"/>
+        </w:rPr>
+        <w:t>S[She] V[saw] O[the poverty of her people] and O[the hard lives of so many women [who were fighting against (such basic problems as lack of food, firewood and water), and against unemployment]].</w:t>
+      </w:r>
+    </w:p>
+    <w:p>
+      <w:pPr>
+        <w:spacing w:before="40" w:after="0"/>
+        <w:ind w:left="283" w:firstLine="0"/>
+      </w:pPr>
+      <w:r>
+        <w:rPr>
+          <w:rFonts w:eastAsia="MS Mincho" w:ascii="Times New Roman" w:hAnsi="Times New Roman"/>
+          <w:b w:val="0"/>
+          <w:i w:val="0"/>
+          <w:sz w:val="19"/>
+          <w:u w:val="none"/>
+        </w:rPr>
+        <w:t>（訳）</w:t>
+      </w:r>
+    </w:p>
+    <w:p>
+      <w:pPr>
+        <w:spacing w:before="0" w:after="0"/>
+        <w:ind w:left="283" w:firstLine="0"/>
+      </w:pPr>
+      <w:r>
+        <w:rPr>
+          <w:rFonts w:eastAsia="MS Mincho" w:ascii="Times New Roman" w:hAnsi="Times New Roman"/>
+          <w:b w:val="0"/>
+          <w:i w:val="0"/>
+          <w:sz w:val="19"/>
+          <w:u w:val="none"/>
+          <w:highlight w:val="yellow"/>
+        </w:rPr>
+        <w:t>彼女はまた、自分の民の貧困と、食料・薪・水の不足や失業といった基本的な問題と闘う数多くの女性たちの苦しい生活を目の当たりにした。</w:t>
       </w:r>
     </w:p>
     <w:p/>
+    <w:p>
+      <w:pPr>
+        <w:spacing w:before="120" w:after="0"/>
+        <w:ind w:left="170" w:firstLine="0"/>
+      </w:pPr>
+      <w:r>
+        <w:rPr>
+          <w:rFonts w:eastAsia="MS Mincho" w:ascii="Times New Roman" w:hAnsi="Times New Roman"/>
+          <w:b/>
+          <w:i w:val="0"/>
+          <w:sz w:val="21"/>
+          <w:u w:val="none"/>
+        </w:rPr>
+        <w:t xml:space="preserve">　2．</w:t>
+      </w:r>
+      <w:r>
+        <w:rPr>
+          <w:rFonts w:eastAsia="MS Mincho" w:ascii="Times New Roman" w:hAnsi="Times New Roman"/>
+          <w:b w:val="0"/>
+          <w:i w:val="0"/>
+          <w:sz w:val="21"/>
+          <w:u w:val="none"/>
+        </w:rPr>
+        <w:t>In March, the AI-based computer program AlphaGo, developed by DeepMind, shocked the world when it defeated South Korean go grandmaster Lee Sedol in a five-game match of the ancient board game that requires deep insight.</w:t>
+      </w:r>
+    </w:p>
+    <w:p>
+      <w:pPr>
+        <w:spacing w:before="20" w:after="0"/>
+        <w:ind w:left="283" w:firstLine="0"/>
+      </w:pPr>
+      <w:r>
+        <w:rPr>
+          <w:rFonts w:eastAsia="MS Mincho" w:ascii="Times New Roman" w:hAnsi="Times New Roman"/>
+          <w:b w:val="0"/>
+          <w:i w:val="0"/>
+          <w:sz w:val="19"/>
+          <w:u w:val="none"/>
+        </w:rPr>
+        <w:t>（記号）</w:t>
+      </w:r>
+    </w:p>
+    <w:p>
+      <w:pPr>
+        <w:spacing w:before="0" w:after="0"/>
+        <w:ind w:left="283" w:firstLine="0"/>
+      </w:pPr>
+      <w:r>
+        <w:rPr>
+          <w:rFonts w:eastAsia="MS Mincho" w:ascii="Times New Roman" w:hAnsi="Times New Roman"/>
+          <w:b w:val="0"/>
+          <w:i w:val="0"/>
+          <w:sz w:val="19"/>
+          <w:u w:val="none"/>
+          <w:highlight w:val="yellow"/>
+        </w:rPr>
+        <w:t>M(In March), S[the AI-based computer program AlphaGo, (developed by DeepMind),] V[shocked] O[the world] M(when it defeated South Korean go grandmaster Lee Sedol in a five-game match of the ancient board game [that requires deep insight]).</w:t>
+      </w:r>
+    </w:p>
+    <w:p>
+      <w:pPr>
+        <w:spacing w:before="40" w:after="0"/>
+        <w:ind w:left="283" w:firstLine="0"/>
+      </w:pPr>
+      <w:r>
+        <w:rPr>
+          <w:rFonts w:eastAsia="MS Mincho" w:ascii="Times New Roman" w:hAnsi="Times New Roman"/>
+          <w:b w:val="0"/>
+          <w:i w:val="0"/>
+          <w:sz w:val="19"/>
+          <w:u w:val="none"/>
+        </w:rPr>
+        <w:t>（訳）</w:t>
+      </w:r>
+    </w:p>
+    <w:p>
+      <w:pPr>
+        <w:spacing w:before="0" w:after="0"/>
+        <w:ind w:left="283" w:firstLine="0"/>
+      </w:pPr>
+      <w:r>
+        <w:rPr>
+          <w:rFonts w:eastAsia="MS Mincho" w:ascii="Times New Roman" w:hAnsi="Times New Roman"/>
+          <w:b w:val="0"/>
+          <w:i w:val="0"/>
+          <w:sz w:val="19"/>
+          <w:u w:val="none"/>
+          <w:highlight w:val="yellow"/>
+        </w:rPr>
+        <w:t>3月、DeepMindが開発したAIベースのコンピュータプログラム AlphaGo は、深い洞察力を必要とするこの古代ボードゲームの5番勝負で韓国の囲碁の名人、李世乭を破り、世界に衝撃を与えた。</w:t>
+      </w:r>
+    </w:p>
+    <w:p>
+      <w:pPr>
+        <w:spacing w:before="40" w:after="0"/>
+        <w:ind w:left="283" w:firstLine="0"/>
+      </w:pPr>
+      <w:r>
+        <w:rPr>
+          <w:rFonts w:eastAsia="MS Mincho" w:ascii="Times New Roman" w:hAnsi="Times New Roman"/>
+          <w:b/>
+          <w:i w:val="0"/>
+          <w:sz w:val="19"/>
+          <w:u w:val="none"/>
+        </w:rPr>
+        <w:t>（問）</w:t>
+      </w:r>
+      <w:r>
+        <w:rPr>
+          <w:rFonts w:eastAsia="MS Mincho" w:ascii="Times New Roman" w:hAnsi="Times New Roman"/>
+          <w:b w:val="0"/>
+          <w:i w:val="0"/>
+          <w:sz w:val="19"/>
+          <w:u w:val="none"/>
+        </w:rPr>
+        <w:t>下線部が示す内容を日本語で具体的に答えなさい。</w:t>
+      </w:r>
+    </w:p>
+    <w:p>
+      <w:pPr>
+        <w:spacing w:before="0" w:after="0"/>
+        <w:ind w:left="397" w:firstLine="0"/>
+      </w:pPr>
+      <w:r>
+        <w:rPr>
+          <w:rFonts w:eastAsia="MS Mincho" w:ascii="Times New Roman" w:hAnsi="Times New Roman"/>
+          <w:b w:val="0"/>
+          <w:i w:val="0"/>
+          <w:sz w:val="19"/>
+          <w:u w:val="none"/>
+          <w:highlight w:val="yellow"/>
+        </w:rPr>
+        <w:t>AlphaGoが人間のプロ棋士（李世乭）との5番勝負に勝利したこと。</w:t>
+      </w:r>
+    </w:p>
     <w:p/>
+    <w:p>
+      <w:pPr>
+        <w:spacing w:before="120" w:after="0"/>
+        <w:ind w:left="170" w:firstLine="0"/>
+      </w:pPr>
+      <w:r>
+        <w:rPr>
+          <w:rFonts w:eastAsia="MS Mincho" w:ascii="Times New Roman" w:hAnsi="Times New Roman"/>
+          <w:b/>
+          <w:i w:val="0"/>
+          <w:sz w:val="21"/>
+          <w:u w:val="none"/>
+        </w:rPr>
+        <w:t xml:space="preserve">　3．</w:t>
+      </w:r>
+      <w:r>
+        <w:rPr>
+          <w:rFonts w:eastAsia="MS Mincho" w:ascii="Times New Roman" w:hAnsi="Times New Roman"/>
+          <w:b w:val="0"/>
+          <w:i w:val="0"/>
+          <w:sz w:val="21"/>
+          <w:u w:val="none"/>
+        </w:rPr>
+        <w:t>Although we know that the earth revolves around the sun, we cannot recite the astronomical observations and calculations that led to that conclusion.</w:t>
+      </w:r>
+    </w:p>
+    <w:p>
+      <w:pPr>
+        <w:spacing w:before="20" w:after="0"/>
+        <w:ind w:left="283" w:firstLine="0"/>
+      </w:pPr>
+      <w:r>
+        <w:rPr>
+          <w:rFonts w:eastAsia="MS Mincho" w:ascii="Times New Roman" w:hAnsi="Times New Roman"/>
+          <w:b w:val="0"/>
+          <w:i w:val="0"/>
+          <w:sz w:val="19"/>
+          <w:u w:val="none"/>
+        </w:rPr>
+        <w:t>（記号）</w:t>
+      </w:r>
+    </w:p>
+    <w:p>
+      <w:pPr>
+        <w:spacing w:before="0" w:after="0"/>
+        <w:ind w:left="283" w:firstLine="0"/>
+      </w:pPr>
+      <w:r>
+        <w:rPr>
+          <w:rFonts w:eastAsia="MS Mincho" w:ascii="Times New Roman" w:hAnsi="Times New Roman"/>
+          <w:b w:val="0"/>
+          <w:i w:val="0"/>
+          <w:sz w:val="19"/>
+          <w:u w:val="none"/>
+          <w:highlight w:val="yellow"/>
+        </w:rPr>
+        <w:t>M(Although S[we] V[know] O〈that the earth revolves around the sun〉), S[we] V[cannot recite] O[the astronomical observations and calculations [that led to that conclusion]].</w:t>
+      </w:r>
+    </w:p>
+    <w:p>
+      <w:pPr>
+        <w:spacing w:before="40" w:after="0"/>
+        <w:ind w:left="283" w:firstLine="0"/>
+      </w:pPr>
+      <w:r>
+        <w:rPr>
+          <w:rFonts w:eastAsia="MS Mincho" w:ascii="Times New Roman" w:hAnsi="Times New Roman"/>
+          <w:b w:val="0"/>
+          <w:i w:val="0"/>
+          <w:sz w:val="19"/>
+          <w:u w:val="none"/>
+        </w:rPr>
+        <w:t>（訳）</w:t>
+      </w:r>
+    </w:p>
+    <w:p>
+      <w:pPr>
+        <w:spacing w:before="0" w:after="0"/>
+        <w:ind w:left="283" w:firstLine="0"/>
+      </w:pPr>
+      <w:r>
+        <w:rPr>
+          <w:rFonts w:eastAsia="MS Mincho" w:ascii="Times New Roman" w:hAnsi="Times New Roman"/>
+          <w:b w:val="0"/>
+          <w:i w:val="0"/>
+          <w:sz w:val="19"/>
+          <w:u w:val="none"/>
+          <w:highlight w:val="yellow"/>
+        </w:rPr>
+        <w:t>地球が太陽の周りを公転していることは知っていても、私たちはその結論に至った天文学的な観測や計算を暗唱することはできない。</w:t>
+      </w:r>
+    </w:p>
     <w:p/>
+    <w:p>
+      <w:pPr>
+        <w:spacing w:before="120" w:after="0"/>
+        <w:ind w:left="170" w:firstLine="0"/>
+      </w:pPr>
+      <w:r>
+        <w:rPr>
+          <w:rFonts w:eastAsia="MS Mincho" w:ascii="Times New Roman" w:hAnsi="Times New Roman"/>
+          <w:b/>
+          <w:i w:val="0"/>
+          <w:sz w:val="21"/>
+          <w:u w:val="none"/>
+        </w:rPr>
+        <w:t xml:space="preserve">　4．</w:t>
+      </w:r>
+      <w:r>
+        <w:rPr>
+          <w:rFonts w:eastAsia="MS Mincho" w:ascii="Times New Roman" w:hAnsi="Times New Roman"/>
+          <w:b w:val="0"/>
+          <w:i w:val="0"/>
+          <w:sz w:val="21"/>
+          <w:u w:val="none"/>
+        </w:rPr>
+        <w:t>Psychologists who believe that willpower is a limited resource say using up our willpower is the main reason that some of us fail to achieve our goals.</w:t>
+      </w:r>
+    </w:p>
+    <w:p>
+      <w:pPr>
+        <w:spacing w:before="20" w:after="0"/>
+        <w:ind w:left="283" w:firstLine="0"/>
+      </w:pPr>
+      <w:r>
+        <w:rPr>
+          <w:rFonts w:eastAsia="MS Mincho" w:ascii="Times New Roman" w:hAnsi="Times New Roman"/>
+          <w:b w:val="0"/>
+          <w:i w:val="0"/>
+          <w:sz w:val="19"/>
+          <w:u w:val="none"/>
+        </w:rPr>
+        <w:t>（記号）</w:t>
+      </w:r>
+    </w:p>
+    <w:p>
+      <w:pPr>
+        <w:spacing w:before="0" w:after="0"/>
+        <w:ind w:left="283" w:firstLine="0"/>
+      </w:pPr>
+      <w:r>
+        <w:rPr>
+          <w:rFonts w:eastAsia="MS Mincho" w:ascii="Times New Roman" w:hAnsi="Times New Roman"/>
+          <w:b w:val="0"/>
+          <w:i w:val="0"/>
+          <w:sz w:val="19"/>
+          <w:u w:val="none"/>
+          <w:highlight w:val="yellow"/>
+        </w:rPr>
+        <w:t>S[Psychologists [who believe 〈that willpower is a limited resource〉]] V[say] O〈using up our willpower is the main reason [that some of us fail to achieve our goals]〉.</w:t>
+      </w:r>
+    </w:p>
+    <w:p>
+      <w:pPr>
+        <w:spacing w:before="40" w:after="0"/>
+        <w:ind w:left="283" w:firstLine="0"/>
+      </w:pPr>
+      <w:r>
+        <w:rPr>
+          <w:rFonts w:eastAsia="MS Mincho" w:ascii="Times New Roman" w:hAnsi="Times New Roman"/>
+          <w:b w:val="0"/>
+          <w:i w:val="0"/>
+          <w:sz w:val="19"/>
+          <w:u w:val="none"/>
+        </w:rPr>
+        <w:t>（訳）</w:t>
+      </w:r>
+    </w:p>
+    <w:p>
+      <w:pPr>
+        <w:spacing w:before="0" w:after="0"/>
+        <w:ind w:left="283" w:firstLine="0"/>
+      </w:pPr>
+      <w:r>
+        <w:rPr>
+          <w:rFonts w:eastAsia="MS Mincho" w:ascii="Times New Roman" w:hAnsi="Times New Roman"/>
+          <w:b w:val="0"/>
+          <w:i w:val="0"/>
+          <w:sz w:val="19"/>
+          <w:u w:val="none"/>
+          <w:highlight w:val="yellow"/>
+        </w:rPr>
+        <w:t>意志力は限られた資源だと考える心理学者たちは、意志力を使い果たすことが、私たちの一部が目標を達成できない主な理由だと言う。</w:t>
+      </w:r>
+    </w:p>
+    <w:p/>
+    <w:p>
+      <w:pPr>
+        <w:spacing w:before="160" w:after="40"/>
+        <w:ind w:left="170" w:firstLine="0"/>
+      </w:pPr>
+      <w:r>
+        <w:rPr>
+          <w:rFonts w:eastAsia="MS Mincho" w:ascii="Times New Roman" w:hAnsi="Times New Roman"/>
+          <w:b w:val="0"/>
+          <w:i w:val="0"/>
+          <w:sz w:val="21"/>
+          <w:u w:val="none"/>
+        </w:rPr>
+        <w:t>下の５〜８の構文解釈が正しければア、間違っていればイを書きなさい。５〜６は SVOCM について、７〜８は句・節について（記号は〈名詞句・節〉　［形容詞句・節］　（副詞句・節））である。</w:t>
+      </w:r>
+    </w:p>
+    <w:p>
+      <w:pPr>
+        <w:spacing w:before="80" w:after="0"/>
+        <w:ind w:left="170" w:firstLine="0"/>
+      </w:pPr>
+      <w:r>
+        <w:rPr>
+          <w:rFonts w:eastAsia="MS Mincho" w:ascii="Times New Roman" w:hAnsi="Times New Roman"/>
+          <w:b/>
+          <w:i w:val="0"/>
+          <w:sz w:val="21"/>
+          <w:u w:val="none"/>
+        </w:rPr>
+        <w:t xml:space="preserve">　5.　</w:t>
+      </w:r>
+      <w:r>
+        <w:rPr>
+          <w:rFonts w:eastAsia="MS Mincho" w:ascii="Times New Roman" w:hAnsi="Times New Roman"/>
+          <w:b w:val="0"/>
+          <w:i w:val="0"/>
+          <w:sz w:val="21"/>
+          <w:u w:val="none"/>
+        </w:rPr>
+        <w:t>X-rays allowed them to look into their patients, identify where there were problems, and cure them.</w:t>
+      </w:r>
+    </w:p>
+    <w:p>
+      <w:pPr>
+        <w:spacing w:before="20" w:after="0"/>
+        <w:ind w:left="397" w:firstLine="0"/>
+      </w:pPr>
+      <w:r>
+        <w:rPr>
+          <w:rFonts w:eastAsia="MS Mincho" w:ascii="Times New Roman" w:hAnsi="Times New Roman"/>
+          <w:b w:val="0"/>
+          <w:i w:val="0"/>
+          <w:sz w:val="19"/>
+          <w:u w:val="none"/>
+        </w:rPr>
+        <w:t>S[X-rays] V[allowed] O[them] C[to look into their patients, identify where there were problems, and cure them].</w:t>
+      </w:r>
+    </w:p>
+    <w:p>
+      <w:pPr>
+        <w:spacing w:before="20" w:after="80"/>
+        <w:ind w:left="397" w:firstLine="0"/>
+      </w:pPr>
+      <w:r>
+        <w:rPr>
+          <w:rFonts w:eastAsia="MS Mincho" w:ascii="Times New Roman" w:hAnsi="Times New Roman"/>
+          <w:b/>
+          <w:i w:val="0"/>
+          <w:sz w:val="21"/>
+          <w:u w:val="none"/>
+          <w:highlight w:val="yellow"/>
+        </w:rPr>
+        <w:t>ア</w:t>
+      </w:r>
+      <w:r>
+        <w:rPr>
+          <w:rFonts w:eastAsia="MS Mincho" w:ascii="Times New Roman" w:hAnsi="Times New Roman"/>
+          <w:b w:val="0"/>
+          <w:i w:val="0"/>
+          <w:sz w:val="18"/>
+          <w:u w:val="none"/>
+          <w:highlight w:val="yellow"/>
+        </w:rPr>
+        <w:t xml:space="preserve">　ア（正しい）：allow O to do = SVOC の構造。</w:t>
+      </w:r>
+    </w:p>
+    <w:p>
+      <w:pPr>
+        <w:spacing w:before="80" w:after="0"/>
+        <w:ind w:left="170" w:firstLine="0"/>
+      </w:pPr>
+      <w:r>
+        <w:rPr>
+          <w:rFonts w:eastAsia="MS Mincho" w:ascii="Times New Roman" w:hAnsi="Times New Roman"/>
+          <w:b/>
+          <w:i w:val="0"/>
+          <w:sz w:val="21"/>
+          <w:u w:val="none"/>
+        </w:rPr>
+        <w:t xml:space="preserve">　6.　</w:t>
+      </w:r>
+      <w:r>
+        <w:rPr>
+          <w:rFonts w:eastAsia="MS Mincho" w:ascii="Times New Roman" w:hAnsi="Times New Roman"/>
+          <w:b w:val="0"/>
+          <w:i w:val="0"/>
+          <w:sz w:val="21"/>
+          <w:u w:val="none"/>
+        </w:rPr>
+        <w:t>Willpower is a mysterious force that helps us control our actions and achieve our goals.</w:t>
+      </w:r>
+    </w:p>
+    <w:p>
+      <w:pPr>
+        <w:spacing w:before="20" w:after="0"/>
+        <w:ind w:left="397" w:firstLine="0"/>
+      </w:pPr>
+      <w:r>
+        <w:rPr>
+          <w:rFonts w:eastAsia="MS Mincho" w:ascii="Times New Roman" w:hAnsi="Times New Roman"/>
+          <w:b w:val="0"/>
+          <w:i w:val="0"/>
+          <w:sz w:val="19"/>
+          <w:u w:val="none"/>
+        </w:rPr>
+        <w:t>S[Willpower] V[is] C[a mysterious] M（force [that helps us control our actions and achieve our goals]）.</w:t>
+      </w:r>
+    </w:p>
+    <w:p>
+      <w:pPr>
+        <w:spacing w:before="20" w:after="80"/>
+        <w:ind w:left="397" w:firstLine="0"/>
+      </w:pPr>
+      <w:r>
+        <w:rPr>
+          <w:rFonts w:eastAsia="MS Mincho" w:ascii="Times New Roman" w:hAnsi="Times New Roman"/>
+          <w:b/>
+          <w:i w:val="0"/>
+          <w:sz w:val="21"/>
+          <w:u w:val="none"/>
+          <w:highlight w:val="yellow"/>
+        </w:rPr>
+        <w:t>イ</w:t>
+      </w:r>
+      <w:r>
+        <w:rPr>
+          <w:rFonts w:eastAsia="MS Mincho" w:ascii="Times New Roman" w:hAnsi="Times New Roman"/>
+          <w:b w:val="0"/>
+          <w:i w:val="0"/>
+          <w:sz w:val="18"/>
+          <w:u w:val="none"/>
+          <w:highlight w:val="yellow"/>
+        </w:rPr>
+        <w:t xml:space="preserve">　イ（間違い）：C は「a mysterious force [that...]」全体。</w:t>
+      </w:r>
+    </w:p>
+    <w:p>
+      <w:pPr>
+        <w:spacing w:before="80" w:after="0"/>
+        <w:ind w:left="170" w:firstLine="0"/>
+      </w:pPr>
+      <w:r>
+        <w:rPr>
+          <w:rFonts w:eastAsia="MS Mincho" w:ascii="Times New Roman" w:hAnsi="Times New Roman"/>
+          <w:b/>
+          <w:i w:val="0"/>
+          <w:sz w:val="21"/>
+          <w:u w:val="none"/>
+        </w:rPr>
+        <w:t xml:space="preserve">　7.　</w:t>
+      </w:r>
+      <w:r>
+        <w:rPr>
+          <w:rFonts w:eastAsia="MS Mincho" w:ascii="Times New Roman" w:hAnsi="Times New Roman"/>
+          <w:b w:val="0"/>
+          <w:i w:val="0"/>
+          <w:sz w:val="21"/>
+          <w:u w:val="none"/>
+        </w:rPr>
+        <w:t>Chopik says he isn't suggesting we ignore our families, but that friends make us feel better.</w:t>
+      </w:r>
+    </w:p>
+    <w:p>
+      <w:pPr>
+        <w:spacing w:before="20" w:after="0"/>
+        <w:ind w:left="397" w:firstLine="0"/>
+      </w:pPr>
+      <w:r>
+        <w:rPr>
+          <w:rFonts w:eastAsia="MS Mincho" w:ascii="Times New Roman" w:hAnsi="Times New Roman"/>
+          <w:b w:val="0"/>
+          <w:i w:val="0"/>
+          <w:sz w:val="19"/>
+          <w:u w:val="none"/>
+        </w:rPr>
+        <w:t>S[Chopik] V[says] O〈he isn't suggesting 〈we ignore our families〉, but 〈that friends make us feel better〉〉.</w:t>
+      </w:r>
+    </w:p>
+    <w:p>
+      <w:pPr>
+        <w:spacing w:before="20" w:after="80"/>
+        <w:ind w:left="397" w:firstLine="0"/>
+      </w:pPr>
+      <w:r>
+        <w:rPr>
+          <w:rFonts w:eastAsia="MS Mincho" w:ascii="Times New Roman" w:hAnsi="Times New Roman"/>
+          <w:b/>
+          <w:i w:val="0"/>
+          <w:sz w:val="21"/>
+          <w:u w:val="none"/>
+          <w:highlight w:val="yellow"/>
+        </w:rPr>
+        <w:t>ア</w:t>
+      </w:r>
+      <w:r>
+        <w:rPr>
+          <w:rFonts w:eastAsia="MS Mincho" w:ascii="Times New Roman" w:hAnsi="Times New Roman"/>
+          <w:b w:val="0"/>
+          <w:i w:val="0"/>
+          <w:sz w:val="18"/>
+          <w:u w:val="none"/>
+          <w:highlight w:val="yellow"/>
+        </w:rPr>
+        <w:t xml:space="preserve">　ア（正しい）：says の目的語節の中に suggesting の目的語節が2つ並列。</w:t>
+      </w:r>
+    </w:p>
+    <w:p>
+      <w:pPr>
+        <w:spacing w:before="80" w:after="0"/>
+        <w:ind w:left="170" w:firstLine="0"/>
+      </w:pPr>
+      <w:r>
+        <w:rPr>
+          <w:rFonts w:eastAsia="MS Mincho" w:ascii="Times New Roman" w:hAnsi="Times New Roman"/>
+          <w:b/>
+          <w:i w:val="0"/>
+          <w:sz w:val="21"/>
+          <w:u w:val="none"/>
+        </w:rPr>
+        <w:t xml:space="preserve">　8.　</w:t>
+      </w:r>
+      <w:r>
+        <w:rPr>
+          <w:rFonts w:eastAsia="MS Mincho" w:ascii="Times New Roman" w:hAnsi="Times New Roman"/>
+          <w:b w:val="0"/>
+          <w:i w:val="0"/>
+          <w:sz w:val="21"/>
+          <w:u w:val="none"/>
+        </w:rPr>
+        <w:t>With friends you are more likely to do activities — they provide an outlet.</w:t>
+      </w:r>
+    </w:p>
+    <w:p>
+      <w:pPr>
+        <w:spacing w:before="20" w:after="0"/>
+        <w:ind w:left="397" w:firstLine="0"/>
+      </w:pPr>
+      <w:r>
+        <w:rPr>
+          <w:rFonts w:eastAsia="MS Mincho" w:ascii="Times New Roman" w:hAnsi="Times New Roman"/>
+          <w:b w:val="0"/>
+          <w:i w:val="0"/>
+          <w:sz w:val="19"/>
+          <w:u w:val="none"/>
+        </w:rPr>
+        <w:t>M（With friends）S[you] V[are] C[more likely to do activities] M（— they provide an outlet）.</w:t>
+      </w:r>
+    </w:p>
+    <w:p>
+      <w:pPr>
+        <w:spacing w:before="20" w:after="80"/>
+        <w:ind w:left="397" w:firstLine="0"/>
+      </w:pPr>
+      <w:r>
+        <w:rPr>
+          <w:rFonts w:eastAsia="MS Mincho" w:ascii="Times New Roman" w:hAnsi="Times New Roman"/>
+          <w:b/>
+          <w:i w:val="0"/>
+          <w:sz w:val="21"/>
+          <w:u w:val="none"/>
+          <w:highlight w:val="yellow"/>
+        </w:rPr>
+        <w:t>イ</w:t>
+      </w:r>
+      <w:r>
+        <w:rPr>
+          <w:rFonts w:eastAsia="MS Mincho" w:ascii="Times New Roman" w:hAnsi="Times New Roman"/>
+          <w:b w:val="0"/>
+          <w:i w:val="0"/>
+          <w:sz w:val="18"/>
+          <w:u w:val="none"/>
+          <w:highlight w:val="yellow"/>
+        </w:rPr>
+        <w:t xml:space="preserve">　イ（間違い）：ダッシュ以降の「they provide an outlet」は独立した節。</w:t>
+      </w:r>
+    </w:p>
+    <w:p>
+      <w:pPr>
+        <w:spacing w:before="120" w:after="120"/>
+        <w:ind w:left="0" w:firstLine="0"/>
+        <w:jc w:val="center"/>
+      </w:pPr>
+      <w:r>
+        <w:rPr>
+          <w:rFonts w:eastAsia="MS Mincho" w:ascii="Times New Roman" w:hAnsi="Times New Roman"/>
+          <w:b/>
+          <w:i w:val="0"/>
+          <w:sz w:val="21"/>
+          <w:u w:val="none"/>
+          <w:highlight w:val="yellow"/>
+        </w:rPr>
+        <w:t>５ア　６イ　７ア　８イ</w:t>
+      </w:r>
+    </w:p>
     <w:p>
       <w:pPr>
         <w:spacing w:before="160" w:after="40"/>

--- a/output/exam_comm2_final.docx
+++ b/output/exam_comm2_final.docx
@@ -1692,7 +1692,27 @@
           <w:sz w:val="21"/>
           <w:u w:val="none"/>
         </w:rPr>
-        <w:t>In March, the AI-based computer program AlphaGo, developed by DeepMind, shocked the world when it defeated South Korean go grandmaster Lee Sedol in a five-game match of the ancient board game that requires deep insight.</w:t>
+        <w:t xml:space="preserve">In March, the AI-based computer program AlphaGo, developed by DeepMind, </w:t>
+      </w:r>
+      <w:r>
+        <w:rPr>
+          <w:rFonts w:eastAsia="MS Mincho" w:ascii="Times New Roman" w:hAnsi="Times New Roman"/>
+          <w:b w:val="0"/>
+          <w:i w:val="0"/>
+          <w:sz w:val="21"/>
+          <w:u w:val="single"/>
+        </w:rPr>
+        <w:t>shocked the world</w:t>
+      </w:r>
+      <w:r>
+        <w:rPr>
+          <w:rFonts w:eastAsia="MS Mincho" w:ascii="Times New Roman" w:hAnsi="Times New Roman"/>
+          <w:b w:val="0"/>
+          <w:i w:val="0"/>
+          <w:sz w:val="21"/>
+          <w:u w:val="none"/>
+        </w:rPr>
+        <w:t xml:space="preserve"> when it defeated South Korean go grandmaster Lee Sedol in a five-game match of the ancient board game that requires deep insight.</w:t>
       </w:r>
     </w:p>
     <w:p>
@@ -1725,7 +1745,7 @@
           <w:u w:val="none"/>
           <w:highlight w:val="yellow"/>
         </w:rPr>
-        <w:t>M(In March), S[the AI-based computer program AlphaGo, (developed by DeepMind),] V[shocked] O[the world] M(when it defeated South Korean go grandmaster Lee Sedol in a five-game match of the ancient board game [that requires deep insight]).</w:t>
+        <w:t>M(In March), S[the AI-based computer program AlphaGo, [developed by DeepMind],] V[shocked] O[the world] M(when it defeated South Korean go grandmaster Lee Sedol in a five-game match of the ancient board game [that requires deep insight]).</w:t>
       </w:r>
     </w:p>
     <w:p>
@@ -2186,7 +2206,7 @@
           <w:sz w:val="19"/>
           <w:u w:val="none"/>
         </w:rPr>
-        <w:t>S[Chopik] V[says] O〈he isn't suggesting 〈we ignore our families〉, but 〈that friends make us feel better〉〉.</w:t>
+        <w:t>S[Chopik] V[says] O〈he isn't suggesting 〈we ignore our families〉〉, but V[says] O〈that friends make us feel better〉.</w:t>
       </w:r>
     </w:p>
     <w:p>
@@ -2203,7 +2223,7 @@
           <w:u w:val="none"/>
           <w:highlight w:val="yellow"/>
         </w:rPr>
-        <w:t>ア</w:t>
+        <w:t>イ</w:t>
       </w:r>
       <w:r>
         <w:rPr>
@@ -2214,7 +2234,7 @@
           <w:u w:val="none"/>
           <w:highlight w:val="yellow"/>
         </w:rPr>
-        <w:t xml:space="preserve">　ア（正しい）：says の目的語節の中に suggesting の目的語節が2つ並列。</w:t>
+        <w:t xml:space="preserve">　イ（間違い）：says に対して O が2つ並列（but でつながれた別々の O）。「suggesting の目的語節が2つ並列」ではなく、says の O が並列されている。</w:t>
       </w:r>
     </w:p>
     <w:p>
@@ -2302,7 +2322,7 @@
           <w:u w:val="none"/>
           <w:highlight w:val="yellow"/>
         </w:rPr>
-        <w:t>５ア　６イ　７ア　８イ</w:t>
+        <w:t>５ア　６イ　７イ　８イ</w:t>
       </w:r>
     </w:p>
     <w:p>

--- a/output/exam_comm2_final.docx
+++ b/output/exam_comm2_final.docx
@@ -1168,7 +1168,7 @@
           <w:sz w:val="21"/>
           <w:u w:val="none"/>
         </w:rPr>
-        <w:t xml:space="preserve">　Choose the best word for each blank from options ア to エ.  All the options are given in their base form.</w:t>
+        <w:t xml:space="preserve">　Choose the best word for each blank from options ア to エ.</w:t>
       </w:r>
       <w:r>
         <w:rPr>
@@ -1195,7 +1195,7 @@
           <w:sz w:val="21"/>
           <w:u w:val="none"/>
         </w:rPr>
-        <w:t>ア recognize　　　イ baffle　　　ウ conduct　　　エ rate</w:t>
+        <w:t>ア recognized　　　イ baffled　　　ウ conducted　　　エ rated</w:t>
       </w:r>
     </w:p>
     <w:p>
@@ -1212,7 +1212,7 @@
           <w:sz w:val="21"/>
           <w:u w:val="none"/>
         </w:rPr>
-        <w:t>Lastly, people need to have seen some emoticons before they can understand their meanings. An experiment was （　1　）ed in Japan, Cameroon, and Tanzania. The participants were asked to （　2　） three different styles of emoticons by using a 'sadness-happiness' scale. The Japanese participants easily （　3　）d the emotions in the emoticons. On the other hand, the participants in Cameroon and Tanzania hardly understood them. They were utterly （　4　）d by what the shape of each emoticon indicated. In other words, emoticons do not look like facial expressions to everyone.</w:t>
+        <w:t>Lastly, people need to have seen some emoticons before they can understand their meanings. An experiment was （　1　） in Japan, Cameroon, and Tanzania. The participants （　2　） three different styles of emoticons using a 'sadness-happiness' scale. The Japanese participants easily （　3　） the emotions in the emoticons. On the other hand, the participants in Cameroon and Tanzania hardly understood them. They were utterly （　4　） by what the shape of each emoticon indicated. In other words, emoticons do not look like facial expressions to everyone.</w:t>
       </w:r>
     </w:p>
     <w:p>
@@ -1381,7 +1381,7 @@
                 <w:sz w:val="20"/>
                 <w:u w:val="none"/>
               </w:rPr>
-              <w:t>4. instead of</w:t>
+              <w:t>4. from</w:t>
             </w:r>
           </w:p>
         </w:tc>
@@ -1438,7 +1438,7 @@
           <w:sz w:val="21"/>
           <w:u w:val="none"/>
         </w:rPr>
-        <w:t>Surprisingly, Copenhagen's urban planners used to favor cars over other forms of transportation. The oil crisis of the 1970s led them to revise their transportation systems they would not have to rely on oil. Since then, the city has been installing cycling infrastructure the Green Wave and the Bicycle Snake. As a result, it is now to go downtown by bicycle than by car. That has led more people to cycle driving.</w:t>
+        <w:t>Surprisingly, Copenhagen's urban planners used to favor cars over other forms of transportation. The oil crisis of the 1970s led them to revise their transportation systems they would not have to rely on oil. Since then, the city has been installing cycling infrastructure the Green Wave and the Bicycle Snake. As a result, it is now to go downtown by bicycle than by car. That has led more people to cycle instead of driving.</w:t>
       </w:r>
     </w:p>
     <w:p>
@@ -1455,7 +1455,7 @@
           <w:sz w:val="21"/>
           <w:u w:val="none"/>
         </w:rPr>
-        <w:t>Making cities healthier and more attractive by adopting bike-friendly policies has come to be known as "Copenhagenization." Even New York is following Copenhagen's example. It has started locating car parking spaces in the middle of the street. That approach is called the "Protected Bicycle Lane" policy and it prevents vehicles from entering or parking in the bike lane. Consequently, bicycle traffic has increased 1.6 times. Moreover, there are fewer accidents. Many other cities may "Copenhagenize" as they seek to build more sustainable, livable communities. The Copenhagen model is changing the world for the better.</w:t>
+        <w:t>Making cities healthier and more attractive by adopting bike-friendly policies has come to be known as "Copenhagenization." Even New York is following Copenhagen's example. It has started locating car parking spaces in the middle of the street. That approach is called the "Protected Bicycle Lane" policy and it prevents vehicles entering or parking in the bike lane. Consequently, bicycle traffic has increased 1.6 times. Moreover, there are fewer accidents. Many other cities may "Copenhagenize" as they seek to build more sustainable, livable communities. The Copenhagen model is changing the world for the better.</w:t>
       </w:r>
     </w:p>
     <w:p>
@@ -1472,7 +1472,7 @@
           <w:u w:val="none"/>
           <w:highlight w:val="yellow"/>
         </w:rPr>
-        <w:t>1.（systems）so that（they）　　2.（infrastructure）such as（the）　　3.（now）quicker（to）　　4.（cycle）instead of（driving）　　5.（may）well（"Copenhagenize"）</w:t>
+        <w:t>1.（systems）so that（they）　　2.（infrastructure）such as（the）　　3.（now）quicker（to）　　4.（vehicles）from（entering）　　5.（may）well（"Copenhagenize"）</w:t>
       </w:r>
     </w:p>
     <w:p>
@@ -2930,7 +2930,7 @@
           <w:sz w:val="21"/>
           <w:u w:val="none"/>
         </w:rPr>
-        <w:t xml:space="preserve">　1.　He lived in a time when there were very few books available to read.</w:t>
+        <w:t xml:space="preserve">　1.　He lived during a period when printed books were not yet widely available to ordinary people.</w:t>
       </w:r>
     </w:p>
     <w:p>
@@ -2946,7 +2946,7 @@
           <w:sz w:val="21"/>
           <w:u w:val="none"/>
         </w:rPr>
-        <w:t xml:space="preserve">　2.　His plays are performed less often than those of other famous playwrights.</w:t>
+        <w:t xml:space="preserve">　2.　His plays are now staged far less frequently than those of other well-known dramatists worldwide.</w:t>
       </w:r>
     </w:p>
     <w:p>
@@ -2978,7 +2978,7 @@
           <w:sz w:val="21"/>
           <w:u w:val="none"/>
         </w:rPr>
-        <w:t xml:space="preserve">　4.　He translated his own works into many different languages.</w:t>
+        <w:t xml:space="preserve">　4.　He personally translated many of his own plays and poems into several foreign languages.</w:t>
       </w:r>
     </w:p>
     <w:p/>
@@ -3140,7 +3140,7 @@
           <w:sz w:val="21"/>
           <w:u w:val="none"/>
         </w:rPr>
-        <w:t xml:space="preserve">　1.　To physically break something frozen in cold weather.</w:t>
+        <w:t xml:space="preserve">　1.　To physically break through a layer of ice that has formed on the surface of frozen water.</w:t>
       </w:r>
     </w:p>
     <w:p>
@@ -3172,7 +3172,7 @@
           <w:sz w:val="21"/>
           <w:u w:val="none"/>
         </w:rPr>
-        <w:t xml:space="preserve">　3.　To perform a scene from a Shakespeare play on stage.</w:t>
+        <w:t xml:space="preserve">　3.　To perform a memorable scene from one of Shakespeare's famous plays in front of an audience.</w:t>
       </w:r>
     </w:p>
     <w:p>
@@ -3188,7 +3188,7 @@
           <w:sz w:val="21"/>
           <w:u w:val="none"/>
         </w:rPr>
-        <w:t xml:space="preserve">　4.　To warn others not to make hasty judgments.</w:t>
+        <w:t xml:space="preserve">　4.　To caution someone who is about to judge a situation based only on its outward appearance.</w:t>
       </w:r>
     </w:p>
     <w:p/>
@@ -3245,7 +3245,7 @@
           <w:sz w:val="21"/>
           <w:u w:val="none"/>
         </w:rPr>
-        <w:t xml:space="preserve">　1.　His plays contain words that cannot be found in any dictionary.</w:t>
+        <w:t xml:space="preserve">　1.　His plays include many invented words and expressions not recorded in any modern dictionary.</w:t>
       </w:r>
     </w:p>
     <w:p>
@@ -3261,7 +3261,7 @@
           <w:sz w:val="21"/>
           <w:u w:val="none"/>
         </w:rPr>
-        <w:t xml:space="preserve">　2.　The plots of his plays are too complicated to follow.</w:t>
+        <w:t xml:space="preserve">　2.　The storylines and plots of his plays are far too complex for today's general readers to follow.</w:t>
       </w:r>
     </w:p>
     <w:p>
@@ -3293,7 +3293,7 @@
           <w:sz w:val="21"/>
           <w:u w:val="none"/>
         </w:rPr>
-        <w:t xml:space="preserve">　4.　His works were written in a completely different language.</w:t>
+        <w:t xml:space="preserve">　4.　His original manuscripts were composed in a script that modern English speakers cannot read at all.</w:t>
       </w:r>
     </w:p>
     <w:p/>
@@ -3350,7 +3350,7 @@
           <w:sz w:val="21"/>
           <w:u w:val="none"/>
         </w:rPr>
-        <w:t xml:space="preserve">　1.　Shakespeare's plays are the most widely performed in the world.</w:t>
+        <w:t xml:space="preserve">　1.　Shakespeare's plays and poems are performed and translated more widely than any other writer's works.</w:t>
       </w:r>
     </w:p>
     <w:p>
@@ -3366,7 +3366,7 @@
           <w:sz w:val="21"/>
           <w:u w:val="none"/>
         </w:rPr>
-        <w:t xml:space="preserve">　2.　Early Modern English was very different from the English spoken today.</w:t>
+        <w:t xml:space="preserve">　2.　Early Modern English, spoken in Shakespeare's era, differed greatly from the language we use today.</w:t>
       </w:r>
     </w:p>
     <w:p>
@@ -3398,7 +3398,7 @@
           <w:sz w:val="21"/>
           <w:u w:val="none"/>
         </w:rPr>
-        <w:t xml:space="preserve">　4.　Studying old literature is the best way to improve your English skills.</w:t>
+        <w:t xml:space="preserve">　4.　Reading classic literature such as Shakespeare is considered the most reliable path to improving English.</w:t>
       </w:r>
     </w:p>
     <w:p/>
@@ -3462,11 +3462,11 @@
           <w:sz w:val="21"/>
           <w:u w:val="none"/>
         </w:rPr>
-        <w:t>ア image　　イ curry　　ウ famous　　エ herbs　　オ Industrial</w:t>
+        <w:t>ア colonies　　イ culture　　ウ preserve　　エ famous　　オ factories</w:t>
         <w:br/>
-        <w:t>カ factories　　キ colonies　　ク preserve　　ケ traditions　　コ culture</w:t>
+        <w:t>カ ancient　　キ curry　　ク traditions　　ケ herbs　　コ Industrial</w:t>
         <w:br/>
-        <w:t>※ サ ancient　　シ export　（使わないものが２つある）</w:t>
+        <w:t>※ サ image　　シ export　（使わないものが２つある）</w:t>
       </w:r>
     </w:p>
     <w:p>
@@ -3568,7 +3568,7 @@
           <w:u w:val="none"/>
           <w:highlight w:val="yellow"/>
         </w:rPr>
-        <w:t>１ア　２イ　３ウ　４エ　５オ　６カ　７キ　８ク　９ケ　１０コ</w:t>
+        <w:t>１サ　２キ　３エ　４ケ　５コ　６オ　７ア　８ウ　９ク　１０イ</w:t>
       </w:r>
     </w:p>
     <w:sectPr>

--- a/output/exam_comm2_final.docx
+++ b/output/exam_comm2_final.docx
@@ -2206,7 +2206,7 @@
           <w:sz w:val="19"/>
           <w:u w:val="none"/>
         </w:rPr>
-        <w:t>S[Chopik] V[says] O〈he isn't suggesting 〈we ignore our families〉〉, but V[says] O〈that friends make us feel better〉.</w:t>
+        <w:t>S[Chopik] V[says] O〈he isn't suggesting 〈we ignore our families〉〉, but O〈that friends make us feel better〉.</w:t>
       </w:r>
     </w:p>
     <w:p>
@@ -3140,7 +3140,7 @@
           <w:sz w:val="21"/>
           <w:u w:val="none"/>
         </w:rPr>
-        <w:t xml:space="preserve">　1.　To physically break through a layer of ice that has formed on the surface of frozen water.</w:t>
+        <w:t xml:space="preserve">　1.　To break through a layer of ice that has formed on the surface of a frozen lake or river.</w:t>
       </w:r>
     </w:p>
     <w:p>
@@ -3156,7 +3156,7 @@
           <w:sz w:val="21"/>
           <w:u w:val="none"/>
         </w:rPr>
-        <w:t xml:space="preserve">　2.　To start a conversation with someone you do not know well.</w:t>
+        <w:t xml:space="preserve">　2.　To begin a conversation with a person whom one has not met or spoken to before.</w:t>
       </w:r>
     </w:p>
     <w:p>
@@ -3277,7 +3277,7 @@
           <w:sz w:val="21"/>
           <w:u w:val="none"/>
         </w:rPr>
-        <w:t xml:space="preserve">　3.　He used old-fashioned pronouns and verb endings no longer used today.</w:t>
+        <w:t xml:space="preserve">　3.　He often used old-fashioned pronouns and verb endings that are no longer part of standard English.</w:t>
       </w:r>
     </w:p>
     <w:p>
@@ -3402,6 +3402,11 @@
       </w:r>
     </w:p>
     <w:p/>
+    <w:p>
+      <w:r>
+        <w:br w:type="page"/>
+      </w:r>
+    </w:p>
     <w:p>
       <w:pPr>
         <w:spacing w:before="160" w:after="40"/>

--- a/output/exam_comm2_final.docx
+++ b/output/exam_comm2_final.docx
@@ -2223,7 +2223,7 @@
           <w:u w:val="none"/>
           <w:highlight w:val="yellow"/>
         </w:rPr>
-        <w:t>イ</w:t>
+        <w:t>ア</w:t>
       </w:r>
       <w:r>
         <w:rPr>
@@ -2234,7 +2234,7 @@
           <w:u w:val="none"/>
           <w:highlight w:val="yellow"/>
         </w:rPr>
-        <w:t xml:space="preserve">　イ（間違い）：says に対して O が2つ並列（but でつながれた別々の O）。「suggesting の目的語節が2つ並列」ではなく、says の O が並列されている。</w:t>
+        <w:t xml:space="preserve">　ア（正しい）：says に対して二つの目的語節が but で並列されている。</w:t>
       </w:r>
     </w:p>
     <w:p>
@@ -2322,7 +2322,7 @@
           <w:u w:val="none"/>
           <w:highlight w:val="yellow"/>
         </w:rPr>
-        <w:t>５ア　６イ　７イ　８イ</w:t>
+        <w:t>５ア　６イ　７ア　８イ</w:t>
       </w:r>
     </w:p>
     <w:p>

--- a/output/exam_comm2_final.docx
+++ b/output/exam_comm2_final.docx
@@ -73,7 +73,7 @@
           <w:sz w:val="21"/>
           <w:u w:val="none"/>
         </w:rPr>
-        <w:t>(1)　彼の名前はそのリストに</w:t>
+        <w:t xml:space="preserve">(1)　</w:t>
       </w:r>
       <w:r>
         <w:rPr>
@@ -83,7 +83,7 @@
           <w:sz w:val="21"/>
           <w:u w:val="single"/>
         </w:rPr>
-        <w:t>加えられる</w:t>
+        <w:t>意外なことに</w:t>
       </w:r>
       <w:r>
         <w:rPr>
@@ -93,7 +93,7 @@
           <w:sz w:val="21"/>
           <w:u w:val="none"/>
         </w:rPr>
-        <w:t>だろう。</w:t>
+        <w:t>、私の息子は遊園地に行きたくないと言った。</w:t>
       </w:r>
       <w:r>
         <w:rPr>
@@ -114,7 +114,7 @@
           <w:u w:val="none"/>
           <w:highlight w:val="yellow"/>
         </w:rPr>
-        <w:t>be added to</w:t>
+        <w:t>Surprisingly</w:t>
       </w:r>
     </w:p>
     <w:p>
@@ -131,7 +131,7 @@
           <w:sz w:val="21"/>
           <w:u w:val="none"/>
         </w:rPr>
-        <w:t>His name will （　　　）（　　　）（　　　） the list.</w:t>
+        <w:t>（　　　　　　　　　）, my son said he didn't want to go to the amusement park.</w:t>
       </w:r>
     </w:p>
     <w:p>
@@ -150,7 +150,7 @@
           <w:sz w:val="21"/>
           <w:u w:val="none"/>
         </w:rPr>
-        <w:t>(2)　彼の学校の成績は</w:t>
+        <w:t>(2)　この地域の</w:t>
       </w:r>
       <w:r>
         <w:rPr>
@@ -160,7 +160,7 @@
           <w:sz w:val="21"/>
           <w:u w:val="single"/>
         </w:rPr>
-        <w:t>着実に</w:t>
+        <w:t>渋滞</w:t>
       </w:r>
       <w:r>
         <w:rPr>
@@ -170,7 +170,7 @@
           <w:sz w:val="21"/>
           <w:u w:val="none"/>
         </w:rPr>
-        <w:t>良くなっている。</w:t>
+        <w:t>は朝が一番ひどい。</w:t>
       </w:r>
       <w:r>
         <w:rPr>
@@ -191,7 +191,7 @@
           <w:u w:val="none"/>
           <w:highlight w:val="yellow"/>
         </w:rPr>
-        <w:t>steadily</w:t>
+        <w:t>congestion</w:t>
       </w:r>
     </w:p>
     <w:p>
@@ -208,7 +208,7 @@
           <w:sz w:val="21"/>
           <w:u w:val="none"/>
         </w:rPr>
-        <w:t>His school work is （ s　　　　） getting better.</w:t>
+        <w:t>The （　　　　　　　　　） in this area is the worst in the morning.</w:t>
       </w:r>
     </w:p>
     <w:p>
@@ -227,7 +227,7 @@
           <w:sz w:val="21"/>
           <w:u w:val="none"/>
         </w:rPr>
-        <w:t>(3)　一生懸命働くことがあなたが成功するための</w:t>
+        <w:t>(3)　エリザベスは友だちから</w:t>
       </w:r>
       <w:r>
         <w:rPr>
@@ -237,7 +237,7 @@
           <w:sz w:val="21"/>
           <w:u w:val="single"/>
         </w:rPr>
-        <w:t>基本</w:t>
+        <w:t>ベスと呼ばれるのが好き</w:t>
       </w:r>
       <w:r>
         <w:rPr>
@@ -247,7 +247,7 @@
           <w:sz w:val="21"/>
           <w:u w:val="none"/>
         </w:rPr>
-        <w:t>である。</w:t>
+        <w:t>だ。</w:t>
       </w:r>
       <w:r>
         <w:rPr>
@@ -268,7 +268,7 @@
           <w:u w:val="none"/>
           <w:highlight w:val="yellow"/>
         </w:rPr>
-        <w:t>fundamental</w:t>
+        <w:t>likes / to be / called</w:t>
       </w:r>
     </w:p>
     <w:p>
@@ -285,7 +285,7 @@
           <w:sz w:val="21"/>
           <w:u w:val="none"/>
         </w:rPr>
-        <w:t>Working hard is （ f　　　　　） for your success.</w:t>
+        <w:t>Elizabeth （　　　　）（　　　　）（　　　　　　　）Beth by her friends.</w:t>
       </w:r>
     </w:p>
     <w:p>
@@ -304,7 +304,7 @@
           <w:sz w:val="21"/>
           <w:u w:val="none"/>
         </w:rPr>
-        <w:t>(4)　年齢性別に</w:t>
+        <w:t>(4)　その少年は窓を割った人を</w:t>
       </w:r>
       <w:r>
         <w:rPr>
@@ -314,84 +314,7 @@
           <w:sz w:val="21"/>
           <w:u w:val="single"/>
         </w:rPr>
-        <w:t>関わらず</w:t>
-      </w:r>
-      <w:r>
-        <w:rPr>
-          <w:rFonts w:eastAsia="MS Mincho" w:ascii="Times New Roman" w:hAnsi="Times New Roman"/>
-          <w:b w:val="0"/>
-          <w:i w:val="0"/>
-          <w:sz w:val="21"/>
-          <w:u w:val="none"/>
-        </w:rPr>
-        <w:t>、身体のトレーニングはとても重要です。</w:t>
-      </w:r>
-      <w:r>
-        <w:rPr>
-          <w:rFonts w:eastAsia="MS Mincho" w:ascii="Times New Roman" w:hAnsi="Times New Roman"/>
-          <w:b w:val="0"/>
-          <w:i w:val="0"/>
-          <w:sz w:val="21"/>
-          <w:u w:val="none"/>
-        </w:rPr>
-        <w:tab/>
-      </w:r>
-      <w:r>
-        <w:rPr>
-          <w:rFonts w:eastAsia="MS Mincho" w:ascii="Times New Roman" w:hAnsi="Times New Roman"/>
-          <w:b/>
-          <w:i w:val="0"/>
-          <w:sz w:val="21"/>
-          <w:u w:val="none"/>
-          <w:highlight w:val="yellow"/>
-        </w:rPr>
-        <w:t>Regardless of</w:t>
-      </w:r>
-    </w:p>
-    <w:p>
-      <w:pPr>
-        <w:spacing w:before="0" w:after="80"/>
-        <w:ind w:left="454" w:firstLine="0"/>
-        <w:jc w:val="left"/>
-      </w:pPr>
-      <w:r>
-        <w:rPr>
-          <w:rFonts w:eastAsia="MS Mincho" w:ascii="Times New Roman" w:hAnsi="Times New Roman"/>
-          <w:b w:val="0"/>
-          <w:i w:val="0"/>
-          <w:sz w:val="21"/>
-          <w:u w:val="none"/>
-        </w:rPr>
-        <w:t>（　　　）（　　　） your age or gender, physical training is very important.</w:t>
-      </w:r>
-    </w:p>
-    <w:p>
-      <w:pPr>
-        <w:tabs>
-          <w:tab w:pos="9071" w:val="right"/>
-        </w:tabs>
-        <w:spacing w:before="60" w:after="0"/>
-        <w:ind w:left="170" w:firstLine="0"/>
-      </w:pPr>
-      <w:r>
-        <w:rPr>
-          <w:rFonts w:eastAsia="MS Mincho" w:ascii="Times New Roman" w:hAnsi="Times New Roman"/>
-          <w:b w:val="0"/>
-          <w:i w:val="0"/>
-          <w:sz w:val="21"/>
-          <w:u w:val="none"/>
-        </w:rPr>
-        <w:t>(5)　彼女がパリで始めた小さな店は、巨大な世界企業へと</w:t>
-      </w:r>
-      <w:r>
-        <w:rPr>
-          <w:rFonts w:eastAsia="MS Mincho" w:ascii="Times New Roman" w:hAnsi="Times New Roman"/>
-          <w:b w:val="0"/>
-          <w:i w:val="0"/>
-          <w:sz w:val="21"/>
-          <w:u w:val="single"/>
-        </w:rPr>
-        <w:t>進化した</w:t>
+        <w:t>見たかもしれない</w:t>
       </w:r>
       <w:r>
         <w:rPr>
@@ -422,7 +345,7 @@
           <w:u w:val="none"/>
           <w:highlight w:val="yellow"/>
         </w:rPr>
-        <w:t>evolved</w:t>
+        <w:t>may have seen</w:t>
       </w:r>
     </w:p>
     <w:p>
@@ -439,7 +362,7 @@
           <w:sz w:val="21"/>
           <w:u w:val="none"/>
         </w:rPr>
-        <w:t>The small shop she started in Paris has （　　　） into a huge global company.</w:t>
+        <w:t>The boy （　　　）（　　　　　）（　　　）the person who broke the window.</w:t>
       </w:r>
     </w:p>
     <w:p>
@@ -458,7 +381,7 @@
           <w:sz w:val="21"/>
           <w:u w:val="none"/>
         </w:rPr>
-        <w:t>(6)　私たちのグループは10人のメンバーで</w:t>
+        <w:t>(5)　地元の</w:t>
       </w:r>
       <w:r>
         <w:rPr>
@@ -468,7 +391,7 @@
           <w:sz w:val="21"/>
           <w:u w:val="single"/>
         </w:rPr>
-        <w:t>構成されている</w:t>
+        <w:t>住民</w:t>
       </w:r>
       <w:r>
         <w:rPr>
@@ -478,7 +401,7 @@
           <w:sz w:val="21"/>
           <w:u w:val="none"/>
         </w:rPr>
-        <w:t>。</w:t>
+        <w:t>たちは子どもたちのために公園を作った。</w:t>
       </w:r>
       <w:r>
         <w:rPr>
@@ -499,7 +422,7 @@
           <w:u w:val="none"/>
           <w:highlight w:val="yellow"/>
         </w:rPr>
-        <w:t>consists of</w:t>
+        <w:t>residents</w:t>
       </w:r>
     </w:p>
     <w:p>
@@ -516,7 +439,7 @@
           <w:sz w:val="21"/>
           <w:u w:val="none"/>
         </w:rPr>
-        <w:t>Our group （　　　）（　　　） ten members.</w:t>
+        <w:t>The local （　　　　　　　　） created a park for children.</w:t>
       </w:r>
     </w:p>
     <w:p>
@@ -535,7 +458,7 @@
           <w:sz w:val="21"/>
           <w:u w:val="none"/>
         </w:rPr>
-        <w:t>(7)　ワーズワースはイギリスの偉大な詩人として</w:t>
+        <w:t>(6)　その5台のうち、この自転車は</w:t>
       </w:r>
       <w:r>
         <w:rPr>
@@ -545,7 +468,7 @@
           <w:sz w:val="21"/>
           <w:u w:val="single"/>
         </w:rPr>
-        <w:t>知られている</w:t>
+        <w:t>比較的高価</w:t>
       </w:r>
       <w:r>
         <w:rPr>
@@ -555,7 +478,7 @@
           <w:sz w:val="21"/>
           <w:u w:val="none"/>
         </w:rPr>
-        <w:t>。</w:t>
+        <w:t>だと思います。</w:t>
       </w:r>
       <w:r>
         <w:rPr>
@@ -576,7 +499,7 @@
           <w:u w:val="none"/>
           <w:highlight w:val="yellow"/>
         </w:rPr>
-        <w:t>is known as</w:t>
+        <w:t>relatively</w:t>
       </w:r>
     </w:p>
     <w:p>
@@ -593,7 +516,7 @@
           <w:sz w:val="21"/>
           <w:u w:val="none"/>
         </w:rPr>
-        <w:t>Wordsworth （　　　）（　　　）（　　　） a great English poet.</w:t>
+        <w:t>I think this bicycle is （ r　　　　　　　　） expensive among the five.</w:t>
       </w:r>
     </w:p>
     <w:p>
@@ -612,7 +535,7 @@
           <w:sz w:val="21"/>
           <w:u w:val="none"/>
         </w:rPr>
-        <w:t>(8)　よく考えた末、私はその仕事の依頼を</w:t>
+        <w:t>(7)　それらの古銭を</w:t>
       </w:r>
       <w:r>
         <w:rPr>
@@ -622,7 +545,7 @@
           <w:sz w:val="21"/>
           <w:u w:val="single"/>
         </w:rPr>
-        <w:t>受けることにした</w:t>
+        <w:t>評価する</w:t>
       </w:r>
       <w:r>
         <w:rPr>
@@ -632,7 +555,7 @@
           <w:sz w:val="21"/>
           <w:u w:val="none"/>
         </w:rPr>
-        <w:t>。</w:t>
+        <w:t>のは難しい。</w:t>
       </w:r>
       <w:r>
         <w:rPr>
@@ -653,7 +576,7 @@
           <w:u w:val="none"/>
           <w:highlight w:val="yellow"/>
         </w:rPr>
-        <w:t>reflection(s)</w:t>
+        <w:t>evaluate</w:t>
       </w:r>
     </w:p>
     <w:p>
@@ -670,7 +593,7 @@
           <w:sz w:val="21"/>
           <w:u w:val="none"/>
         </w:rPr>
-        <w:t>After some （ r　　　　　）, I decided to accept the job offer.</w:t>
+        <w:t>It is difficult to （ e　　　　　　　　） these old coins.</w:t>
       </w:r>
     </w:p>
     <w:p>
@@ -689,7 +612,7 @@
           <w:sz w:val="21"/>
           <w:u w:val="none"/>
         </w:rPr>
-        <w:t>(9)　2004年、熊野古道は世界遺産に</w:t>
+        <w:t>(8)　兄は</w:t>
       </w:r>
       <w:r>
         <w:rPr>
@@ -699,7 +622,7 @@
           <w:sz w:val="21"/>
           <w:u w:val="single"/>
         </w:rPr>
-        <w:t>登録された</w:t>
+        <w:t>以前</w:t>
       </w:r>
       <w:r>
         <w:rPr>
@@ -709,7 +632,7 @@
           <w:sz w:val="21"/>
           <w:u w:val="none"/>
         </w:rPr>
-        <w:t>。</w:t>
+        <w:t>サンフランシスコに住んでいた。彼は今ヒューストンに住んでいる。</w:t>
       </w:r>
       <w:r>
         <w:rPr>
@@ -730,7 +653,7 @@
           <w:u w:val="none"/>
           <w:highlight w:val="yellow"/>
         </w:rPr>
-        <w:t>was registered</w:t>
+        <w:t>used to</w:t>
       </w:r>
     </w:p>
     <w:p>
@@ -747,7 +670,84 @@
           <w:sz w:val="21"/>
           <w:u w:val="none"/>
         </w:rPr>
-        <w:t>In 2004, Kumano-kodo （　　　）（　　　） as a World Heritage Site.</w:t>
+        <w:t>My brother （　　　　）（　　） live in San Francisco. He lives in Houston now.</w:t>
+      </w:r>
+    </w:p>
+    <w:p>
+      <w:pPr>
+        <w:tabs>
+          <w:tab w:pos="9071" w:val="right"/>
+        </w:tabs>
+        <w:spacing w:before="60" w:after="0"/>
+        <w:ind w:left="170" w:firstLine="0"/>
+      </w:pPr>
+      <w:r>
+        <w:rPr>
+          <w:rFonts w:eastAsia="MS Mincho" w:ascii="Times New Roman" w:hAnsi="Times New Roman"/>
+          <w:b w:val="0"/>
+          <w:i w:val="0"/>
+          <w:sz w:val="21"/>
+          <w:u w:val="none"/>
+        </w:rPr>
+        <w:t>(9)　私はその問題は</w:t>
+      </w:r>
+      <w:r>
+        <w:rPr>
+          <w:rFonts w:eastAsia="MS Mincho" w:ascii="Times New Roman" w:hAnsi="Times New Roman"/>
+          <w:b w:val="0"/>
+          <w:i w:val="0"/>
+          <w:sz w:val="21"/>
+          <w:u w:val="single"/>
+        </w:rPr>
+        <w:t>議論する価値がある</w:t>
+      </w:r>
+      <w:r>
+        <w:rPr>
+          <w:rFonts w:eastAsia="MS Mincho" w:ascii="Times New Roman" w:hAnsi="Times New Roman"/>
+          <w:b w:val="0"/>
+          <w:i w:val="0"/>
+          <w:sz w:val="21"/>
+          <w:u w:val="none"/>
+        </w:rPr>
+        <w:t>とは思えない。</w:t>
+      </w:r>
+      <w:r>
+        <w:rPr>
+          <w:rFonts w:eastAsia="MS Mincho" w:ascii="Times New Roman" w:hAnsi="Times New Roman"/>
+          <w:b w:val="0"/>
+          <w:i w:val="0"/>
+          <w:sz w:val="21"/>
+          <w:u w:val="none"/>
+        </w:rPr>
+        <w:tab/>
+      </w:r>
+      <w:r>
+        <w:rPr>
+          <w:rFonts w:eastAsia="MS Mincho" w:ascii="Times New Roman" w:hAnsi="Times New Roman"/>
+          <w:b/>
+          <w:i w:val="0"/>
+          <w:sz w:val="21"/>
+          <w:u w:val="none"/>
+          <w:highlight w:val="yellow"/>
+        </w:rPr>
+        <w:t>worth discussing</w:t>
+      </w:r>
+    </w:p>
+    <w:p>
+      <w:pPr>
+        <w:spacing w:before="0" w:after="80"/>
+        <w:ind w:left="454" w:firstLine="0"/>
+        <w:jc w:val="left"/>
+      </w:pPr>
+      <w:r>
+        <w:rPr>
+          <w:rFonts w:eastAsia="MS Mincho" w:ascii="Times New Roman" w:hAnsi="Times New Roman"/>
+          <w:b w:val="0"/>
+          <w:i w:val="0"/>
+          <w:sz w:val="21"/>
+          <w:u w:val="none"/>
+        </w:rPr>
+        <w:t>I don't think that the matter is （　　　　　）（　　　　　　　　　）.</w:t>
       </w:r>
     </w:p>
     <w:p/>

--- a/output/exam_comm2_final.docx
+++ b/output/exam_comm2_final.docx
@@ -73,7 +73,7 @@
           <w:sz w:val="21"/>
           <w:u w:val="none"/>
         </w:rPr>
-        <w:t xml:space="preserve">(1)　</w:t>
+        <w:t>(1)　この地域の多くの人は名古屋に</w:t>
       </w:r>
       <w:r>
         <w:rPr>
@@ -83,238 +83,7 @@
           <w:sz w:val="21"/>
           <w:u w:val="single"/>
         </w:rPr>
-        <w:t>意外なことに</w:t>
-      </w:r>
-      <w:r>
-        <w:rPr>
-          <w:rFonts w:eastAsia="MS Mincho" w:ascii="Times New Roman" w:hAnsi="Times New Roman"/>
-          <w:b w:val="0"/>
-          <w:i w:val="0"/>
-          <w:sz w:val="21"/>
-          <w:u w:val="none"/>
-        </w:rPr>
-        <w:t>、私の息子は遊園地に行きたくないと言った。</w:t>
-      </w:r>
-      <w:r>
-        <w:rPr>
-          <w:rFonts w:eastAsia="MS Mincho" w:ascii="Times New Roman" w:hAnsi="Times New Roman"/>
-          <w:b w:val="0"/>
-          <w:i w:val="0"/>
-          <w:sz w:val="21"/>
-          <w:u w:val="none"/>
-        </w:rPr>
-        <w:tab/>
-      </w:r>
-      <w:r>
-        <w:rPr>
-          <w:rFonts w:eastAsia="MS Mincho" w:ascii="Times New Roman" w:hAnsi="Times New Roman"/>
-          <w:b/>
-          <w:i w:val="0"/>
-          <w:sz w:val="21"/>
-          <w:u w:val="none"/>
-          <w:highlight w:val="yellow"/>
-        </w:rPr>
-        <w:t>Surprisingly</w:t>
-      </w:r>
-    </w:p>
-    <w:p>
-      <w:pPr>
-        <w:spacing w:before="0" w:after="80"/>
-        <w:ind w:left="454" w:firstLine="0"/>
-        <w:jc w:val="left"/>
-      </w:pPr>
-      <w:r>
-        <w:rPr>
-          <w:rFonts w:eastAsia="MS Mincho" w:ascii="Times New Roman" w:hAnsi="Times New Roman"/>
-          <w:b w:val="0"/>
-          <w:i w:val="0"/>
-          <w:sz w:val="21"/>
-          <w:u w:val="none"/>
-        </w:rPr>
-        <w:t>（　　　　　　　　　）, my son said he didn't want to go to the amusement park.</w:t>
-      </w:r>
-    </w:p>
-    <w:p>
-      <w:pPr>
-        <w:tabs>
-          <w:tab w:pos="9071" w:val="right"/>
-        </w:tabs>
-        <w:spacing w:before="60" w:after="0"/>
-        <w:ind w:left="170" w:firstLine="0"/>
-      </w:pPr>
-      <w:r>
-        <w:rPr>
-          <w:rFonts w:eastAsia="MS Mincho" w:ascii="Times New Roman" w:hAnsi="Times New Roman"/>
-          <w:b w:val="0"/>
-          <w:i w:val="0"/>
-          <w:sz w:val="21"/>
-          <w:u w:val="none"/>
-        </w:rPr>
-        <w:t>(2)　この地域の</w:t>
-      </w:r>
-      <w:r>
-        <w:rPr>
-          <w:rFonts w:eastAsia="MS Mincho" w:ascii="Times New Roman" w:hAnsi="Times New Roman"/>
-          <w:b w:val="0"/>
-          <w:i w:val="0"/>
-          <w:sz w:val="21"/>
-          <w:u w:val="single"/>
-        </w:rPr>
-        <w:t>渋滞</w:t>
-      </w:r>
-      <w:r>
-        <w:rPr>
-          <w:rFonts w:eastAsia="MS Mincho" w:ascii="Times New Roman" w:hAnsi="Times New Roman"/>
-          <w:b w:val="0"/>
-          <w:i w:val="0"/>
-          <w:sz w:val="21"/>
-          <w:u w:val="none"/>
-        </w:rPr>
-        <w:t>は朝が一番ひどい。</w:t>
-      </w:r>
-      <w:r>
-        <w:rPr>
-          <w:rFonts w:eastAsia="MS Mincho" w:ascii="Times New Roman" w:hAnsi="Times New Roman"/>
-          <w:b w:val="0"/>
-          <w:i w:val="0"/>
-          <w:sz w:val="21"/>
-          <w:u w:val="none"/>
-        </w:rPr>
-        <w:tab/>
-      </w:r>
-      <w:r>
-        <w:rPr>
-          <w:rFonts w:eastAsia="MS Mincho" w:ascii="Times New Roman" w:hAnsi="Times New Roman"/>
-          <w:b/>
-          <w:i w:val="0"/>
-          <w:sz w:val="21"/>
-          <w:u w:val="none"/>
-          <w:highlight w:val="yellow"/>
-        </w:rPr>
-        <w:t>congestion</w:t>
-      </w:r>
-    </w:p>
-    <w:p>
-      <w:pPr>
-        <w:spacing w:before="0" w:after="80"/>
-        <w:ind w:left="454" w:firstLine="0"/>
-        <w:jc w:val="left"/>
-      </w:pPr>
-      <w:r>
-        <w:rPr>
-          <w:rFonts w:eastAsia="MS Mincho" w:ascii="Times New Roman" w:hAnsi="Times New Roman"/>
-          <w:b w:val="0"/>
-          <w:i w:val="0"/>
-          <w:sz w:val="21"/>
-          <w:u w:val="none"/>
-        </w:rPr>
-        <w:t>The （　　　　　　　　　） in this area is the worst in the morning.</w:t>
-      </w:r>
-    </w:p>
-    <w:p>
-      <w:pPr>
-        <w:tabs>
-          <w:tab w:pos="9071" w:val="right"/>
-        </w:tabs>
-        <w:spacing w:before="60" w:after="0"/>
-        <w:ind w:left="170" w:firstLine="0"/>
-      </w:pPr>
-      <w:r>
-        <w:rPr>
-          <w:rFonts w:eastAsia="MS Mincho" w:ascii="Times New Roman" w:hAnsi="Times New Roman"/>
-          <w:b w:val="0"/>
-          <w:i w:val="0"/>
-          <w:sz w:val="21"/>
-          <w:u w:val="none"/>
-        </w:rPr>
-        <w:t>(3)　エリザベスは友だちから</w:t>
-      </w:r>
-      <w:r>
-        <w:rPr>
-          <w:rFonts w:eastAsia="MS Mincho" w:ascii="Times New Roman" w:hAnsi="Times New Roman"/>
-          <w:b w:val="0"/>
-          <w:i w:val="0"/>
-          <w:sz w:val="21"/>
-          <w:u w:val="single"/>
-        </w:rPr>
-        <w:t>ベスと呼ばれるのが好き</w:t>
-      </w:r>
-      <w:r>
-        <w:rPr>
-          <w:rFonts w:eastAsia="MS Mincho" w:ascii="Times New Roman" w:hAnsi="Times New Roman"/>
-          <w:b w:val="0"/>
-          <w:i w:val="0"/>
-          <w:sz w:val="21"/>
-          <w:u w:val="none"/>
-        </w:rPr>
-        <w:t>だ。</w:t>
-      </w:r>
-      <w:r>
-        <w:rPr>
-          <w:rFonts w:eastAsia="MS Mincho" w:ascii="Times New Roman" w:hAnsi="Times New Roman"/>
-          <w:b w:val="0"/>
-          <w:i w:val="0"/>
-          <w:sz w:val="21"/>
-          <w:u w:val="none"/>
-        </w:rPr>
-        <w:tab/>
-      </w:r>
-      <w:r>
-        <w:rPr>
-          <w:rFonts w:eastAsia="MS Mincho" w:ascii="Times New Roman" w:hAnsi="Times New Roman"/>
-          <w:b/>
-          <w:i w:val="0"/>
-          <w:sz w:val="21"/>
-          <w:u w:val="none"/>
-          <w:highlight w:val="yellow"/>
-        </w:rPr>
-        <w:t>likes / to be / called</w:t>
-      </w:r>
-    </w:p>
-    <w:p>
-      <w:pPr>
-        <w:spacing w:before="0" w:after="80"/>
-        <w:ind w:left="454" w:firstLine="0"/>
-        <w:jc w:val="left"/>
-      </w:pPr>
-      <w:r>
-        <w:rPr>
-          <w:rFonts w:eastAsia="MS Mincho" w:ascii="Times New Roman" w:hAnsi="Times New Roman"/>
-          <w:b w:val="0"/>
-          <w:i w:val="0"/>
-          <w:sz w:val="21"/>
-          <w:u w:val="none"/>
-        </w:rPr>
-        <w:t>Elizabeth （　　　　）（　　　　）（　　　　　　　）Beth by her friends.</w:t>
-      </w:r>
-    </w:p>
-    <w:p>
-      <w:pPr>
-        <w:tabs>
-          <w:tab w:pos="9071" w:val="right"/>
-        </w:tabs>
-        <w:spacing w:before="60" w:after="0"/>
-        <w:ind w:left="170" w:firstLine="0"/>
-      </w:pPr>
-      <w:r>
-        <w:rPr>
-          <w:rFonts w:eastAsia="MS Mincho" w:ascii="Times New Roman" w:hAnsi="Times New Roman"/>
-          <w:b w:val="0"/>
-          <w:i w:val="0"/>
-          <w:sz w:val="21"/>
-          <w:u w:val="none"/>
-        </w:rPr>
-        <w:t>(4)　その少年は窓を割った人を</w:t>
-      </w:r>
-      <w:r>
-        <w:rPr>
-          <w:rFonts w:eastAsia="MS Mincho" w:ascii="Times New Roman" w:hAnsi="Times New Roman"/>
-          <w:b w:val="0"/>
-          <w:i w:val="0"/>
-          <w:sz w:val="21"/>
-          <w:u w:val="single"/>
-        </w:rPr>
-        <w:t>見たかもしれない</w:t>
+        <w:t>通勤している</w:t>
       </w:r>
       <w:r>
         <w:rPr>
@@ -345,7 +114,7 @@
           <w:u w:val="none"/>
           <w:highlight w:val="yellow"/>
         </w:rPr>
-        <w:t>may have seen</w:t>
+        <w:t>commute</w:t>
       </w:r>
     </w:p>
     <w:p>
@@ -362,7 +131,7 @@
           <w:sz w:val="21"/>
           <w:u w:val="none"/>
         </w:rPr>
-        <w:t>The boy （　　　）（　　　　　）（　　　）the person who broke the window.</w:t>
+        <w:t>Many people in this area （　　　　　　　　　） to Nagoya.</w:t>
       </w:r>
     </w:p>
     <w:p>
@@ -381,7 +150,7 @@
           <w:sz w:val="21"/>
           <w:u w:val="none"/>
         </w:rPr>
-        <w:t>(5)　地元の</w:t>
+        <w:t>(2)　彼らの政府は深刻な</w:t>
       </w:r>
       <w:r>
         <w:rPr>
@@ -391,7 +160,7 @@
           <w:sz w:val="21"/>
           <w:u w:val="single"/>
         </w:rPr>
-        <w:t>住民</w:t>
+        <w:t>財政危機</w:t>
       </w:r>
       <w:r>
         <w:rPr>
@@ -401,7 +170,7 @@
           <w:sz w:val="21"/>
           <w:u w:val="none"/>
         </w:rPr>
-        <w:t>たちは子どもたちのために公園を作った。</w:t>
+        <w:t>にある。</w:t>
       </w:r>
       <w:r>
         <w:rPr>
@@ -422,7 +191,7 @@
           <w:u w:val="none"/>
           <w:highlight w:val="yellow"/>
         </w:rPr>
-        <w:t>residents</w:t>
+        <w:t>crisis</w:t>
       </w:r>
     </w:p>
     <w:p>
@@ -439,7 +208,7 @@
           <w:sz w:val="21"/>
           <w:u w:val="none"/>
         </w:rPr>
-        <w:t>The local （　　　　　　　　） created a park for children.</w:t>
+        <w:t>Their government is in a serious financial （　　　　　　）.</w:t>
       </w:r>
     </w:p>
     <w:p>
@@ -458,7 +227,7 @@
           <w:sz w:val="21"/>
           <w:u w:val="none"/>
         </w:rPr>
-        <w:t>(6)　その5台のうち、この自転車は</w:t>
+        <w:t>(3)　鍵が見つからない。家の中に</w:t>
       </w:r>
       <w:r>
         <w:rPr>
@@ -468,7 +237,7 @@
           <w:sz w:val="21"/>
           <w:u w:val="single"/>
         </w:rPr>
-        <w:t>比較的高価</w:t>
+        <w:t>置いてきてしまったにちがいない</w:t>
       </w:r>
       <w:r>
         <w:rPr>
@@ -478,7 +247,7 @@
           <w:sz w:val="21"/>
           <w:u w:val="none"/>
         </w:rPr>
-        <w:t>だと思います。</w:t>
+        <w:t>。</w:t>
       </w:r>
       <w:r>
         <w:rPr>
@@ -499,7 +268,7 @@
           <w:u w:val="none"/>
           <w:highlight w:val="yellow"/>
         </w:rPr>
-        <w:t>relatively</w:t>
+        <w:t>must / have / left</w:t>
       </w:r>
     </w:p>
     <w:p>
@@ -516,7 +285,7 @@
           <w:sz w:val="21"/>
           <w:u w:val="none"/>
         </w:rPr>
-        <w:t>I think this bicycle is （ r　　　　　　　　） expensive among the five.</w:t>
+        <w:t>I can't find my key. I （　　　）（　　　　　）（　　　） it in the house.</w:t>
       </w:r>
     </w:p>
     <w:p>
@@ -535,7 +304,7 @@
           <w:sz w:val="21"/>
           <w:u w:val="none"/>
         </w:rPr>
-        <w:t>(7)　それらの古銭を</w:t>
+        <w:t>(4)　私のおじは農家で、</w:t>
       </w:r>
       <w:r>
         <w:rPr>
@@ -545,7 +314,7 @@
           <w:sz w:val="21"/>
           <w:u w:val="single"/>
         </w:rPr>
-        <w:t>評価する</w:t>
+        <w:t>温室</w:t>
       </w:r>
       <w:r>
         <w:rPr>
@@ -555,7 +324,7 @@
           <w:sz w:val="21"/>
           <w:u w:val="none"/>
         </w:rPr>
-        <w:t>のは難しい。</w:t>
+        <w:t>でイチゴを育てている。</w:t>
       </w:r>
       <w:r>
         <w:rPr>
@@ -576,7 +345,7 @@
           <w:u w:val="none"/>
           <w:highlight w:val="yellow"/>
         </w:rPr>
-        <w:t>evaluate</w:t>
+        <w:t>greenhouse</w:t>
       </w:r>
     </w:p>
     <w:p>
@@ -593,7 +362,7 @@
           <w:sz w:val="21"/>
           <w:u w:val="none"/>
         </w:rPr>
-        <w:t>It is difficult to （ e　　　　　　　　） these old coins.</w:t>
+        <w:t>My uncle is a farmer and he grows strawberries in a （　　　　　　　　　）.</w:t>
       </w:r>
     </w:p>
     <w:p>
@@ -612,7 +381,7 @@
           <w:sz w:val="21"/>
           <w:u w:val="none"/>
         </w:rPr>
-        <w:t>(8)　兄は</w:t>
+        <w:t>(5)　私にはこの英語の語の</w:t>
       </w:r>
       <w:r>
         <w:rPr>
@@ -622,7 +391,7 @@
           <w:sz w:val="21"/>
           <w:u w:val="single"/>
         </w:rPr>
-        <w:t>以前</w:t>
+        <w:t>ニュアンス</w:t>
       </w:r>
       <w:r>
         <w:rPr>
@@ -632,7 +401,7 @@
           <w:sz w:val="21"/>
           <w:u w:val="none"/>
         </w:rPr>
-        <w:t>サンフランシスコに住んでいた。彼は今ヒューストンに住んでいる。</w:t>
+        <w:t>がわからない。</w:t>
       </w:r>
       <w:r>
         <w:rPr>
@@ -653,7 +422,7 @@
           <w:u w:val="none"/>
           <w:highlight w:val="yellow"/>
         </w:rPr>
-        <w:t>used to</w:t>
+        <w:t>nuance</w:t>
       </w:r>
     </w:p>
     <w:p>
@@ -670,7 +439,7 @@
           <w:sz w:val="21"/>
           <w:u w:val="none"/>
         </w:rPr>
-        <w:t>My brother （　　　　）（　　） live in San Francisco. He lives in Houston now.</w:t>
+        <w:t>I don't understand the （　　　　　　　　　） of this English word.</w:t>
       </w:r>
     </w:p>
     <w:p>
@@ -689,7 +458,7 @@
           <w:sz w:val="21"/>
           <w:u w:val="none"/>
         </w:rPr>
-        <w:t>(9)　私はその問題は</w:t>
+        <w:t>(6)　彼女は</w:t>
       </w:r>
       <w:r>
         <w:rPr>
@@ -699,7 +468,7 @@
           <w:sz w:val="21"/>
           <w:u w:val="single"/>
         </w:rPr>
-        <w:t>議論する価値がある</w:t>
+        <w:t>ラッシュアワーの</w:t>
       </w:r>
       <w:r>
         <w:rPr>
@@ -709,7 +478,7 @@
           <w:sz w:val="21"/>
           <w:u w:val="none"/>
         </w:rPr>
-        <w:t>とは思えない。</w:t>
+        <w:t>渋滞に巻き込まれて会議に遅れた。</w:t>
       </w:r>
       <w:r>
         <w:rPr>
@@ -730,7 +499,7 @@
           <w:u w:val="none"/>
           <w:highlight w:val="yellow"/>
         </w:rPr>
-        <w:t>worth discussing</w:t>
+        <w:t>rush</w:t>
       </w:r>
     </w:p>
     <w:p>
@@ -747,7 +516,238 @@
           <w:sz w:val="21"/>
           <w:u w:val="none"/>
         </w:rPr>
-        <w:t>I don't think that the matter is （　　　　　）（　　　　　　　　　）.</w:t>
+        <w:t>She was caught in （　　　　） hour traffic and was late for the meeting.</w:t>
+      </w:r>
+    </w:p>
+    <w:p>
+      <w:pPr>
+        <w:tabs>
+          <w:tab w:pos="9071" w:val="right"/>
+        </w:tabs>
+        <w:spacing w:before="60" w:after="0"/>
+        <w:ind w:left="170" w:firstLine="0"/>
+      </w:pPr>
+      <w:r>
+        <w:rPr>
+          <w:rFonts w:eastAsia="MS Mincho" w:ascii="Times New Roman" w:hAnsi="Times New Roman"/>
+          <w:b w:val="0"/>
+          <w:i w:val="0"/>
+          <w:sz w:val="21"/>
+          <w:u w:val="none"/>
+        </w:rPr>
+        <w:t>(7)　睡眠不足が健康に悪いことは</w:t>
+      </w:r>
+      <w:r>
+        <w:rPr>
+          <w:rFonts w:eastAsia="MS Mincho" w:ascii="Times New Roman" w:hAnsi="Times New Roman"/>
+          <w:b w:val="0"/>
+          <w:i w:val="0"/>
+          <w:sz w:val="21"/>
+          <w:u w:val="single"/>
+        </w:rPr>
+        <w:t>言うまでもない</w:t>
+      </w:r>
+      <w:r>
+        <w:rPr>
+          <w:rFonts w:eastAsia="MS Mincho" w:ascii="Times New Roman" w:hAnsi="Times New Roman"/>
+          <w:b w:val="0"/>
+          <w:i w:val="0"/>
+          <w:sz w:val="21"/>
+          <w:u w:val="none"/>
+        </w:rPr>
+        <w:t>。</w:t>
+      </w:r>
+      <w:r>
+        <w:rPr>
+          <w:rFonts w:eastAsia="MS Mincho" w:ascii="Times New Roman" w:hAnsi="Times New Roman"/>
+          <w:b w:val="0"/>
+          <w:i w:val="0"/>
+          <w:sz w:val="21"/>
+          <w:u w:val="none"/>
+        </w:rPr>
+        <w:tab/>
+      </w:r>
+      <w:r>
+        <w:rPr>
+          <w:rFonts w:eastAsia="MS Mincho" w:ascii="Times New Roman" w:hAnsi="Times New Roman"/>
+          <w:b/>
+          <w:i w:val="0"/>
+          <w:sz w:val="21"/>
+          <w:u w:val="none"/>
+          <w:highlight w:val="yellow"/>
+        </w:rPr>
+        <w:t>goes / without</w:t>
+      </w:r>
+    </w:p>
+    <w:p>
+      <w:pPr>
+        <w:spacing w:before="0" w:after="80"/>
+        <w:ind w:left="454" w:firstLine="0"/>
+        <w:jc w:val="left"/>
+      </w:pPr>
+      <w:r>
+        <w:rPr>
+          <w:rFonts w:eastAsia="MS Mincho" w:ascii="Times New Roman" w:hAnsi="Times New Roman"/>
+          <w:b w:val="0"/>
+          <w:i w:val="0"/>
+          <w:sz w:val="21"/>
+          <w:u w:val="none"/>
+        </w:rPr>
+        <w:t>It （　　　　）（　　　　　　　） saying that lack of sleep is bad for your health.</w:t>
+      </w:r>
+    </w:p>
+    <w:p>
+      <w:pPr>
+        <w:tabs>
+          <w:tab w:pos="9071" w:val="right"/>
+        </w:tabs>
+        <w:spacing w:before="60" w:after="0"/>
+        <w:ind w:left="170" w:firstLine="0"/>
+      </w:pPr>
+      <w:r>
+        <w:rPr>
+          <w:rFonts w:eastAsia="MS Mincho" w:ascii="Times New Roman" w:hAnsi="Times New Roman"/>
+          <w:b w:val="0"/>
+          <w:i w:val="0"/>
+          <w:sz w:val="21"/>
+          <w:u w:val="none"/>
+        </w:rPr>
+        <w:t>(8)　そのシステムは</w:t>
+      </w:r>
+      <w:r>
+        <w:rPr>
+          <w:rFonts w:eastAsia="MS Mincho" w:ascii="Times New Roman" w:hAnsi="Times New Roman"/>
+          <w:b w:val="0"/>
+          <w:i w:val="0"/>
+          <w:sz w:val="21"/>
+          <w:u w:val="single"/>
+        </w:rPr>
+        <w:t>顔認識</w:t>
+      </w:r>
+      <w:r>
+        <w:rPr>
+          <w:rFonts w:eastAsia="MS Mincho" w:ascii="Times New Roman" w:hAnsi="Times New Roman"/>
+          <w:b w:val="0"/>
+          <w:i w:val="0"/>
+          <w:sz w:val="21"/>
+          <w:u w:val="none"/>
+        </w:rPr>
+        <w:t>技術を使用している。</w:t>
+      </w:r>
+      <w:r>
+        <w:rPr>
+          <w:rFonts w:eastAsia="MS Mincho" w:ascii="Times New Roman" w:hAnsi="Times New Roman"/>
+          <w:b w:val="0"/>
+          <w:i w:val="0"/>
+          <w:sz w:val="21"/>
+          <w:u w:val="none"/>
+        </w:rPr>
+        <w:tab/>
+      </w:r>
+      <w:r>
+        <w:rPr>
+          <w:rFonts w:eastAsia="MS Mincho" w:ascii="Times New Roman" w:hAnsi="Times New Roman"/>
+          <w:b/>
+          <w:i w:val="0"/>
+          <w:sz w:val="21"/>
+          <w:u w:val="none"/>
+          <w:highlight w:val="yellow"/>
+        </w:rPr>
+        <w:t>facial</w:t>
+      </w:r>
+    </w:p>
+    <w:p>
+      <w:pPr>
+        <w:spacing w:before="0" w:after="80"/>
+        <w:ind w:left="454" w:firstLine="0"/>
+        <w:jc w:val="left"/>
+      </w:pPr>
+      <w:r>
+        <w:rPr>
+          <w:rFonts w:eastAsia="MS Mincho" w:ascii="Times New Roman" w:hAnsi="Times New Roman"/>
+          <w:b w:val="0"/>
+          <w:i w:val="0"/>
+          <w:sz w:val="21"/>
+          <w:u w:val="none"/>
+        </w:rPr>
+        <w:t>The system uses （　　　　） recognition technology.</w:t>
+      </w:r>
+    </w:p>
+    <w:p>
+      <w:pPr>
+        <w:tabs>
+          <w:tab w:pos="9071" w:val="right"/>
+        </w:tabs>
+        <w:spacing w:before="60" w:after="0"/>
+        <w:ind w:left="170" w:firstLine="0"/>
+      </w:pPr>
+      <w:r>
+        <w:rPr>
+          <w:rFonts w:eastAsia="MS Mincho" w:ascii="Times New Roman" w:hAnsi="Times New Roman"/>
+          <w:b w:val="0"/>
+          <w:i w:val="0"/>
+          <w:sz w:val="21"/>
+          <w:u w:val="none"/>
+        </w:rPr>
+        <w:t>(9)　彼らはキャンパーたちが山から</w:t>
+      </w:r>
+      <w:r>
+        <w:rPr>
+          <w:rFonts w:eastAsia="MS Mincho" w:ascii="Times New Roman" w:hAnsi="Times New Roman"/>
+          <w:b w:val="0"/>
+          <w:i w:val="0"/>
+          <w:sz w:val="21"/>
+          <w:u w:val="single"/>
+        </w:rPr>
+        <w:t>安全に</w:t>
+      </w:r>
+      <w:r>
+        <w:rPr>
+          <w:rFonts w:eastAsia="MS Mincho" w:ascii="Times New Roman" w:hAnsi="Times New Roman"/>
+          <w:b w:val="0"/>
+          <w:i w:val="0"/>
+          <w:sz w:val="21"/>
+          <w:u w:val="none"/>
+        </w:rPr>
+        <w:t>戻ってくるのを助けた。</w:t>
+      </w:r>
+      <w:r>
+        <w:rPr>
+          <w:rFonts w:eastAsia="MS Mincho" w:ascii="Times New Roman" w:hAnsi="Times New Roman"/>
+          <w:b w:val="0"/>
+          <w:i w:val="0"/>
+          <w:sz w:val="21"/>
+          <w:u w:val="none"/>
+        </w:rPr>
+        <w:tab/>
+      </w:r>
+      <w:r>
+        <w:rPr>
+          <w:rFonts w:eastAsia="MS Mincho" w:ascii="Times New Roman" w:hAnsi="Times New Roman"/>
+          <w:b/>
+          <w:i w:val="0"/>
+          <w:sz w:val="21"/>
+          <w:u w:val="none"/>
+          <w:highlight w:val="yellow"/>
+        </w:rPr>
+        <w:t>safely</w:t>
+      </w:r>
+    </w:p>
+    <w:p>
+      <w:pPr>
+        <w:spacing w:before="0" w:after="80"/>
+        <w:ind w:left="454" w:firstLine="0"/>
+        <w:jc w:val="left"/>
+      </w:pPr>
+      <w:r>
+        <w:rPr>
+          <w:rFonts w:eastAsia="MS Mincho" w:ascii="Times New Roman" w:hAnsi="Times New Roman"/>
+          <w:b w:val="0"/>
+          <w:i w:val="0"/>
+          <w:sz w:val="21"/>
+          <w:u w:val="none"/>
+        </w:rPr>
+        <w:t>They helped the campers come back from the mountain （　　　　　　）.</w:t>
       </w:r>
     </w:p>
     <w:p/>

--- a/output/exam_comm2_final.docx
+++ b/output/exam_comm2_final.docx
@@ -2029,6 +2029,9 @@
     </w:p>
     <w:p>
       <w:pPr>
+        <w:tabs>
+          <w:tab w:pos="9071" w:val="right"/>
+        </w:tabs>
         <w:spacing w:before="80" w:after="0"/>
         <w:ind w:left="170" w:firstLine="0"/>
       </w:pPr>
@@ -2052,6 +2055,27 @@
         </w:rPr>
         <w:t>X-rays allowed them to look into their patients, identify where there were problems, and cure them.</w:t>
       </w:r>
+      <w:r>
+        <w:rPr>
+          <w:rFonts w:eastAsia="MS Mincho" w:ascii="Times New Roman" w:hAnsi="Times New Roman"/>
+          <w:b w:val="0"/>
+          <w:i w:val="0"/>
+          <w:sz w:val="21"/>
+          <w:u w:val="none"/>
+        </w:rPr>
+        <w:tab/>
+      </w:r>
+      <w:r>
+        <w:rPr>
+          <w:rFonts w:eastAsia="MS Mincho" w:ascii="Times New Roman" w:hAnsi="Times New Roman"/>
+          <w:b/>
+          <w:i w:val="0"/>
+          <w:sz w:val="21"/>
+          <w:u w:val="none"/>
+          <w:highlight w:val="yellow"/>
+        </w:rPr>
+        <w:t>ア</w:t>
+      </w:r>
     </w:p>
     <w:p>
       <w:pPr>
@@ -2074,17 +2098,6 @@
         <w:spacing w:before="20" w:after="80"/>
         <w:ind w:left="397" w:firstLine="0"/>
       </w:pPr>
-      <w:r>
-        <w:rPr>
-          <w:rFonts w:eastAsia="MS Mincho" w:ascii="Times New Roman" w:hAnsi="Times New Roman"/>
-          <w:b/>
-          <w:i w:val="0"/>
-          <w:sz w:val="21"/>
-          <w:u w:val="none"/>
-          <w:highlight w:val="yellow"/>
-        </w:rPr>
-        <w:t>ア</w:t>
-      </w:r>
       <w:r>
         <w:rPr>
           <w:rFonts w:eastAsia="MS Mincho" w:ascii="Times New Roman" w:hAnsi="Times New Roman"/>
@@ -2099,6 +2112,9 @@
     </w:p>
     <w:p>
       <w:pPr>
+        <w:tabs>
+          <w:tab w:pos="9071" w:val="right"/>
+        </w:tabs>
         <w:spacing w:before="80" w:after="0"/>
         <w:ind w:left="170" w:firstLine="0"/>
       </w:pPr>
@@ -2122,6 +2138,27 @@
         </w:rPr>
         <w:t>Willpower is a mysterious force that helps us control our actions and achieve our goals.</w:t>
       </w:r>
+      <w:r>
+        <w:rPr>
+          <w:rFonts w:eastAsia="MS Mincho" w:ascii="Times New Roman" w:hAnsi="Times New Roman"/>
+          <w:b w:val="0"/>
+          <w:i w:val="0"/>
+          <w:sz w:val="21"/>
+          <w:u w:val="none"/>
+        </w:rPr>
+        <w:tab/>
+      </w:r>
+      <w:r>
+        <w:rPr>
+          <w:rFonts w:eastAsia="MS Mincho" w:ascii="Times New Roman" w:hAnsi="Times New Roman"/>
+          <w:b/>
+          <w:i w:val="0"/>
+          <w:sz w:val="21"/>
+          <w:u w:val="none"/>
+          <w:highlight w:val="yellow"/>
+        </w:rPr>
+        <w:t>イ</w:t>
+      </w:r>
     </w:p>
     <w:p>
       <w:pPr>
@@ -2144,17 +2181,6 @@
         <w:spacing w:before="20" w:after="80"/>
         <w:ind w:left="397" w:firstLine="0"/>
       </w:pPr>
-      <w:r>
-        <w:rPr>
-          <w:rFonts w:eastAsia="MS Mincho" w:ascii="Times New Roman" w:hAnsi="Times New Roman"/>
-          <w:b/>
-          <w:i w:val="0"/>
-          <w:sz w:val="21"/>
-          <w:u w:val="none"/>
-          <w:highlight w:val="yellow"/>
-        </w:rPr>
-        <w:t>イ</w:t>
-      </w:r>
       <w:r>
         <w:rPr>
           <w:rFonts w:eastAsia="MS Mincho" w:ascii="Times New Roman" w:hAnsi="Times New Roman"/>
@@ -2169,6 +2195,9 @@
     </w:p>
     <w:p>
       <w:pPr>
+        <w:tabs>
+          <w:tab w:pos="9071" w:val="right"/>
+        </w:tabs>
         <w:spacing w:before="80" w:after="0"/>
         <w:ind w:left="170" w:firstLine="0"/>
       </w:pPr>
@@ -2192,6 +2221,27 @@
         </w:rPr>
         <w:t>Chopik says he isn't suggesting we ignore our families, but that friends make us feel better.</w:t>
       </w:r>
+      <w:r>
+        <w:rPr>
+          <w:rFonts w:eastAsia="MS Mincho" w:ascii="Times New Roman" w:hAnsi="Times New Roman"/>
+          <w:b w:val="0"/>
+          <w:i w:val="0"/>
+          <w:sz w:val="21"/>
+          <w:u w:val="none"/>
+        </w:rPr>
+        <w:tab/>
+      </w:r>
+      <w:r>
+        <w:rPr>
+          <w:rFonts w:eastAsia="MS Mincho" w:ascii="Times New Roman" w:hAnsi="Times New Roman"/>
+          <w:b/>
+          <w:i w:val="0"/>
+          <w:sz w:val="21"/>
+          <w:u w:val="none"/>
+          <w:highlight w:val="yellow"/>
+        </w:rPr>
+        <w:t>ア</w:t>
+      </w:r>
     </w:p>
     <w:p>
       <w:pPr>
@@ -2214,17 +2264,6 @@
         <w:spacing w:before="20" w:after="80"/>
         <w:ind w:left="397" w:firstLine="0"/>
       </w:pPr>
-      <w:r>
-        <w:rPr>
-          <w:rFonts w:eastAsia="MS Mincho" w:ascii="Times New Roman" w:hAnsi="Times New Roman"/>
-          <w:b/>
-          <w:i w:val="0"/>
-          <w:sz w:val="21"/>
-          <w:u w:val="none"/>
-          <w:highlight w:val="yellow"/>
-        </w:rPr>
-        <w:t>ア</w:t>
-      </w:r>
       <w:r>
         <w:rPr>
           <w:rFonts w:eastAsia="MS Mincho" w:ascii="Times New Roman" w:hAnsi="Times New Roman"/>
@@ -2239,6 +2278,9 @@
     </w:p>
     <w:p>
       <w:pPr>
+        <w:tabs>
+          <w:tab w:pos="9071" w:val="right"/>
+        </w:tabs>
         <w:spacing w:before="80" w:after="0"/>
         <w:ind w:left="170" w:firstLine="0"/>
       </w:pPr>
@@ -2262,6 +2304,27 @@
         </w:rPr>
         <w:t>With friends you are more likely to do activities — they provide an outlet.</w:t>
       </w:r>
+      <w:r>
+        <w:rPr>
+          <w:rFonts w:eastAsia="MS Mincho" w:ascii="Times New Roman" w:hAnsi="Times New Roman"/>
+          <w:b w:val="0"/>
+          <w:i w:val="0"/>
+          <w:sz w:val="21"/>
+          <w:u w:val="none"/>
+        </w:rPr>
+        <w:tab/>
+      </w:r>
+      <w:r>
+        <w:rPr>
+          <w:rFonts w:eastAsia="MS Mincho" w:ascii="Times New Roman" w:hAnsi="Times New Roman"/>
+          <w:b/>
+          <w:i w:val="0"/>
+          <w:sz w:val="21"/>
+          <w:u w:val="none"/>
+          <w:highlight w:val="yellow"/>
+        </w:rPr>
+        <w:t>イ</w:t>
+      </w:r>
     </w:p>
     <w:p>
       <w:pPr>
@@ -2284,17 +2347,6 @@
         <w:spacing w:before="20" w:after="80"/>
         <w:ind w:left="397" w:firstLine="0"/>
       </w:pPr>
-      <w:r>
-        <w:rPr>
-          <w:rFonts w:eastAsia="MS Mincho" w:ascii="Times New Roman" w:hAnsi="Times New Roman"/>
-          <w:b/>
-          <w:i w:val="0"/>
-          <w:sz w:val="21"/>
-          <w:u w:val="none"/>
-          <w:highlight w:val="yellow"/>
-        </w:rPr>
-        <w:t>イ</w:t>
-      </w:r>
       <w:r>
         <w:rPr>
           <w:rFonts w:eastAsia="MS Mincho" w:ascii="Times New Roman" w:hAnsi="Times New Roman"/>

--- a/output/exam_comm2_final.docx
+++ b/output/exam_comm2_final.docx
@@ -1525,7 +1525,7 @@
           <w:sz w:val="21"/>
           <w:u w:val="none"/>
         </w:rPr>
-        <w:t>下の例にならい、次の文１〜４に SVOCM の記号を振り構造を表しなさい。また、それにもとづいた英文の日本語訳を書きなさい。ただし、1 つの単語につき 2 つ以上の記号・下線は付さなくて良い。文全体の大きな構造がわかるように図示すること。</w:t>
+        <w:t>下の例にならい、次の文１〜２に SVOCM の記号を振り構造を表しなさい。また、それにもとづいた英文の日本語訳を書きなさい。ただし、1 つの単語につき 2 つ以上の記号・下線は付さなくて良い。文全体の大きな構造がわかるように図示すること。</w:t>
       </w:r>
     </w:p>
     <w:p>
@@ -1692,162 +1692,6 @@
           <w:sz w:val="21"/>
           <w:u w:val="none"/>
         </w:rPr>
-        <w:t xml:space="preserve">In March, the AI-based computer program AlphaGo, developed by DeepMind, </w:t>
-      </w:r>
-      <w:r>
-        <w:rPr>
-          <w:rFonts w:eastAsia="MS Mincho" w:ascii="Times New Roman" w:hAnsi="Times New Roman"/>
-          <w:b w:val="0"/>
-          <w:i w:val="0"/>
-          <w:sz w:val="21"/>
-          <w:u w:val="single"/>
-        </w:rPr>
-        <w:t>shocked the world</w:t>
-      </w:r>
-      <w:r>
-        <w:rPr>
-          <w:rFonts w:eastAsia="MS Mincho" w:ascii="Times New Roman" w:hAnsi="Times New Roman"/>
-          <w:b w:val="0"/>
-          <w:i w:val="0"/>
-          <w:sz w:val="21"/>
-          <w:u w:val="none"/>
-        </w:rPr>
-        <w:t xml:space="preserve"> when it defeated South Korean go grandmaster Lee Sedol in a five-game match of the ancient board game that requires deep insight.</w:t>
-      </w:r>
-    </w:p>
-    <w:p>
-      <w:pPr>
-        <w:spacing w:before="20" w:after="0"/>
-        <w:ind w:left="283" w:firstLine="0"/>
-      </w:pPr>
-      <w:r>
-        <w:rPr>
-          <w:rFonts w:eastAsia="MS Mincho" w:ascii="Times New Roman" w:hAnsi="Times New Roman"/>
-          <w:b w:val="0"/>
-          <w:i w:val="0"/>
-          <w:sz w:val="19"/>
-          <w:u w:val="none"/>
-        </w:rPr>
-        <w:t>（記号）</w:t>
-      </w:r>
-    </w:p>
-    <w:p>
-      <w:pPr>
-        <w:spacing w:before="0" w:after="0"/>
-        <w:ind w:left="283" w:firstLine="0"/>
-      </w:pPr>
-      <w:r>
-        <w:rPr>
-          <w:rFonts w:eastAsia="MS Mincho" w:ascii="Times New Roman" w:hAnsi="Times New Roman"/>
-          <w:b w:val="0"/>
-          <w:i w:val="0"/>
-          <w:sz w:val="19"/>
-          <w:u w:val="none"/>
-          <w:highlight w:val="yellow"/>
-        </w:rPr>
-        <w:t>M(In March), S[the AI-based computer program AlphaGo, [developed by DeepMind],] V[shocked] O[the world] M(when it defeated South Korean go grandmaster Lee Sedol in a five-game match of the ancient board game [that requires deep insight]).</w:t>
-      </w:r>
-    </w:p>
-    <w:p>
-      <w:pPr>
-        <w:spacing w:before="40" w:after="0"/>
-        <w:ind w:left="283" w:firstLine="0"/>
-      </w:pPr>
-      <w:r>
-        <w:rPr>
-          <w:rFonts w:eastAsia="MS Mincho" w:ascii="Times New Roman" w:hAnsi="Times New Roman"/>
-          <w:b w:val="0"/>
-          <w:i w:val="0"/>
-          <w:sz w:val="19"/>
-          <w:u w:val="none"/>
-        </w:rPr>
-        <w:t>（訳）</w:t>
-      </w:r>
-    </w:p>
-    <w:p>
-      <w:pPr>
-        <w:spacing w:before="0" w:after="0"/>
-        <w:ind w:left="283" w:firstLine="0"/>
-      </w:pPr>
-      <w:r>
-        <w:rPr>
-          <w:rFonts w:eastAsia="MS Mincho" w:ascii="Times New Roman" w:hAnsi="Times New Roman"/>
-          <w:b w:val="0"/>
-          <w:i w:val="0"/>
-          <w:sz w:val="19"/>
-          <w:u w:val="none"/>
-          <w:highlight w:val="yellow"/>
-        </w:rPr>
-        <w:t>3月、DeepMindが開発したAIベースのコンピュータプログラム AlphaGo は、深い洞察力を必要とするこの古代ボードゲームの5番勝負で韓国の囲碁の名人、李世乭を破り、世界に衝撃を与えた。</w:t>
-      </w:r>
-    </w:p>
-    <w:p>
-      <w:pPr>
-        <w:spacing w:before="40" w:after="0"/>
-        <w:ind w:left="283" w:firstLine="0"/>
-      </w:pPr>
-      <w:r>
-        <w:rPr>
-          <w:rFonts w:eastAsia="MS Mincho" w:ascii="Times New Roman" w:hAnsi="Times New Roman"/>
-          <w:b/>
-          <w:i w:val="0"/>
-          <w:sz w:val="19"/>
-          <w:u w:val="none"/>
-        </w:rPr>
-        <w:t>（問）</w:t>
-      </w:r>
-      <w:r>
-        <w:rPr>
-          <w:rFonts w:eastAsia="MS Mincho" w:ascii="Times New Roman" w:hAnsi="Times New Roman"/>
-          <w:b w:val="0"/>
-          <w:i w:val="0"/>
-          <w:sz w:val="19"/>
-          <w:u w:val="none"/>
-        </w:rPr>
-        <w:t>下線部が示す内容を日本語で具体的に答えなさい。</w:t>
-      </w:r>
-    </w:p>
-    <w:p>
-      <w:pPr>
-        <w:spacing w:before="0" w:after="0"/>
-        <w:ind w:left="397" w:firstLine="0"/>
-      </w:pPr>
-      <w:r>
-        <w:rPr>
-          <w:rFonts w:eastAsia="MS Mincho" w:ascii="Times New Roman" w:hAnsi="Times New Roman"/>
-          <w:b w:val="0"/>
-          <w:i w:val="0"/>
-          <w:sz w:val="19"/>
-          <w:u w:val="none"/>
-          <w:highlight w:val="yellow"/>
-        </w:rPr>
-        <w:t>AlphaGoが人間のプロ棋士（李世乭）との5番勝負に勝利したこと。</w:t>
-      </w:r>
-    </w:p>
-    <w:p/>
-    <w:p>
-      <w:pPr>
-        <w:spacing w:before="120" w:after="0"/>
-        <w:ind w:left="170" w:firstLine="0"/>
-      </w:pPr>
-      <w:r>
-        <w:rPr>
-          <w:rFonts w:eastAsia="MS Mincho" w:ascii="Times New Roman" w:hAnsi="Times New Roman"/>
-          <w:b/>
-          <w:i w:val="0"/>
-          <w:sz w:val="21"/>
-          <w:u w:val="none"/>
-        </w:rPr>
-        <w:t xml:space="preserve">　3．</w:t>
-      </w:r>
-      <w:r>
-        <w:rPr>
-          <w:rFonts w:eastAsia="MS Mincho" w:ascii="Times New Roman" w:hAnsi="Times New Roman"/>
-          <w:b w:val="0"/>
-          <w:i w:val="0"/>
-          <w:sz w:val="21"/>
-          <w:u w:val="none"/>
-        </w:rPr>
         <w:t>Although we know that the earth revolves around the sun, we cannot recite the astronomical observations and calculations that led to that conclusion.</w:t>
       </w:r>
     </w:p>
@@ -1920,99 +1764,6 @@
     <w:p/>
     <w:p>
       <w:pPr>
-        <w:spacing w:before="120" w:after="0"/>
-        <w:ind w:left="170" w:firstLine="0"/>
-      </w:pPr>
-      <w:r>
-        <w:rPr>
-          <w:rFonts w:eastAsia="MS Mincho" w:ascii="Times New Roman" w:hAnsi="Times New Roman"/>
-          <w:b/>
-          <w:i w:val="0"/>
-          <w:sz w:val="21"/>
-          <w:u w:val="none"/>
-        </w:rPr>
-        <w:t xml:space="preserve">　4．</w:t>
-      </w:r>
-      <w:r>
-        <w:rPr>
-          <w:rFonts w:eastAsia="MS Mincho" w:ascii="Times New Roman" w:hAnsi="Times New Roman"/>
-          <w:b w:val="0"/>
-          <w:i w:val="0"/>
-          <w:sz w:val="21"/>
-          <w:u w:val="none"/>
-        </w:rPr>
-        <w:t>Psychologists who believe that willpower is a limited resource say using up our willpower is the main reason that some of us fail to achieve our goals.</w:t>
-      </w:r>
-    </w:p>
-    <w:p>
-      <w:pPr>
-        <w:spacing w:before="20" w:after="0"/>
-        <w:ind w:left="283" w:firstLine="0"/>
-      </w:pPr>
-      <w:r>
-        <w:rPr>
-          <w:rFonts w:eastAsia="MS Mincho" w:ascii="Times New Roman" w:hAnsi="Times New Roman"/>
-          <w:b w:val="0"/>
-          <w:i w:val="0"/>
-          <w:sz w:val="19"/>
-          <w:u w:val="none"/>
-        </w:rPr>
-        <w:t>（記号）</w:t>
-      </w:r>
-    </w:p>
-    <w:p>
-      <w:pPr>
-        <w:spacing w:before="0" w:after="0"/>
-        <w:ind w:left="283" w:firstLine="0"/>
-      </w:pPr>
-      <w:r>
-        <w:rPr>
-          <w:rFonts w:eastAsia="MS Mincho" w:ascii="Times New Roman" w:hAnsi="Times New Roman"/>
-          <w:b w:val="0"/>
-          <w:i w:val="0"/>
-          <w:sz w:val="19"/>
-          <w:u w:val="none"/>
-          <w:highlight w:val="yellow"/>
-        </w:rPr>
-        <w:t>S[Psychologists [who believe 〈that willpower is a limited resource〉]] V[say] O〈using up our willpower is the main reason [that some of us fail to achieve our goals]〉.</w:t>
-      </w:r>
-    </w:p>
-    <w:p>
-      <w:pPr>
-        <w:spacing w:before="40" w:after="0"/>
-        <w:ind w:left="283" w:firstLine="0"/>
-      </w:pPr>
-      <w:r>
-        <w:rPr>
-          <w:rFonts w:eastAsia="MS Mincho" w:ascii="Times New Roman" w:hAnsi="Times New Roman"/>
-          <w:b w:val="0"/>
-          <w:i w:val="0"/>
-          <w:sz w:val="19"/>
-          <w:u w:val="none"/>
-        </w:rPr>
-        <w:t>（訳）</w:t>
-      </w:r>
-    </w:p>
-    <w:p>
-      <w:pPr>
-        <w:spacing w:before="0" w:after="0"/>
-        <w:ind w:left="283" w:firstLine="0"/>
-      </w:pPr>
-      <w:r>
-        <w:rPr>
-          <w:rFonts w:eastAsia="MS Mincho" w:ascii="Times New Roman" w:hAnsi="Times New Roman"/>
-          <w:b w:val="0"/>
-          <w:i w:val="0"/>
-          <w:sz w:val="19"/>
-          <w:u w:val="none"/>
-          <w:highlight w:val="yellow"/>
-        </w:rPr>
-        <w:t>意志力は限られた資源だと考える心理学者たちは、意志力を使い果たすことが、私たちの一部が目標を達成できない主な理由だと言う。</w:t>
-      </w:r>
-    </w:p>
-    <w:p/>
-    <w:p>
-      <w:pPr>
         <w:spacing w:before="160" w:after="40"/>
         <w:ind w:left="170" w:firstLine="0"/>
       </w:pPr>
@@ -2024,7 +1775,7 @@
           <w:sz w:val="21"/>
           <w:u w:val="none"/>
         </w:rPr>
-        <w:t>下の５〜８の構文解釈が正しければア、間違っていればイを書きなさい。５〜６は SVOCM について、７〜８は句・節について（記号は〈名詞句・節〉　［形容詞句・節］　（副詞句・節））である。</w:t>
+        <w:t>下の３〜６の構文解釈が正しければア、間違っていればイを書きなさい。３〜４は SVOCM について、５〜６は句・節について（記号は〈名詞句・節〉　［形容詞句・節］　（副詞句・節））である。</w:t>
       </w:r>
     </w:p>
     <w:p>
@@ -2043,7 +1794,7 @@
           <w:sz w:val="21"/>
           <w:u w:val="none"/>
         </w:rPr>
-        <w:t xml:space="preserve">　5.　</w:t>
+        <w:t xml:space="preserve">　3.　</w:t>
       </w:r>
       <w:r>
         <w:rPr>
@@ -2126,7 +1877,7 @@
           <w:sz w:val="21"/>
           <w:u w:val="none"/>
         </w:rPr>
-        <w:t xml:space="preserve">　6.　</w:t>
+        <w:t xml:space="preserve">　4.　</w:t>
       </w:r>
       <w:r>
         <w:rPr>
@@ -2209,7 +1960,7 @@
           <w:sz w:val="21"/>
           <w:u w:val="none"/>
         </w:rPr>
-        <w:t xml:space="preserve">　7.　</w:t>
+        <w:t xml:space="preserve">　5.　</w:t>
       </w:r>
       <w:r>
         <w:rPr>
@@ -2292,7 +2043,7 @@
           <w:sz w:val="21"/>
           <w:u w:val="none"/>
         </w:rPr>
-        <w:t xml:space="preserve">　8.　</w:t>
+        <w:t xml:space="preserve">　6.　</w:t>
       </w:r>
       <w:r>
         <w:rPr>
@@ -2374,7 +2125,7 @@
           <w:u w:val="none"/>
           <w:highlight w:val="yellow"/>
         </w:rPr>
-        <w:t>５ア　６イ　７ア　８イ</w:t>
+        <w:t>３ア　４イ　５ア　６イ</w:t>
       </w:r>
     </w:p>
     <w:p>

--- a/output/exam_comm2_final.docx
+++ b/output/exam_comm2_final.docx
@@ -1572,8 +1572,70 @@
           <w:i w:val="0"/>
           <w:sz w:val="19"/>
           <w:u w:val="none"/>
+          <w:bdr w:val="single" w:sz="4" w:space="1" w:color="auto"/>
         </w:rPr>
-        <w:t>Developing nations were under-represented, (with competitors facing obstacles ranging from prejudice against disability to the high cost of wheelchairs).</w:t>
+        <w:t>Developing nations</w:t>
+      </w:r>
+      <w:r>
+        <w:rPr>
+          <w:rFonts w:eastAsia="MS Mincho" w:ascii="Times New Roman" w:hAnsi="Times New Roman"/>
+          <w:b w:val="0"/>
+          <w:i w:val="0"/>
+          <w:sz w:val="19"/>
+          <w:u w:val="none"/>
+        </w:rPr>
+        <w:t xml:space="preserve"> </w:t>
+      </w:r>
+      <w:r>
+        <w:rPr>
+          <w:rFonts w:eastAsia="MS Mincho" w:ascii="Times New Roman" w:hAnsi="Times New Roman"/>
+          <w:b w:val="0"/>
+          <w:i w:val="0"/>
+          <w:sz w:val="19"/>
+          <w:u w:val="single"/>
+        </w:rPr>
+        <w:t>were</w:t>
+      </w:r>
+      <w:r>
+        <w:rPr>
+          <w:rFonts w:eastAsia="MS Mincho" w:ascii="Times New Roman" w:hAnsi="Times New Roman"/>
+          <w:b w:val="0"/>
+          <w:i w:val="0"/>
+          <w:sz w:val="19"/>
+          <w:u w:val="none"/>
+        </w:rPr>
+        <w:t xml:space="preserve"> </w:t>
+      </w:r>
+      <w:r>
+        <w:rPr>
+          <w:rFonts w:eastAsia="MS Mincho" w:ascii="Times New Roman" w:hAnsi="Times New Roman"/>
+          <w:b w:val="0"/>
+          <w:i w:val="0"/>
+          <w:sz w:val="19"/>
+          <w:u w:val="none"/>
+          <w:u w:val="wave"/>
+        </w:rPr>
+        <w:t>under-represented</w:t>
+      </w:r>
+      <w:r>
+        <w:rPr>
+          <w:rFonts w:eastAsia="MS Mincho" w:ascii="Times New Roman" w:hAnsi="Times New Roman"/>
+          <w:b w:val="0"/>
+          <w:i w:val="0"/>
+          <w:sz w:val="19"/>
+          <w:u w:val="none"/>
+        </w:rPr>
+        <w:t xml:space="preserve"> </w:t>
+      </w:r>
+      <w:r>
+        <w:rPr>
+          <w:rFonts w:eastAsia="MS Mincho" w:ascii="Times New Roman" w:hAnsi="Times New Roman"/>
+          <w:b w:val="0"/>
+          <w:i w:val="0"/>
+          <w:sz w:val="19"/>
+          <w:u w:val="none"/>
+        </w:rPr>
+        <w:t>(, with competitors facing obstacles ranging from prejudice against disability to the high cost of wheelchairs).</w:t>
       </w:r>
     </w:p>
     <w:p>
@@ -1631,8 +1693,88 @@
           <w:sz w:val="19"/>
           <w:u w:val="none"/>
           <w:highlight w:val="yellow"/>
+          <w:bdr w:val="single" w:sz="4" w:space="1" w:color="auto"/>
         </w:rPr>
-        <w:t>S[She] V[saw] O[the poverty of her people] and O[the hard lives of so many women [who were fighting against (such basic problems as lack of food, firewood and water), and against unemployment]].</w:t>
+        <w:t>She</w:t>
+      </w:r>
+      <w:r>
+        <w:rPr>
+          <w:rFonts w:eastAsia="MS Mincho" w:ascii="Times New Roman" w:hAnsi="Times New Roman"/>
+          <w:b w:val="0"/>
+          <w:i w:val="0"/>
+          <w:sz w:val="19"/>
+          <w:u w:val="none"/>
+          <w:highlight w:val="yellow"/>
+        </w:rPr>
+        <w:t xml:space="preserve"> </w:t>
+      </w:r>
+      <w:r>
+        <w:rPr>
+          <w:rFonts w:eastAsia="MS Mincho" w:ascii="Times New Roman" w:hAnsi="Times New Roman"/>
+          <w:b w:val="0"/>
+          <w:i w:val="0"/>
+          <w:sz w:val="19"/>
+          <w:highlight w:val="yellow"/>
+          <w:u w:val="single"/>
+        </w:rPr>
+        <w:t>saw</w:t>
+      </w:r>
+      <w:r>
+        <w:rPr>
+          <w:rFonts w:eastAsia="MS Mincho" w:ascii="Times New Roman" w:hAnsi="Times New Roman"/>
+          <w:b w:val="0"/>
+          <w:i w:val="0"/>
+          <w:sz w:val="19"/>
+          <w:u w:val="none"/>
+          <w:highlight w:val="yellow"/>
+        </w:rPr>
+        <w:t xml:space="preserve"> </w:t>
+      </w:r>
+      <w:r>
+        <w:rPr>
+          <w:rFonts w:eastAsia="MS Mincho" w:ascii="Times New Roman" w:hAnsi="Times New Roman"/>
+          <w:b w:val="0"/>
+          <w:i w:val="0"/>
+          <w:sz w:val="19"/>
+          <w:u w:val="none"/>
+          <w:highlight w:val="yellow"/>
+          <w:u w:val="double"/>
+        </w:rPr>
+        <w:t>the poverty of her people</w:t>
+      </w:r>
+      <w:r>
+        <w:rPr>
+          <w:rFonts w:eastAsia="MS Mincho" w:ascii="Times New Roman" w:hAnsi="Times New Roman"/>
+          <w:b w:val="0"/>
+          <w:i w:val="0"/>
+          <w:sz w:val="19"/>
+          <w:u w:val="none"/>
+          <w:highlight w:val="yellow"/>
+        </w:rPr>
+        <w:t xml:space="preserve"> and </w:t>
+      </w:r>
+      <w:r>
+        <w:rPr>
+          <w:rFonts w:eastAsia="MS Mincho" w:ascii="Times New Roman" w:hAnsi="Times New Roman"/>
+          <w:b w:val="0"/>
+          <w:i w:val="0"/>
+          <w:sz w:val="19"/>
+          <w:u w:val="none"/>
+          <w:highlight w:val="yellow"/>
+          <w:u w:val="double"/>
+        </w:rPr>
+        <w:t>the hard lives of so many women [who were fighting against (such basic problems as lack of food, firewood and water), and against unemployment]</w:t>
+      </w:r>
+      <w:r>
+        <w:rPr>
+          <w:rFonts w:eastAsia="MS Mincho" w:ascii="Times New Roman" w:hAnsi="Times New Roman"/>
+          <w:b w:val="0"/>
+          <w:i w:val="0"/>
+          <w:sz w:val="19"/>
+          <w:u w:val="none"/>
+          <w:highlight w:val="yellow"/>
+        </w:rPr>
+        <w:t>.</w:t>
       </w:r>
     </w:p>
     <w:p>
@@ -1725,7 +1867,7 @@
           <w:u w:val="none"/>
           <w:highlight w:val="yellow"/>
         </w:rPr>
-        <w:t>M(Although S[we] V[know] O〈that the earth revolves around the sun〉), S[we] V[cannot recite] O[the astronomical observations and calculations [that led to that conclusion]].</w:t>
+        <w:t>(Although S[we] V[know] O〈that the earth revolves around the sun〉), S[we] V[cannot recite] O[the astronomical observations and calculations [that led to that conclusion]].</w:t>
       </w:r>
     </w:p>
     <w:p>
@@ -1840,8 +1982,81 @@
           <w:i w:val="0"/>
           <w:sz w:val="19"/>
           <w:u w:val="none"/>
+          <w:bdr w:val="single" w:sz="4" w:space="1" w:color="auto"/>
         </w:rPr>
-        <w:t>S[X-rays] V[allowed] O[them] C[to look into their patients, identify where there were problems, and cure them].</w:t>
+        <w:t>X-rays</w:t>
+      </w:r>
+      <w:r>
+        <w:rPr>
+          <w:rFonts w:eastAsia="MS Mincho" w:ascii="Times New Roman" w:hAnsi="Times New Roman"/>
+          <w:b w:val="0"/>
+          <w:i w:val="0"/>
+          <w:sz w:val="19"/>
+          <w:u w:val="none"/>
+        </w:rPr>
+        <w:t xml:space="preserve"> </w:t>
+      </w:r>
+      <w:r>
+        <w:rPr>
+          <w:rFonts w:eastAsia="MS Mincho" w:ascii="Times New Roman" w:hAnsi="Times New Roman"/>
+          <w:b w:val="0"/>
+          <w:i w:val="0"/>
+          <w:sz w:val="19"/>
+          <w:u w:val="single"/>
+        </w:rPr>
+        <w:t>allowed</w:t>
+      </w:r>
+      <w:r>
+        <w:rPr>
+          <w:rFonts w:eastAsia="MS Mincho" w:ascii="Times New Roman" w:hAnsi="Times New Roman"/>
+          <w:b w:val="0"/>
+          <w:i w:val="0"/>
+          <w:sz w:val="19"/>
+          <w:u w:val="none"/>
+        </w:rPr>
+        <w:t xml:space="preserve"> </w:t>
+      </w:r>
+      <w:r>
+        <w:rPr>
+          <w:rFonts w:eastAsia="MS Mincho" w:ascii="Times New Roman" w:hAnsi="Times New Roman"/>
+          <w:b w:val="0"/>
+          <w:i w:val="0"/>
+          <w:sz w:val="19"/>
+          <w:u w:val="none"/>
+          <w:u w:val="double"/>
+        </w:rPr>
+        <w:t>them</w:t>
+      </w:r>
+      <w:r>
+        <w:rPr>
+          <w:rFonts w:eastAsia="MS Mincho" w:ascii="Times New Roman" w:hAnsi="Times New Roman"/>
+          <w:b w:val="0"/>
+          <w:i w:val="0"/>
+          <w:sz w:val="19"/>
+          <w:u w:val="none"/>
+        </w:rPr>
+        <w:t xml:space="preserve"> </w:t>
+      </w:r>
+      <w:r>
+        <w:rPr>
+          <w:rFonts w:eastAsia="MS Mincho" w:ascii="Times New Roman" w:hAnsi="Times New Roman"/>
+          <w:b w:val="0"/>
+          <w:i w:val="0"/>
+          <w:sz w:val="19"/>
+          <w:u w:val="none"/>
+          <w:u w:val="wave"/>
+        </w:rPr>
+        <w:t>to look into their patients, identify where there were problems, and cure them</w:t>
+      </w:r>
+      <w:r>
+        <w:rPr>
+          <w:rFonts w:eastAsia="MS Mincho" w:ascii="Times New Roman" w:hAnsi="Times New Roman"/>
+          <w:b w:val="0"/>
+          <w:i w:val="0"/>
+          <w:sz w:val="19"/>
+          <w:u w:val="none"/>
+        </w:rPr>
+        <w:t>.</w:t>
       </w:r>
     </w:p>
     <w:p>
@@ -1923,8 +2138,70 @@
           <w:i w:val="0"/>
           <w:sz w:val="19"/>
           <w:u w:val="none"/>
+          <w:bdr w:val="single" w:sz="4" w:space="1" w:color="auto"/>
         </w:rPr>
-        <w:t>S[Willpower] V[is] C[a mysterious] M（force [that helps us control our actions and achieve our goals]）.</w:t>
+        <w:t>Willpower</w:t>
+      </w:r>
+      <w:r>
+        <w:rPr>
+          <w:rFonts w:eastAsia="MS Mincho" w:ascii="Times New Roman" w:hAnsi="Times New Roman"/>
+          <w:b w:val="0"/>
+          <w:i w:val="0"/>
+          <w:sz w:val="19"/>
+          <w:u w:val="none"/>
+        </w:rPr>
+        <w:t xml:space="preserve"> </w:t>
+      </w:r>
+      <w:r>
+        <w:rPr>
+          <w:rFonts w:eastAsia="MS Mincho" w:ascii="Times New Roman" w:hAnsi="Times New Roman"/>
+          <w:b w:val="0"/>
+          <w:i w:val="0"/>
+          <w:sz w:val="19"/>
+          <w:u w:val="single"/>
+        </w:rPr>
+        <w:t>is</w:t>
+      </w:r>
+      <w:r>
+        <w:rPr>
+          <w:rFonts w:eastAsia="MS Mincho" w:ascii="Times New Roman" w:hAnsi="Times New Roman"/>
+          <w:b w:val="0"/>
+          <w:i w:val="0"/>
+          <w:sz w:val="19"/>
+          <w:u w:val="none"/>
+        </w:rPr>
+        <w:t xml:space="preserve"> </w:t>
+      </w:r>
+      <w:r>
+        <w:rPr>
+          <w:rFonts w:eastAsia="MS Mincho" w:ascii="Times New Roman" w:hAnsi="Times New Roman"/>
+          <w:b w:val="0"/>
+          <w:i w:val="0"/>
+          <w:sz w:val="19"/>
+          <w:u w:val="none"/>
+          <w:u w:val="wave"/>
+        </w:rPr>
+        <w:t>a mysterious</w:t>
+      </w:r>
+      <w:r>
+        <w:rPr>
+          <w:rFonts w:eastAsia="MS Mincho" w:ascii="Times New Roman" w:hAnsi="Times New Roman"/>
+          <w:b w:val="0"/>
+          <w:i w:val="0"/>
+          <w:sz w:val="19"/>
+          <w:u w:val="none"/>
+        </w:rPr>
+        <w:t xml:space="preserve"> </w:t>
+      </w:r>
+      <w:r>
+        <w:rPr>
+          <w:rFonts w:eastAsia="MS Mincho" w:ascii="Times New Roman" w:hAnsi="Times New Roman"/>
+          <w:b w:val="0"/>
+          <w:i w:val="0"/>
+          <w:sz w:val="19"/>
+          <w:u w:val="none"/>
+        </w:rPr>
+        <w:t>（force [that helps us control our actions and achieve our goals]）.</w:t>
       </w:r>
     </w:p>
     <w:p>
@@ -2006,8 +2283,81 @@
           <w:i w:val="0"/>
           <w:sz w:val="19"/>
           <w:u w:val="none"/>
+          <w:bdr w:val="single" w:sz="4" w:space="1" w:color="auto"/>
         </w:rPr>
-        <w:t>S[Chopik] V[says] O〈he isn't suggesting 〈we ignore our families〉〉, but O〈that friends make us feel better〉.</w:t>
+        <w:t>Chopik</w:t>
+      </w:r>
+      <w:r>
+        <w:rPr>
+          <w:rFonts w:eastAsia="MS Mincho" w:ascii="Times New Roman" w:hAnsi="Times New Roman"/>
+          <w:b w:val="0"/>
+          <w:i w:val="0"/>
+          <w:sz w:val="19"/>
+          <w:u w:val="none"/>
+        </w:rPr>
+        <w:t xml:space="preserve"> </w:t>
+      </w:r>
+      <w:r>
+        <w:rPr>
+          <w:rFonts w:eastAsia="MS Mincho" w:ascii="Times New Roman" w:hAnsi="Times New Roman"/>
+          <w:b w:val="0"/>
+          <w:i w:val="0"/>
+          <w:sz w:val="19"/>
+          <w:u w:val="single"/>
+        </w:rPr>
+        <w:t>says</w:t>
+      </w:r>
+      <w:r>
+        <w:rPr>
+          <w:rFonts w:eastAsia="MS Mincho" w:ascii="Times New Roman" w:hAnsi="Times New Roman"/>
+          <w:b w:val="0"/>
+          <w:i w:val="0"/>
+          <w:sz w:val="19"/>
+          <w:u w:val="none"/>
+        </w:rPr>
+        <w:t xml:space="preserve"> </w:t>
+      </w:r>
+      <w:r>
+        <w:rPr>
+          <w:rFonts w:eastAsia="MS Mincho" w:ascii="Times New Roman" w:hAnsi="Times New Roman"/>
+          <w:b w:val="0"/>
+          <w:i w:val="0"/>
+          <w:sz w:val="19"/>
+          <w:u w:val="none"/>
+          <w:u w:val="double"/>
+        </w:rPr>
+        <w:t>he isn't suggesting 〈we ignore our families〉</w:t>
+      </w:r>
+      <w:r>
+        <w:rPr>
+          <w:rFonts w:eastAsia="MS Mincho" w:ascii="Times New Roman" w:hAnsi="Times New Roman"/>
+          <w:b w:val="0"/>
+          <w:i w:val="0"/>
+          <w:sz w:val="19"/>
+          <w:u w:val="none"/>
+        </w:rPr>
+        <w:t xml:space="preserve">, but </w:t>
+      </w:r>
+      <w:r>
+        <w:rPr>
+          <w:rFonts w:eastAsia="MS Mincho" w:ascii="Times New Roman" w:hAnsi="Times New Roman"/>
+          <w:b w:val="0"/>
+          <w:i w:val="0"/>
+          <w:sz w:val="19"/>
+          <w:u w:val="none"/>
+          <w:u w:val="double"/>
+        </w:rPr>
+        <w:t>that friends make us feel better</w:t>
+      </w:r>
+      <w:r>
+        <w:rPr>
+          <w:rFonts w:eastAsia="MS Mincho" w:ascii="Times New Roman" w:hAnsi="Times New Roman"/>
+          <w:b w:val="0"/>
+          <w:i w:val="0"/>
+          <w:sz w:val="19"/>
+          <w:u w:val="none"/>
+        </w:rPr>
+        <w:t>.</w:t>
       </w:r>
     </w:p>
     <w:p>
@@ -2090,7 +2440,7 @@
           <w:sz w:val="19"/>
           <w:u w:val="none"/>
         </w:rPr>
-        <w:t>M（With friends）S[you] V[are] C[more likely to do activities] M（— they provide an outlet）.</w:t>
+        <w:t>（With friends）S[you] V[are] C[more likely to do activities] M（— they provide an outlet）.</w:t>
       </w:r>
     </w:p>
     <w:p>

--- a/output/exam_comm2_final.docx
+++ b/output/exam_comm2_final.docx
@@ -1661,7 +1661,7 @@
           <w:sz w:val="21"/>
           <w:u w:val="none"/>
         </w:rPr>
-        <w:t>She also saw the poverty of her people and the hard lives of so many women who were fighting against such basic problems as lack of food, firewood and water, and against unemployment.</w:t>
+        <w:t>Becoming an adult is a step-by-step process, and just when the young are finally wise enough to be treated as young adults is not the time to give them free access to the drinks bar.</w:t>
       </w:r>
     </w:p>
     <w:p>
@@ -1695,7 +1695,7 @@
           <w:highlight w:val="yellow"/>
           <w:bdr w:val="single" w:sz="4" w:space="1" w:color="auto"/>
         </w:rPr>
-        <w:t>She</w:t>
+        <w:t>Becoming an adult</w:t>
       </w:r>
       <w:r>
         <w:rPr>
@@ -1717,7 +1717,7 @@
           <w:highlight w:val="yellow"/>
           <w:u w:val="single"/>
         </w:rPr>
-        <w:t>saw</w:t>
+        <w:t>is</w:t>
       </w:r>
       <w:r>
         <w:rPr>
@@ -1738,9 +1738,9 @@
           <w:sz w:val="19"/>
           <w:u w:val="none"/>
           <w:highlight w:val="yellow"/>
-          <w:u w:val="double"/>
+          <w:u w:val="wave"/>
         </w:rPr>
-        <w:t>the poverty of her people</w:t>
+        <w:t>a step-by-step process</w:t>
       </w:r>
       <w:r>
         <w:rPr>
@@ -1751,7 +1751,7 @@
           <w:u w:val="none"/>
           <w:highlight w:val="yellow"/>
         </w:rPr>
-        <w:t xml:space="preserve"> and </w:t>
+        <w:t xml:space="preserve">, and </w:t>
       </w:r>
       <w:r>
         <w:rPr>
@@ -1761,9 +1761,54 @@
           <w:sz w:val="19"/>
           <w:u w:val="none"/>
           <w:highlight w:val="yellow"/>
-          <w:u w:val="double"/>
+          <w:bdr w:val="single" w:sz="4" w:space="1" w:color="auto"/>
         </w:rPr>
-        <w:t>the hard lives of so many women [who were fighting against (such basic problems as lack of food, firewood and water), and against unemployment]</w:t>
+        <w:t>just when the young are finally wise enough to be treated as young adults</w:t>
+      </w:r>
+      <w:r>
+        <w:rPr>
+          <w:rFonts w:eastAsia="MS Mincho" w:ascii="Times New Roman" w:hAnsi="Times New Roman"/>
+          <w:b w:val="0"/>
+          <w:i w:val="0"/>
+          <w:sz w:val="19"/>
+          <w:u w:val="none"/>
+          <w:highlight w:val="yellow"/>
+        </w:rPr>
+        <w:t xml:space="preserve"> </w:t>
+      </w:r>
+      <w:r>
+        <w:rPr>
+          <w:rFonts w:eastAsia="MS Mincho" w:ascii="Times New Roman" w:hAnsi="Times New Roman"/>
+          <w:b w:val="0"/>
+          <w:i w:val="0"/>
+          <w:sz w:val="19"/>
+          <w:highlight w:val="yellow"/>
+          <w:u w:val="single"/>
+        </w:rPr>
+        <w:t>is</w:t>
+      </w:r>
+      <w:r>
+        <w:rPr>
+          <w:rFonts w:eastAsia="MS Mincho" w:ascii="Times New Roman" w:hAnsi="Times New Roman"/>
+          <w:b w:val="0"/>
+          <w:i w:val="0"/>
+          <w:sz w:val="19"/>
+          <w:u w:val="none"/>
+          <w:highlight w:val="yellow"/>
+        </w:rPr>
+        <w:t xml:space="preserve"> not </w:t>
+      </w:r>
+      <w:r>
+        <w:rPr>
+          <w:rFonts w:eastAsia="MS Mincho" w:ascii="Times New Roman" w:hAnsi="Times New Roman"/>
+          <w:b w:val="0"/>
+          <w:i w:val="0"/>
+          <w:sz w:val="19"/>
+          <w:u w:val="none"/>
+          <w:highlight w:val="yellow"/>
+          <w:u w:val="wave"/>
+        </w:rPr>
+        <w:t>the time [to give them free access to the drinks bar]</w:t>
       </w:r>
       <w:r>
         <w:rPr>
@@ -1807,7 +1852,7 @@
           <w:u w:val="none"/>
           <w:highlight w:val="yellow"/>
         </w:rPr>
-        <w:t>彼女はまた、自分の民の貧困と、食料・薪・水の不足や失業といった基本的な問題と闘う数多くの女性たちの苦しい生活を目の当たりにした。</w:t>
+        <w:t>大人になることは段階的なプロセスであり、若者たちがようやく若い大人として扱われるほど賢くなったまさにその時こそ、彼らにお酒を自由に飲ませる時ではない。</w:t>
       </w:r>
     </w:p>
     <w:p/>

--- a/output/exam_comm2_final.docx
+++ b/output/exam_comm2_final.docx
@@ -150,7 +150,7 @@
           <w:sz w:val="21"/>
           <w:u w:val="none"/>
         </w:rPr>
-        <w:t>(2)　彼らの政府は深刻な</w:t>
+        <w:t>(2)　平和への願いは</w:t>
       </w:r>
       <w:r>
         <w:rPr>
@@ -160,7 +160,7 @@
           <w:sz w:val="21"/>
           <w:u w:val="single"/>
         </w:rPr>
-        <w:t>財政危機</w:t>
+        <w:t>万国共通</w:t>
       </w:r>
       <w:r>
         <w:rPr>
@@ -170,7 +170,7 @@
           <w:sz w:val="21"/>
           <w:u w:val="none"/>
         </w:rPr>
-        <w:t>にある。</w:t>
+        <w:t>です。</w:t>
       </w:r>
       <w:r>
         <w:rPr>
@@ -191,7 +191,7 @@
           <w:u w:val="none"/>
           <w:highlight w:val="yellow"/>
         </w:rPr>
-        <w:t>crisis</w:t>
+        <w:t>universal</w:t>
       </w:r>
     </w:p>
     <w:p>
@@ -208,7 +208,7 @@
           <w:sz w:val="21"/>
           <w:u w:val="none"/>
         </w:rPr>
-        <w:t>Their government is in a serious financial （　　　　　　）.</w:t>
+        <w:t>Hope for peace is （　　　　　　　　）.</w:t>
       </w:r>
     </w:p>
     <w:p>
@@ -458,7 +458,7 @@
           <w:sz w:val="21"/>
           <w:u w:val="none"/>
         </w:rPr>
-        <w:t>(6)　彼女は</w:t>
+        <w:t>(6)　生徒会は全生徒に</w:t>
       </w:r>
       <w:r>
         <w:rPr>
@@ -468,7 +468,7 @@
           <w:sz w:val="21"/>
           <w:u w:val="single"/>
         </w:rPr>
-        <w:t>ラッシュアワーの</w:t>
+        <w:t>調査を行う</w:t>
       </w:r>
       <w:r>
         <w:rPr>
@@ -478,7 +478,7 @@
           <w:sz w:val="21"/>
           <w:u w:val="none"/>
         </w:rPr>
-        <w:t>渋滞に巻き込まれて会議に遅れた。</w:t>
+        <w:t>つもりです。</w:t>
       </w:r>
       <w:r>
         <w:rPr>
@@ -499,7 +499,7 @@
           <w:u w:val="none"/>
           <w:highlight w:val="yellow"/>
         </w:rPr>
-        <w:t>rush</w:t>
+        <w:t>conduct</w:t>
       </w:r>
     </w:p>
     <w:p>
@@ -516,7 +516,7 @@
           <w:sz w:val="21"/>
           <w:u w:val="none"/>
         </w:rPr>
-        <w:t>She was caught in （　　　　） hour traffic and was late for the meeting.</w:t>
+        <w:t>The student council is going to （　　　　　　　） a survey of all the students.</w:t>
       </w:r>
     </w:p>
     <w:p>
@@ -612,7 +612,7 @@
           <w:sz w:val="21"/>
           <w:u w:val="none"/>
         </w:rPr>
-        <w:t>(8)　そのシステムは</w:t>
+        <w:t>(8)　そのシステムは顔</w:t>
       </w:r>
       <w:r>
         <w:rPr>
@@ -622,7 +622,7 @@
           <w:sz w:val="21"/>
           <w:u w:val="single"/>
         </w:rPr>
-        <w:t>顔認識</w:t>
+        <w:t>認識</w:t>
       </w:r>
       <w:r>
         <w:rPr>
@@ -653,7 +653,7 @@
           <w:u w:val="none"/>
           <w:highlight w:val="yellow"/>
         </w:rPr>
-        <w:t>facial</w:t>
+        <w:t>recognition</w:t>
       </w:r>
     </w:p>
     <w:p>
@@ -670,7 +670,7 @@
           <w:sz w:val="21"/>
           <w:u w:val="none"/>
         </w:rPr>
-        <w:t>The system uses （　　　　） recognition technology.</w:t>
+        <w:t>The system uses facial （　　　　　　　　　） technology.</w:t>
       </w:r>
     </w:p>
     <w:p>
@@ -1089,7 +1089,7 @@
           <w:sz w:val="21"/>
           <w:u w:val="none"/>
         </w:rPr>
-        <w:t>[ ア it's true that ／ イ in this way ／ ウ similarly ／ エ what's more ／ オ in short ]</w:t>
+        <w:t>[ ア it's true that ／ イ in this way ／ ウ similarly ／ エ what's more ／ オ nevertheless ]</w:t>
       </w:r>
       <w:r>
         <w:rPr>
@@ -1168,7 +1168,7 @@
           <w:sz w:val="21"/>
           <w:u w:val="none"/>
         </w:rPr>
-        <w:t xml:space="preserve">　Choose the best word for each blank from options ア to エ.</w:t>
+        <w:t xml:space="preserve">　Choose the best word for each blank from options ア to エ. 記号で答えなさい。</w:t>
       </w:r>
       <w:r>
         <w:rPr>
@@ -1499,7 +1499,7 @@
           <w:sz w:val="21"/>
           <w:u w:val="none"/>
         </w:rPr>
-        <w:t xml:space="preserve">　以下の英文解釈に関する問題に答えなさい。</w:t>
+        <w:t xml:space="preserve">　以下の英文解釈に関する問題に答えなさい。（各4点：構造2点・和訳2点）</w:t>
       </w:r>
       <w:r>
         <w:rPr>
@@ -2577,7 +2577,7 @@
           <w:sz w:val="21"/>
           <w:u w:val="none"/>
         </w:rPr>
-        <w:t xml:space="preserve">　1．定期的に運動する人々は自分自身により満足している。</w:t>
+        <w:t xml:space="preserve">　1．毎日運動する人々は自分自身により満足している。</w:t>
       </w:r>
       <w:r>
         <w:rPr>
@@ -2598,7 +2598,7 @@
           <w:u w:val="none"/>
           <w:highlight w:val="yellow"/>
         </w:rPr>
-        <w:t>regularly / themselves</w:t>
+        <w:t>every / about</w:t>
       </w:r>
     </w:p>
     <w:p>
@@ -2615,7 +2615,7 @@
           <w:sz w:val="21"/>
           <w:u w:val="none"/>
         </w:rPr>
-        <w:t>( those / who / exercise / regularly / feel / better / about / themselves ).</w:t>
+        <w:t>( those / who / exercise / every / day / feel / better / about ) themselves.</w:t>
       </w:r>
     </w:p>
     <w:p>
@@ -2632,7 +2632,7 @@
           <w:sz w:val="19"/>
           <w:u w:val="none"/>
         </w:rPr>
-        <w:t>Those who exercise regularly feel better about themselves.</w:t>
+        <w:t>Those who exercise every day feel better about themselves.</w:t>
       </w:r>
     </w:p>
     <w:p>
@@ -2802,7 +2802,7 @@
           <w:sz w:val="21"/>
           <w:u w:val="none"/>
         </w:rPr>
-        <w:t xml:space="preserve">　4．あなたに必要なのは十分な睡眠だ。</w:t>
+        <w:t xml:space="preserve">　4．十分な睡眠をとることが、あなたに本当に必要なことだ。</w:t>
       </w:r>
       <w:r>
         <w:rPr>
@@ -2823,7 +2823,7 @@
           <w:u w:val="none"/>
           <w:highlight w:val="yellow"/>
         </w:rPr>
-        <w:t>is / sleep</w:t>
+        <w:t>is / need</w:t>
       </w:r>
     </w:p>
     <w:p>
@@ -2840,7 +2840,7 @@
           <w:sz w:val="21"/>
           <w:u w:val="none"/>
         </w:rPr>
-        <w:t>( what / you / need / is / to / get / enough / sleep ).</w:t>
+        <w:t>( getting / enough / sleep / is / what / you / really / need ).</w:t>
       </w:r>
     </w:p>
     <w:p>
@@ -2857,7 +2857,7 @@
           <w:sz w:val="19"/>
           <w:u w:val="none"/>
         </w:rPr>
-        <w:t>What you need is to get enough sleep.</w:t>
+        <w:t>Getting enough sleep is what you really need.</w:t>
       </w:r>
     </w:p>
     <w:p>
@@ -2959,7 +2959,7 @@
           <w:sz w:val="21"/>
           <w:u w:val="none"/>
         </w:rPr>
-        <w:t xml:space="preserve">　以下の英文を読み、各問いに答えなさい。</w:t>
+        <w:t xml:space="preserve">　以下の英文を読み、各問いに答えなさい。番号で答えなさい。</w:t>
       </w:r>
       <w:r>
         <w:rPr>

--- a/output/exam_comm2_final.docx
+++ b/output/exam_comm2_final.docx
@@ -612,7 +612,7 @@
           <w:sz w:val="21"/>
           <w:u w:val="none"/>
         </w:rPr>
-        <w:t>(8)　そのシステムは顔</w:t>
+        <w:t>(8)　そのシステムは</w:t>
       </w:r>
       <w:r>
         <w:rPr>
@@ -622,7 +622,7 @@
           <w:sz w:val="21"/>
           <w:u w:val="single"/>
         </w:rPr>
-        <w:t>認識</w:t>
+        <w:t>顔</w:t>
       </w:r>
       <w:r>
         <w:rPr>
@@ -632,7 +632,7 @@
           <w:sz w:val="21"/>
           <w:u w:val="none"/>
         </w:rPr>
-        <w:t>技術を使用している。</w:t>
+        <w:t>認識技術を使用している。</w:t>
       </w:r>
       <w:r>
         <w:rPr>
@@ -653,7 +653,7 @@
           <w:u w:val="none"/>
           <w:highlight w:val="yellow"/>
         </w:rPr>
-        <w:t>recognition</w:t>
+        <w:t>facial</w:t>
       </w:r>
     </w:p>
     <w:p>
@@ -670,7 +670,7 @@
           <w:sz w:val="21"/>
           <w:u w:val="none"/>
         </w:rPr>
-        <w:t>The system uses facial （　　　　　　　　　） technology.</w:t>
+        <w:t>The system uses （　　　　　　） recognition technology.</w:t>
       </w:r>
     </w:p>
     <w:p>

--- a/output/exam_comm2_final.docx
+++ b/output/exam_comm2_final.docx
@@ -2547,7 +2547,7 @@
           <w:sz w:val="21"/>
           <w:u w:val="none"/>
         </w:rPr>
-        <w:t xml:space="preserve">　日本語の意味を表す英文になるように語を並べ替え，（　）内の４番目と８番目（文頭からではなく，（　）内であることに注意）に来る語を解答欄に記入しなさい。（解答欄に記入するのは１語ずつである。また，文頭に来る語も１文字目は小文字になっている）</w:t>
+        <w:t xml:space="preserve">　日本語の意味を表す英文になるように（　）内の語句を並べ替え，（　）内で２番目と５番目に来る語句を解答欄に記入しなさい。解答欄には１語句ずつ記入すること。なお，複数の単語からなる選択肢も一つの語句として数える。また，文頭に来る語も１文字目は小文字になっている。</w:t>
       </w:r>
       <w:r>
         <w:rPr>
@@ -2577,7 +2577,7 @@
           <w:sz w:val="21"/>
           <w:u w:val="none"/>
         </w:rPr>
-        <w:t xml:space="preserve">　1．毎日運動する人々は自分自身により満足している。</w:t>
+        <w:t xml:space="preserve">　1．定期的に運動する人々は自分自身により満足している。</w:t>
       </w:r>
       <w:r>
         <w:rPr>
@@ -2598,7 +2598,7 @@
           <w:u w:val="none"/>
           <w:highlight w:val="yellow"/>
         </w:rPr>
-        <w:t>every / about</w:t>
+        <w:t>2番目:who / 5番目:better</w:t>
       </w:r>
     </w:p>
     <w:p>
@@ -2615,7 +2615,7 @@
           <w:sz w:val="21"/>
           <w:u w:val="none"/>
         </w:rPr>
-        <w:t>( those / who / exercise / every / day / feel / better / about ) themselves.</w:t>
+        <w:t>( those / who / exercise regularly / feel / better / about / themselves ).</w:t>
       </w:r>
     </w:p>
     <w:p>
@@ -2632,7 +2632,7 @@
           <w:sz w:val="19"/>
           <w:u w:val="none"/>
         </w:rPr>
-        <w:t>Those who exercise every day feel better about themselves.</w:t>
+        <w:t>Those who exercise regularly feel better about themselves.</w:t>
       </w:r>
     </w:p>
     <w:p>
@@ -2673,7 +2673,7 @@
           <w:u w:val="none"/>
           <w:highlight w:val="yellow"/>
         </w:rPr>
-        <w:t>tomorrow / do</w:t>
+        <w:t>2番目:off / 5番目:what</w:t>
       </w:r>
     </w:p>
     <w:p>
@@ -2748,7 +2748,7 @@
           <w:u w:val="none"/>
           <w:highlight w:val="yellow"/>
         </w:rPr>
-        <w:t>who / win</w:t>
+        <w:t>2番目:the / 5番目:I</w:t>
       </w:r>
     </w:p>
     <w:p>
@@ -2802,7 +2802,7 @@
           <w:sz w:val="21"/>
           <w:u w:val="none"/>
         </w:rPr>
-        <w:t xml:space="preserve">　4．十分な睡眠をとることが、あなたに本当に必要なことだ。</w:t>
+        <w:t xml:space="preserve">　4．十分な睡眠をとることが、あなたに必要なことだ。</w:t>
       </w:r>
       <w:r>
         <w:rPr>
@@ -2823,7 +2823,7 @@
           <w:u w:val="none"/>
           <w:highlight w:val="yellow"/>
         </w:rPr>
-        <w:t>is / need</w:t>
+        <w:t>2番目:you / 5番目:enough</w:t>
       </w:r>
     </w:p>
     <w:p>
@@ -2840,7 +2840,7 @@
           <w:sz w:val="21"/>
           <w:u w:val="none"/>
         </w:rPr>
-        <w:t>( getting / enough / sleep / is / what / you / really / need ).</w:t>
+        <w:t>( what / you / need / is to get / enough / sleep ).</w:t>
       </w:r>
     </w:p>
     <w:p>
@@ -2857,7 +2857,7 @@
           <w:sz w:val="19"/>
           <w:u w:val="none"/>
         </w:rPr>
-        <w:t>Getting enough sleep is what you really need.</w:t>
+        <w:t>What you need is to get enough sleep.</w:t>
       </w:r>
     </w:p>
     <w:p>
@@ -2898,7 +2898,7 @@
           <w:u w:val="none"/>
           <w:highlight w:val="yellow"/>
         </w:rPr>
-        <w:t>with / you</w:t>
+        <w:t>2番目:make / 5番目:people</w:t>
       </w:r>
     </w:p>
     <w:p>

--- a/output/exam_comm2_final.docx
+++ b/output/exam_comm2_final.docx
@@ -44,7 +44,7 @@
           <w:sz w:val="21"/>
           <w:u w:val="none"/>
         </w:rPr>
-        <w:t xml:space="preserve">　日本文の意味になるように英文の空所に適語を入れなさい。空欄にアルファベットがあるものは、それではじまる単語を答えること。</w:t>
+        <w:t xml:space="preserve">　日本文の意味になるように、ワークブックで学習した語句を用いて英文の空所を補いなさい。空欄にアルファベットがあるものは、それではじまる単語を答えること。</w:t>
       </w:r>
       <w:r>
         <w:rPr>

--- a/output/exam_comm2_final.docx
+++ b/output/exam_comm2_final.docx
@@ -44,7 +44,7 @@
           <w:sz w:val="21"/>
           <w:u w:val="none"/>
         </w:rPr>
-        <w:t xml:space="preserve">　日本文の意味になるように、ワークブックで学習した語句を用いて英文の空所を補いなさい。空欄にアルファベットがあるものは、それではじまる単語を答えること。</w:t>
+        <w:t xml:space="preserve">　日本文の意味になるように英文の空所に適語を入れなさい。空欄にアルファベットがあるものは、それではじまる単語を答えること。</w:t>
       </w:r>
       <w:r>
         <w:rPr>

--- a/output/exam_comm2_final.docx
+++ b/output/exam_comm2_final.docx
@@ -1421,7 +1421,7 @@
           <w:sz w:val="21"/>
           <w:u w:val="none"/>
         </w:rPr>
-        <w:t>解答例　　（ planners ） once （ used ）</w:t>
+        <w:t>解答例　　（ once ） used（ to ）</w:t>
       </w:r>
     </w:p>
     <w:p>
@@ -2147,151 +2147,6 @@
           <w:sz w:val="21"/>
           <w:u w:val="none"/>
         </w:rPr>
-        <w:t>Willpower is a mysterious force that helps us control our actions and achieve our goals.</w:t>
-      </w:r>
-      <w:r>
-        <w:rPr>
-          <w:rFonts w:eastAsia="MS Mincho" w:ascii="Times New Roman" w:hAnsi="Times New Roman"/>
-          <w:b w:val="0"/>
-          <w:i w:val="0"/>
-          <w:sz w:val="21"/>
-          <w:u w:val="none"/>
-        </w:rPr>
-        <w:tab/>
-      </w:r>
-      <w:r>
-        <w:rPr>
-          <w:rFonts w:eastAsia="MS Mincho" w:ascii="Times New Roman" w:hAnsi="Times New Roman"/>
-          <w:b/>
-          <w:i w:val="0"/>
-          <w:sz w:val="21"/>
-          <w:u w:val="none"/>
-          <w:highlight w:val="yellow"/>
-        </w:rPr>
-        <w:t>イ</w:t>
-      </w:r>
-    </w:p>
-    <w:p>
-      <w:pPr>
-        <w:spacing w:before="20" w:after="0"/>
-        <w:ind w:left="397" w:firstLine="0"/>
-      </w:pPr>
-      <w:r>
-        <w:rPr>
-          <w:rFonts w:eastAsia="MS Mincho" w:ascii="Times New Roman" w:hAnsi="Times New Roman"/>
-          <w:b w:val="0"/>
-          <w:i w:val="0"/>
-          <w:sz w:val="19"/>
-          <w:u w:val="none"/>
-          <w:bdr w:val="single" w:sz="4" w:space="1" w:color="auto"/>
-        </w:rPr>
-        <w:t>Willpower</w:t>
-      </w:r>
-      <w:r>
-        <w:rPr>
-          <w:rFonts w:eastAsia="MS Mincho" w:ascii="Times New Roman" w:hAnsi="Times New Roman"/>
-          <w:b w:val="0"/>
-          <w:i w:val="0"/>
-          <w:sz w:val="19"/>
-          <w:u w:val="none"/>
-        </w:rPr>
-        <w:t xml:space="preserve"> </w:t>
-      </w:r>
-      <w:r>
-        <w:rPr>
-          <w:rFonts w:eastAsia="MS Mincho" w:ascii="Times New Roman" w:hAnsi="Times New Roman"/>
-          <w:b w:val="0"/>
-          <w:i w:val="0"/>
-          <w:sz w:val="19"/>
-          <w:u w:val="single"/>
-        </w:rPr>
-        <w:t>is</w:t>
-      </w:r>
-      <w:r>
-        <w:rPr>
-          <w:rFonts w:eastAsia="MS Mincho" w:ascii="Times New Roman" w:hAnsi="Times New Roman"/>
-          <w:b w:val="0"/>
-          <w:i w:val="0"/>
-          <w:sz w:val="19"/>
-          <w:u w:val="none"/>
-        </w:rPr>
-        <w:t xml:space="preserve"> </w:t>
-      </w:r>
-      <w:r>
-        <w:rPr>
-          <w:rFonts w:eastAsia="MS Mincho" w:ascii="Times New Roman" w:hAnsi="Times New Roman"/>
-          <w:b w:val="0"/>
-          <w:i w:val="0"/>
-          <w:sz w:val="19"/>
-          <w:u w:val="none"/>
-          <w:u w:val="wave"/>
-        </w:rPr>
-        <w:t>a mysterious</w:t>
-      </w:r>
-      <w:r>
-        <w:rPr>
-          <w:rFonts w:eastAsia="MS Mincho" w:ascii="Times New Roman" w:hAnsi="Times New Roman"/>
-          <w:b w:val="0"/>
-          <w:i w:val="0"/>
-          <w:sz w:val="19"/>
-          <w:u w:val="none"/>
-        </w:rPr>
-        <w:t xml:space="preserve"> </w:t>
-      </w:r>
-      <w:r>
-        <w:rPr>
-          <w:rFonts w:eastAsia="MS Mincho" w:ascii="Times New Roman" w:hAnsi="Times New Roman"/>
-          <w:b w:val="0"/>
-          <w:i w:val="0"/>
-          <w:sz w:val="19"/>
-          <w:u w:val="none"/>
-        </w:rPr>
-        <w:t>（force [that helps us control our actions and achieve our goals]）.</w:t>
-      </w:r>
-    </w:p>
-    <w:p>
-      <w:pPr>
-        <w:spacing w:before="20" w:after="80"/>
-        <w:ind w:left="397" w:firstLine="0"/>
-      </w:pPr>
-      <w:r>
-        <w:rPr>
-          <w:rFonts w:eastAsia="MS Mincho" w:ascii="Times New Roman" w:hAnsi="Times New Roman"/>
-          <w:b w:val="0"/>
-          <w:i w:val="0"/>
-          <w:sz w:val="18"/>
-          <w:u w:val="none"/>
-          <w:highlight w:val="yellow"/>
-        </w:rPr>
-        <w:t xml:space="preserve">　イ（間違い）：C は「a mysterious force [that...]」全体。</w:t>
-      </w:r>
-    </w:p>
-    <w:p>
-      <w:pPr>
-        <w:tabs>
-          <w:tab w:pos="9071" w:val="right"/>
-        </w:tabs>
-        <w:spacing w:before="80" w:after="0"/>
-        <w:ind w:left="170" w:firstLine="0"/>
-      </w:pPr>
-      <w:r>
-        <w:rPr>
-          <w:rFonts w:eastAsia="MS Mincho" w:ascii="Times New Roman" w:hAnsi="Times New Roman"/>
-          <w:b/>
-          <w:i w:val="0"/>
-          <w:sz w:val="21"/>
-          <w:u w:val="none"/>
-        </w:rPr>
-        <w:t xml:space="preserve">　5.　</w:t>
-      </w:r>
-      <w:r>
-        <w:rPr>
-          <w:rFonts w:eastAsia="MS Mincho" w:ascii="Times New Roman" w:hAnsi="Times New Roman"/>
-          <w:b w:val="0"/>
-          <w:i w:val="0"/>
-          <w:sz w:val="21"/>
-          <w:u w:val="none"/>
-        </w:rPr>
         <w:t>Chopik says he isn't suggesting we ignore our families, but that friends make us feel better.</w:t>
       </w:r>
       <w:r>
@@ -2438,6 +2293,89 @@
           <w:sz w:val="21"/>
           <w:u w:val="none"/>
         </w:rPr>
+        <w:t xml:space="preserve">　5.　</w:t>
+      </w:r>
+      <w:r>
+        <w:rPr>
+          <w:rFonts w:eastAsia="MS Mincho" w:ascii="Times New Roman" w:hAnsi="Times New Roman"/>
+          <w:b w:val="0"/>
+          <w:i w:val="0"/>
+          <w:sz w:val="21"/>
+          <w:u w:val="none"/>
+        </w:rPr>
+        <w:t>Willpower is a mysterious force that helps us control our actions and achieve our goals.</w:t>
+      </w:r>
+      <w:r>
+        <w:rPr>
+          <w:rFonts w:eastAsia="MS Mincho" w:ascii="Times New Roman" w:hAnsi="Times New Roman"/>
+          <w:b w:val="0"/>
+          <w:i w:val="0"/>
+          <w:sz w:val="21"/>
+          <w:u w:val="none"/>
+        </w:rPr>
+        <w:tab/>
+      </w:r>
+      <w:r>
+        <w:rPr>
+          <w:rFonts w:eastAsia="MS Mincho" w:ascii="Times New Roman" w:hAnsi="Times New Roman"/>
+          <w:b/>
+          <w:i w:val="0"/>
+          <w:sz w:val="21"/>
+          <w:u w:val="none"/>
+          <w:highlight w:val="yellow"/>
+        </w:rPr>
+        <w:t>イ</w:t>
+      </w:r>
+    </w:p>
+    <w:p>
+      <w:pPr>
+        <w:spacing w:before="20" w:after="0"/>
+        <w:ind w:left="397" w:firstLine="0"/>
+      </w:pPr>
+      <w:r>
+        <w:rPr>
+          <w:rFonts w:eastAsia="MS Mincho" w:ascii="Times New Roman" w:hAnsi="Times New Roman"/>
+          <w:b w:val="0"/>
+          <w:i w:val="0"/>
+          <w:sz w:val="19"/>
+          <w:u w:val="none"/>
+        </w:rPr>
+        <w:t>Willpower is a mysterious （force [that helps us control our actions and achieve our goals]）.</w:t>
+      </w:r>
+    </w:p>
+    <w:p>
+      <w:pPr>
+        <w:spacing w:before="20" w:after="80"/>
+        <w:ind w:left="397" w:firstLine="0"/>
+      </w:pPr>
+      <w:r>
+        <w:rPr>
+          <w:rFonts w:eastAsia="MS Mincho" w:ascii="Times New Roman" w:hAnsi="Times New Roman"/>
+          <w:b w:val="0"/>
+          <w:i w:val="0"/>
+          <w:sz w:val="18"/>
+          <w:u w:val="none"/>
+          <w:highlight w:val="yellow"/>
+        </w:rPr>
+        <w:t xml:space="preserve">　イ（間違い）：C は「a mysterious force [that...]」全体。</w:t>
+      </w:r>
+    </w:p>
+    <w:p>
+      <w:pPr>
+        <w:tabs>
+          <w:tab w:pos="9071" w:val="right"/>
+        </w:tabs>
+        <w:spacing w:before="80" w:after="0"/>
+        <w:ind w:left="170" w:firstLine="0"/>
+      </w:pPr>
+      <w:r>
+        <w:rPr>
+          <w:rFonts w:eastAsia="MS Mincho" w:ascii="Times New Roman" w:hAnsi="Times New Roman"/>
+          <w:b/>
+          <w:i w:val="0"/>
+          <w:sz w:val="21"/>
+          <w:u w:val="none"/>
+        </w:rPr>
         <w:t xml:space="preserve">　6.　</w:t>
       </w:r>
       <w:r>
@@ -2485,7 +2423,7 @@
           <w:sz w:val="19"/>
           <w:u w:val="none"/>
         </w:rPr>
-        <w:t>（With friends）S[you] V[are] C[more likely to do activities] M（— they provide an outlet）.</w:t>
+        <w:t>（With friends）you are [more likely to do activities] （— they provide an outlet）.</w:t>
       </w:r>
     </w:p>
     <w:p>
@@ -2520,7 +2458,7 @@
           <w:u w:val="none"/>
           <w:highlight w:val="yellow"/>
         </w:rPr>
-        <w:t>３ア　４イ　５ア　６イ</w:t>
+        <w:t>３ア　４ア　５イ　６イ</w:t>
       </w:r>
     </w:p>
     <w:p>
@@ -2598,7 +2536,7 @@
           <w:u w:val="none"/>
           <w:highlight w:val="yellow"/>
         </w:rPr>
-        <w:t>2番目:who / 5番目:better</w:t>
+        <w:t>2番目:exercise regularly / 5番目:about</w:t>
       </w:r>
     </w:p>
     <w:p>
@@ -2615,7 +2553,7 @@
           <w:sz w:val="21"/>
           <w:u w:val="none"/>
         </w:rPr>
-        <w:t>( those / who / exercise regularly / feel / better / about / themselves ).</w:t>
+        <w:t>（ themselves / exercise regularly / better / those / about / feel / who ）.</w:t>
       </w:r>
     </w:p>
     <w:p>
@@ -2673,7 +2611,7 @@
           <w:u w:val="none"/>
           <w:highlight w:val="yellow"/>
         </w:rPr>
-        <w:t>2番目:off / 5番目:what</w:t>
+        <w:t>2番目:do / 5番目:off</w:t>
       </w:r>
     </w:p>
     <w:p>
@@ -2690,7 +2628,7 @@
           <w:sz w:val="21"/>
           <w:u w:val="none"/>
         </w:rPr>
-        <w:t>Don't ( put / off / until / tomorrow / what / you / can / do ) today.</w:t>
+        <w:t>Don't（ tomorrow / do / put / you / off / what / until / can ）today.</w:t>
       </w:r>
     </w:p>
     <w:p>
@@ -2748,7 +2686,7 @@
           <w:u w:val="none"/>
           <w:highlight w:val="yellow"/>
         </w:rPr>
-        <w:t>2番目:the / 5番目:I</w:t>
+        <w:t>2番目:girl / 5番目:win</w:t>
       </w:r>
     </w:p>
     <w:p>
@@ -2765,7 +2703,7 @@
           <w:sz w:val="21"/>
           <w:u w:val="none"/>
         </w:rPr>
-        <w:t>She ( is / the / girl / who / I / think / will / win ) the prize.</w:t>
+        <w:t>She（ will / girl / think / is / win / I / the / who ）the prize.</w:t>
       </w:r>
     </w:p>
     <w:p>
@@ -2823,7 +2761,7 @@
           <w:u w:val="none"/>
           <w:highlight w:val="yellow"/>
         </w:rPr>
-        <w:t>2番目:you / 5番目:enough</w:t>
+        <w:t>2番目:need / 5番目:is to get</w:t>
       </w:r>
     </w:p>
     <w:p>
@@ -2840,7 +2778,7 @@
           <w:sz w:val="21"/>
           <w:u w:val="none"/>
         </w:rPr>
-        <w:t>( what / you / need / is to get / enough / sleep ).</w:t>
+        <w:t>（ enough / need / sleep / what / is to get / you ）</w:t>
       </w:r>
     </w:p>
     <w:p>
@@ -2898,7 +2836,7 @@
           <w:u w:val="none"/>
           <w:highlight w:val="yellow"/>
         </w:rPr>
-        <w:t>2番目:make / 5番目:people</w:t>
+        <w:t>2番目:people / 5番目:with</w:t>
       </w:r>
     </w:p>
     <w:p>
@@ -2915,7 +2853,7 @@
           <w:sz w:val="21"/>
           <w:u w:val="none"/>
         </w:rPr>
-        <w:t>It is important ( to / make / friends / with / people / with / whom / you ) can share new experiences.</w:t>
+        <w:t>It is important（ whom / people / to / you / with / make / can share new experiences / friends / with ）.</w:t>
       </w:r>
     </w:p>
     <w:p>
@@ -3665,11 +3603,11 @@
           <w:sz w:val="21"/>
           <w:u w:val="none"/>
         </w:rPr>
-        <w:t>ア colonies　　イ culture　　ウ preserve　　エ famous　　オ factories</w:t>
+        <w:t>ア colonies　　イ culture　　ウ preserve　　エ renowned　　オ factories</w:t>
         <w:br/>
         <w:t>カ ancient　　キ curry　　ク traditions　　ケ herbs　　コ Industrial</w:t>
         <w:br/>
-        <w:t>※ サ image　　シ export　（使わないものが２つある）</w:t>
+        <w:t>サ image　　シ export　（使わないものが２つある）</w:t>
       </w:r>
     </w:p>
     <w:p>
